--- a/Assignments/Assignment_1/226CS1008_Sumit_karmakar_Asg1.docx
+++ b/Assignments/Assignment_1/226CS1008_Sumit_karmakar_Asg1.docx
@@ -828,6 +828,348 @@
     <w:p>
       <w:pPr>
         <w:pStyle w:val="NoSpacing"/>
+        <w:jc w:val="center"/>
+        <w:rPr>
+          <w:b/>
+          <w:bCs/>
+          <w:sz w:val="32"/>
+          <w:szCs w:val="32"/>
+        </w:rPr>
+      </w:pPr>
+      <w:r>
+        <w:rPr>
+          <w:b/>
+          <w:bCs/>
+          <w:sz w:val="32"/>
+          <w:szCs w:val="32"/>
+        </w:rPr>
+        <w:lastRenderedPageBreak/>
+        <w:t>PROBLEM STATEMENTS</w:t>
+      </w:r>
+    </w:p>
+    <w:p>
+      <w:pPr>
+        <w:pStyle w:val="NoSpacing"/>
+        <w:jc w:val="both"/>
+        <w:rPr>
+          <w:b/>
+          <w:bCs/>
+        </w:rPr>
+      </w:pPr>
+      <w:r>
+        <w:rPr>
+          <w:b/>
+          <w:bCs/>
+        </w:rPr>
+        <w:t>Q.1. Coin Tossing</w:t>
+      </w:r>
+    </w:p>
+    <w:p>
+      <w:pPr>
+        <w:pStyle w:val="NoSpacing"/>
+        <w:jc w:val="both"/>
+      </w:pPr>
+      <w:r>
+        <w:t>Through the simulation, show that probability of getting HEAD by tossing a fair</w:t>
+      </w:r>
+      <w:r>
+        <w:t xml:space="preserve"> </w:t>
+      </w:r>
+      <w:r>
+        <w:t>coin is about 0.5. Write your observation from the simulation run.</w:t>
+      </w:r>
+    </w:p>
+    <w:p>
+      <w:pPr>
+        <w:pStyle w:val="NoSpacing"/>
+        <w:jc w:val="both"/>
+      </w:pPr>
+    </w:p>
+    <w:p>
+      <w:pPr>
+        <w:pStyle w:val="NoSpacing"/>
+        <w:jc w:val="both"/>
+      </w:pPr>
+    </w:p>
+    <w:p>
+      <w:pPr>
+        <w:pStyle w:val="NoSpacing"/>
+        <w:jc w:val="both"/>
+      </w:pPr>
+    </w:p>
+    <w:p>
+      <w:pPr>
+        <w:pStyle w:val="NoSpacing"/>
+        <w:jc w:val="both"/>
+        <w:rPr>
+          <w:b/>
+          <w:bCs/>
+        </w:rPr>
+      </w:pPr>
+      <w:r>
+        <w:rPr>
+          <w:b/>
+          <w:bCs/>
+        </w:rPr>
+        <w:t>Q.2. Performance analysis of Bubble Sort</w:t>
+      </w:r>
+    </w:p>
+    <w:p>
+      <w:pPr>
+        <w:pStyle w:val="NoSpacing"/>
+        <w:jc w:val="both"/>
+      </w:pPr>
+      <w:r>
+        <w:t>Write the program to implement two different versions of bubble sort( BUBBLE</w:t>
+      </w:r>
+      <w:r>
+        <w:t xml:space="preserve"> </w:t>
+      </w:r>
+      <w:r>
+        <w:t>SORT that terminates if the array is sorted before n-1th Pass. Vs. BUBBLE SORT</w:t>
+      </w:r>
+      <w:r>
+        <w:t xml:space="preserve"> </w:t>
+      </w:r>
+      <w:r>
+        <w:t>that always completes the n-1th Pass) for randomized data sequence.</w:t>
+      </w:r>
+    </w:p>
+    <w:p>
+      <w:pPr>
+        <w:pStyle w:val="NoSpacing"/>
+        <w:jc w:val="both"/>
+      </w:pPr>
+    </w:p>
+    <w:p>
+      <w:pPr>
+        <w:pStyle w:val="NoSpacing"/>
+        <w:jc w:val="both"/>
+      </w:pPr>
+    </w:p>
+    <w:p>
+      <w:pPr>
+        <w:pStyle w:val="NoSpacing"/>
+        <w:jc w:val="both"/>
+      </w:pPr>
+    </w:p>
+    <w:p>
+      <w:pPr>
+        <w:pStyle w:val="NoSpacing"/>
+        <w:jc w:val="both"/>
+        <w:rPr>
+          <w:b/>
+          <w:bCs/>
+        </w:rPr>
+      </w:pPr>
+      <w:r>
+        <w:rPr>
+          <w:b/>
+          <w:bCs/>
+        </w:rPr>
+        <w:t>Q.3. Variants of QUICK SORT</w:t>
+      </w:r>
+    </w:p>
+    <w:p>
+      <w:pPr>
+        <w:pStyle w:val="NoSpacing"/>
+        <w:jc w:val="both"/>
+      </w:pPr>
+      <w:r>
+        <w:t>Compare the performance of Quick Sort and Insertion Sort for instance</w:t>
+      </w:r>
+      <w:r>
+        <w:t xml:space="preserve"> </w:t>
+      </w:r>
+      <w:r>
+        <w:t>characteristic n=10, ..., 1000. Find out the cross-over point where Insertion Sort</w:t>
+      </w:r>
+      <w:r>
+        <w:t xml:space="preserve"> </w:t>
+      </w:r>
+      <w:r>
+        <w:t>shows the better performance over Quick Sort. Modify your sorting algorithm to</w:t>
+      </w:r>
+      <w:r>
+        <w:t xml:space="preserve"> </w:t>
+      </w:r>
+      <w:r>
+        <w:t>stop partitioning the list in Quick Sort when the size of the (sub) list is less than or</w:t>
+      </w:r>
+      <w:r>
+        <w:t xml:space="preserve"> </w:t>
+      </w:r>
+      <w:r>
+        <w:t>equal to 12 (say) and sort the remaining sub list using Insertion Sort. Your</w:t>
+      </w:r>
+      <w:r>
+        <w:t xml:space="preserve"> </w:t>
+      </w:r>
+      <w:r>
+        <w:t>counter will now have to count compares in both the partition function and every</w:t>
+      </w:r>
+      <w:r>
+        <w:t xml:space="preserve"> </w:t>
+      </w:r>
+      <w:r>
+        <w:t>iteration of Insertion Sort. Again, run the experiment for 50 iterations and record</w:t>
+      </w:r>
+      <w:r>
+        <w:t xml:space="preserve"> </w:t>
+      </w:r>
+      <w:r>
+        <w:t>the same set of statistics. Compare your results for the two different sorting</w:t>
+      </w:r>
+      <w:r>
+        <w:t xml:space="preserve"> </w:t>
+      </w:r>
+      <w:r>
+        <w:t>techniques and comment upon your results.</w:t>
+      </w:r>
+    </w:p>
+    <w:p>
+      <w:pPr>
+        <w:pStyle w:val="NoSpacing"/>
+      </w:pPr>
+    </w:p>
+    <w:p>
+      <w:pPr>
+        <w:pStyle w:val="NoSpacing"/>
+      </w:pPr>
+    </w:p>
+    <w:p>
+      <w:pPr>
+        <w:pStyle w:val="NoSpacing"/>
+      </w:pPr>
+    </w:p>
+    <w:p>
+      <w:pPr>
+        <w:pStyle w:val="NoSpacing"/>
+      </w:pPr>
+    </w:p>
+    <w:p>
+      <w:pPr>
+        <w:pStyle w:val="NoSpacing"/>
+      </w:pPr>
+    </w:p>
+    <w:p>
+      <w:pPr>
+        <w:pStyle w:val="NoSpacing"/>
+      </w:pPr>
+    </w:p>
+    <w:p>
+      <w:pPr>
+        <w:pStyle w:val="NoSpacing"/>
+      </w:pPr>
+    </w:p>
+    <w:p>
+      <w:pPr>
+        <w:pStyle w:val="NoSpacing"/>
+      </w:pPr>
+    </w:p>
+    <w:p>
+      <w:pPr>
+        <w:pStyle w:val="NoSpacing"/>
+      </w:pPr>
+    </w:p>
+    <w:p>
+      <w:pPr>
+        <w:pStyle w:val="NoSpacing"/>
+      </w:pPr>
+    </w:p>
+    <w:p>
+      <w:pPr>
+        <w:pStyle w:val="NoSpacing"/>
+      </w:pPr>
+    </w:p>
+    <w:p>
+      <w:pPr>
+        <w:pStyle w:val="NoSpacing"/>
+      </w:pPr>
+    </w:p>
+    <w:p>
+      <w:pPr>
+        <w:pStyle w:val="NoSpacing"/>
+      </w:pPr>
+    </w:p>
+    <w:p>
+      <w:pPr>
+        <w:pStyle w:val="NoSpacing"/>
+      </w:pPr>
+    </w:p>
+    <w:p>
+      <w:pPr>
+        <w:pStyle w:val="NoSpacing"/>
+      </w:pPr>
+    </w:p>
+    <w:p>
+      <w:pPr>
+        <w:pStyle w:val="NoSpacing"/>
+      </w:pPr>
+    </w:p>
+    <w:p>
+      <w:pPr>
+        <w:pStyle w:val="NoSpacing"/>
+      </w:pPr>
+    </w:p>
+    <w:p>
+      <w:pPr>
+        <w:pStyle w:val="NoSpacing"/>
+      </w:pPr>
+    </w:p>
+    <w:p>
+      <w:pPr>
+        <w:pStyle w:val="NoSpacing"/>
+      </w:pPr>
+    </w:p>
+    <w:p>
+      <w:pPr>
+        <w:pStyle w:val="NoSpacing"/>
+      </w:pPr>
+    </w:p>
+    <w:p>
+      <w:pPr>
+        <w:pStyle w:val="NoSpacing"/>
+      </w:pPr>
+    </w:p>
+    <w:p>
+      <w:pPr>
+        <w:pStyle w:val="NoSpacing"/>
+      </w:pPr>
+    </w:p>
+    <w:p>
+      <w:pPr>
+        <w:pStyle w:val="NoSpacing"/>
+      </w:pPr>
+    </w:p>
+    <w:p>
+      <w:pPr>
+        <w:pStyle w:val="NoSpacing"/>
+      </w:pPr>
+    </w:p>
+    <w:p>
+      <w:pPr>
+        <w:pStyle w:val="NoSpacing"/>
+      </w:pPr>
+    </w:p>
+    <w:p>
+      <w:pPr>
+        <w:pStyle w:val="NoSpacing"/>
+      </w:pPr>
+    </w:p>
+    <w:p>
+      <w:pPr>
+        <w:pStyle w:val="NoSpacing"/>
+      </w:pPr>
+    </w:p>
+    <w:p>
+      <w:pPr>
+        <w:pStyle w:val="NoSpacing"/>
+      </w:pPr>
+    </w:p>
+    <w:p>
+      <w:pPr>
+        <w:pStyle w:val="NoSpacing"/>
         <w:rPr>
           <w:b/>
           <w:bCs/>
@@ -1100,13 +1442,8 @@
         <w:jc w:val="both"/>
       </w:pPr>
       <w:r>
-        <w:t xml:space="preserve">Bubble sort is a comparison-based sorting algorithm which runs in </w:t>
+        <w:t>Bubble sort is a comparison-based sorting algorithm which runs in O(</w:t>
       </w:r>
-      <w:proofErr w:type="gramStart"/>
-      <w:r>
-        <w:t>O(</w:t>
-      </w:r>
-      <w:proofErr w:type="gramEnd"/>
       <m:oMath>
         <m:sSup>
           <m:sSupPr>
@@ -1149,6 +1486,24 @@
       </w:pPr>
       <w:r>
         <w:t>early stopping mechanism, which checks whether we need to go to next pass or not by checking that data is already sorted or not using a swap checking variable.</w:t>
+      </w:r>
+    </w:p>
+    <w:p>
+      <w:pPr>
+        <w:pStyle w:val="NoSpacing"/>
+        <w:jc w:val="both"/>
+      </w:pPr>
+      <w:r>
+        <w:tab/>
+        <w:t xml:space="preserve">For quick sort and insertion sort we do implement the classical algo in </w:t>
+      </w:r>
+      <w:proofErr w:type="spellStart"/>
+      <w:r>
+        <w:t>c++</w:t>
+      </w:r>
+      <w:proofErr w:type="spellEnd"/>
+      <w:r>
+        <w:t xml:space="preserve"> and compare them to engineer a hybrid sorting technique.</w:t>
       </w:r>
     </w:p>
     <w:p>
@@ -1564,7 +1919,6 @@
               <w:t xml:space="preserve"> </w:t>
             </w:r>
             <w:proofErr w:type="spellStart"/>
-            <w:proofErr w:type="gramStart"/>
             <w:r>
               <w:rPr>
                 <w:rFonts w:ascii="Consolas" w:eastAsia="Times New Roman" w:hAnsi="Consolas" w:cs="Times New Roman"/>
@@ -1614,7 +1968,6 @@
               </w:rPr>
               <w:t>::</w:t>
             </w:r>
-            <w:proofErr w:type="gramEnd"/>
             <w:r>
               <w:rPr>
                 <w:rFonts w:ascii="Consolas" w:eastAsia="Times New Roman" w:hAnsi="Consolas" w:cs="Times New Roman"/>
@@ -1639,7 +1992,6 @@
               </w:rPr>
               <w:t xml:space="preserve"> </w:t>
             </w:r>
-            <w:proofErr w:type="gramStart"/>
             <w:r>
               <w:rPr>
                 <w:rFonts w:ascii="Consolas" w:eastAsia="Times New Roman" w:hAnsi="Consolas" w:cs="Times New Roman"/>
@@ -1664,7 +2016,6 @@
               </w:rPr>
               <w:t>){</w:t>
             </w:r>
-            <w:proofErr w:type="gramEnd"/>
           </w:p>
           <w:p>
             <w:pPr>
@@ -1698,7 +2049,6 @@
               </w:rPr>
               <w:t xml:space="preserve">    </w:t>
             </w:r>
-            <w:proofErr w:type="gramStart"/>
             <w:r>
               <w:rPr>
                 <w:rFonts w:ascii="Consolas" w:eastAsia="Times New Roman" w:hAnsi="Consolas" w:cs="Times New Roman"/>
@@ -1724,7 +2074,6 @@
               <w:t>::</w:t>
             </w:r>
             <w:proofErr w:type="spellStart"/>
-            <w:proofErr w:type="gramEnd"/>
             <w:r>
               <w:rPr>
                 <w:rFonts w:ascii="Consolas" w:eastAsia="Times New Roman" w:hAnsi="Consolas" w:cs="Times New Roman"/>
@@ -1786,7 +2135,6 @@
               </w:rPr>
               <w:t xml:space="preserve"> </w:t>
             </w:r>
-            <w:proofErr w:type="gramStart"/>
             <w:r>
               <w:rPr>
                 <w:rFonts w:ascii="Consolas" w:eastAsia="Times New Roman" w:hAnsi="Consolas" w:cs="Times New Roman"/>
@@ -1811,7 +2159,6 @@
               </w:rPr>
               <w:t>(</w:t>
             </w:r>
-            <w:proofErr w:type="gramEnd"/>
             <w:r>
               <w:rPr>
                 <w:rFonts w:ascii="Consolas" w:eastAsia="Times New Roman" w:hAnsi="Consolas" w:cs="Times New Roman"/>
@@ -2055,7 +2402,6 @@
               </w:rPr>
               <w:t xml:space="preserve">    </w:t>
             </w:r>
-            <w:proofErr w:type="gramStart"/>
             <w:r>
               <w:rPr>
                 <w:rFonts w:ascii="Consolas" w:eastAsia="Times New Roman" w:hAnsi="Consolas" w:cs="Times New Roman"/>
@@ -2081,7 +2427,6 @@
               <w:t>::</w:t>
             </w:r>
             <w:proofErr w:type="spellStart"/>
-            <w:proofErr w:type="gramEnd"/>
             <w:r>
               <w:rPr>
                 <w:rFonts w:ascii="Consolas" w:eastAsia="Times New Roman" w:hAnsi="Consolas" w:cs="Times New Roman"/>
@@ -2107,7 +2452,6 @@
               </w:rPr>
               <w:t xml:space="preserve"> </w:t>
             </w:r>
-            <w:proofErr w:type="gramStart"/>
             <w:r>
               <w:rPr>
                 <w:rFonts w:ascii="Consolas" w:eastAsia="Times New Roman" w:hAnsi="Consolas" w:cs="Times New Roman"/>
@@ -2132,7 +2476,6 @@
               </w:rPr>
               <w:t>(</w:t>
             </w:r>
-            <w:proofErr w:type="gramEnd"/>
             <w:r>
               <w:rPr>
                 <w:rFonts w:ascii="Consolas" w:eastAsia="Times New Roman" w:hAnsi="Consolas" w:cs="Times New Roman"/>
@@ -2193,7 +2536,6 @@
               </w:rPr>
               <w:t xml:space="preserve"> </w:t>
             </w:r>
-            <w:proofErr w:type="gramStart"/>
             <w:r>
               <w:rPr>
                 <w:rFonts w:ascii="Consolas" w:eastAsia="Times New Roman" w:hAnsi="Consolas" w:cs="Times New Roman"/>
@@ -2244,7 +2586,6 @@
               </w:rPr>
               <w:t>::</w:t>
             </w:r>
-            <w:proofErr w:type="gramEnd"/>
             <w:r>
               <w:rPr>
                 <w:rFonts w:ascii="Consolas" w:eastAsia="Times New Roman" w:hAnsi="Consolas" w:cs="Times New Roman"/>
@@ -2281,7 +2622,6 @@
               </w:rPr>
               <w:t xml:space="preserve"> </w:t>
             </w:r>
-            <w:proofErr w:type="gramStart"/>
             <w:r>
               <w:rPr>
                 <w:rFonts w:ascii="Consolas" w:eastAsia="Times New Roman" w:hAnsi="Consolas" w:cs="Times New Roman"/>
@@ -2332,7 +2672,6 @@
               </w:rPr>
               <w:t>::</w:t>
             </w:r>
-            <w:proofErr w:type="gramEnd"/>
             <w:r>
               <w:rPr>
                 <w:rFonts w:ascii="Consolas" w:eastAsia="Times New Roman" w:hAnsi="Consolas" w:cs="Times New Roman"/>
@@ -2369,7 +2708,6 @@
               </w:rPr>
               <w:t xml:space="preserve"> </w:t>
             </w:r>
-            <w:proofErr w:type="gramStart"/>
             <w:r>
               <w:rPr>
                 <w:rFonts w:ascii="Consolas" w:eastAsia="Times New Roman" w:hAnsi="Consolas" w:cs="Times New Roman"/>
@@ -2421,7 +2759,6 @@
               <w:t>::</w:t>
             </w:r>
             <w:proofErr w:type="spellStart"/>
-            <w:proofErr w:type="gramEnd"/>
             <w:r>
               <w:rPr>
                 <w:rFonts w:ascii="Consolas" w:eastAsia="Times New Roman" w:hAnsi="Consolas" w:cs="Times New Roman"/>
@@ -2492,7 +2829,6 @@
               </w:rPr>
               <w:t>if</w:t>
             </w:r>
-            <w:proofErr w:type="gramStart"/>
             <w:r>
               <w:rPr>
                 <w:rFonts w:ascii="Consolas" w:eastAsia="Times New Roman" w:hAnsi="Consolas" w:cs="Times New Roman"/>
@@ -2540,33 +2876,7 @@
                 <w:lang w:eastAsia="en-IN"/>
                 <w14:ligatures w14:val="none"/>
               </w:rPr>
-              <w:t>is</w:t>
-            </w:r>
-            <w:proofErr w:type="gramEnd"/>
-            <w:r>
-              <w:rPr>
-                <w:rFonts w:ascii="Consolas" w:eastAsia="Times New Roman" w:hAnsi="Consolas" w:cs="Times New Roman"/>
-                <w:color w:val="DCDCAA"/>
-                <w:kern w:val="0"/>
-                <w:sz w:val="18"/>
-                <w:szCs w:val="18"/>
-                <w:lang w:eastAsia="en-IN"/>
-                <w14:ligatures w14:val="none"/>
-              </w:rPr>
-              <w:t>_</w:t>
-            </w:r>
-            <w:proofErr w:type="gramStart"/>
-            <w:r>
-              <w:rPr>
-                <w:rFonts w:ascii="Consolas" w:eastAsia="Times New Roman" w:hAnsi="Consolas" w:cs="Times New Roman"/>
-                <w:color w:val="DCDCAA"/>
-                <w:kern w:val="0"/>
-                <w:sz w:val="18"/>
-                <w:szCs w:val="18"/>
-                <w:lang w:eastAsia="en-IN"/>
-                <w14:ligatures w14:val="none"/>
-              </w:rPr>
-              <w:t>open</w:t>
+              <w:t>is_open</w:t>
             </w:r>
             <w:proofErr w:type="spellEnd"/>
             <w:r>
@@ -2581,7 +2891,6 @@
               </w:rPr>
               <w:t>()){</w:t>
             </w:r>
-            <w:proofErr w:type="gramEnd"/>
           </w:p>
           <w:p>
             <w:pPr>
@@ -2639,7 +2948,6 @@
               </w:rPr>
               <w:t xml:space="preserve"> </w:t>
             </w:r>
-            <w:proofErr w:type="gramStart"/>
             <w:r>
               <w:rPr>
                 <w:rFonts w:ascii="Consolas" w:eastAsia="Times New Roman" w:hAnsi="Consolas" w:cs="Times New Roman"/>
@@ -2665,7 +2973,6 @@
               <w:t>::</w:t>
             </w:r>
             <w:proofErr w:type="spellStart"/>
-            <w:proofErr w:type="gramEnd"/>
             <w:r>
               <w:rPr>
                 <w:rFonts w:ascii="Consolas" w:eastAsia="Times New Roman" w:hAnsi="Consolas" w:cs="Times New Roman"/>
@@ -2676,20 +2983,7 @@
                 <w:lang w:eastAsia="en-IN"/>
                 <w14:ligatures w14:val="none"/>
               </w:rPr>
-              <w:t>runtime_</w:t>
-            </w:r>
-            <w:proofErr w:type="gramStart"/>
-            <w:r>
-              <w:rPr>
-                <w:rFonts w:ascii="Consolas" w:eastAsia="Times New Roman" w:hAnsi="Consolas" w:cs="Times New Roman"/>
-                <w:color w:val="4EC9B0"/>
-                <w:kern w:val="0"/>
-                <w:sz w:val="18"/>
-                <w:szCs w:val="18"/>
-                <w:lang w:eastAsia="en-IN"/>
-                <w14:ligatures w14:val="none"/>
-              </w:rPr>
-              <w:t>error</w:t>
+              <w:t>runtime_error</w:t>
             </w:r>
             <w:proofErr w:type="spellEnd"/>
             <w:r>
@@ -2704,7 +2998,6 @@
               </w:rPr>
               <w:t>(</w:t>
             </w:r>
-            <w:proofErr w:type="gramEnd"/>
             <w:r>
               <w:rPr>
                 <w:rFonts w:ascii="Consolas" w:eastAsia="Times New Roman" w:hAnsi="Consolas" w:cs="Times New Roman"/>
@@ -2892,7 +3185,6 @@
               <w:t>"</w:t>
             </w:r>
             <w:proofErr w:type="spellStart"/>
-            <w:proofErr w:type="gramStart"/>
             <w:r>
               <w:rPr>
                 <w:rFonts w:ascii="Consolas" w:eastAsia="Times New Roman" w:hAnsi="Consolas" w:cs="Times New Roman"/>
@@ -2903,46 +3195,7 @@
                 <w:lang w:eastAsia="en-IN"/>
                 <w14:ligatures w14:val="none"/>
               </w:rPr>
-              <w:t>Toss,Heads</w:t>
-            </w:r>
-            <w:proofErr w:type="gramEnd"/>
-            <w:r>
-              <w:rPr>
-                <w:rFonts w:ascii="Consolas" w:eastAsia="Times New Roman" w:hAnsi="Consolas" w:cs="Times New Roman"/>
-                <w:color w:val="CE9178"/>
-                <w:kern w:val="0"/>
-                <w:sz w:val="18"/>
-                <w:szCs w:val="18"/>
-                <w:lang w:eastAsia="en-IN"/>
-                <w14:ligatures w14:val="none"/>
-              </w:rPr>
-              <w:t>,</w:t>
-            </w:r>
-            <w:proofErr w:type="gramStart"/>
-            <w:r>
-              <w:rPr>
-                <w:rFonts w:ascii="Consolas" w:eastAsia="Times New Roman" w:hAnsi="Consolas" w:cs="Times New Roman"/>
-                <w:color w:val="CE9178"/>
-                <w:kern w:val="0"/>
-                <w:sz w:val="18"/>
-                <w:szCs w:val="18"/>
-                <w:lang w:eastAsia="en-IN"/>
-                <w14:ligatures w14:val="none"/>
-              </w:rPr>
-              <w:t>Tails,HeadProbability</w:t>
-            </w:r>
-            <w:proofErr w:type="gramEnd"/>
-            <w:r>
-              <w:rPr>
-                <w:rFonts w:ascii="Consolas" w:eastAsia="Times New Roman" w:hAnsi="Consolas" w:cs="Times New Roman"/>
-                <w:color w:val="CE9178"/>
-                <w:kern w:val="0"/>
-                <w:sz w:val="18"/>
-                <w:szCs w:val="18"/>
-                <w:lang w:eastAsia="en-IN"/>
-                <w14:ligatures w14:val="none"/>
-              </w:rPr>
-              <w:t>,TailProbability</w:t>
+              <w:t>Toss,Heads,Tails,HeadProbability,TailProbability</w:t>
             </w:r>
             <w:proofErr w:type="spellEnd"/>
             <w:r>
@@ -3408,9 +3661,9 @@
                 <w:lang w:eastAsia="en-IN"/>
                 <w14:ligatures w14:val="none"/>
               </w:rPr>
+              <w:lastRenderedPageBreak/>
               <w:t xml:space="preserve">    </w:t>
             </w:r>
-            <w:proofErr w:type="gramStart"/>
             <w:r>
               <w:rPr>
                 <w:rFonts w:ascii="Consolas" w:eastAsia="Times New Roman" w:hAnsi="Consolas" w:cs="Times New Roman"/>
@@ -3435,7 +3688,6 @@
               </w:rPr>
               <w:t>(</w:t>
             </w:r>
-            <w:proofErr w:type="gramEnd"/>
             <w:r>
               <w:rPr>
                 <w:rFonts w:ascii="Consolas" w:eastAsia="Times New Roman" w:hAnsi="Consolas" w:cs="Times New Roman"/>
@@ -3656,22 +3908,8 @@
                 <w:lang w:eastAsia="en-IN"/>
                 <w14:ligatures w14:val="none"/>
               </w:rPr>
-              <w:t>+</w:t>
-            </w:r>
-            <w:proofErr w:type="gramStart"/>
-            <w:r>
-              <w:rPr>
-                <w:rFonts w:ascii="Consolas" w:eastAsia="Times New Roman" w:hAnsi="Consolas" w:cs="Times New Roman"/>
-                <w:color w:val="B4B4B4"/>
-                <w:kern w:val="0"/>
-                <w:sz w:val="18"/>
-                <w:szCs w:val="18"/>
-                <w:lang w:eastAsia="en-IN"/>
-                <w14:ligatures w14:val="none"/>
-              </w:rPr>
-              <w:t>+){</w:t>
-            </w:r>
-            <w:proofErr w:type="gramEnd"/>
+              <w:t>++){</w:t>
+            </w:r>
           </w:p>
           <w:p>
             <w:pPr>
@@ -3856,7 +4094,6 @@
                 <w:lang w:eastAsia="en-IN"/>
                 <w14:ligatures w14:val="none"/>
               </w:rPr>
-              <w:lastRenderedPageBreak/>
               <w:t xml:space="preserve">        </w:t>
             </w:r>
             <w:r>
@@ -3895,7 +4132,6 @@
               </w:rPr>
               <w:t>result</w:t>
             </w:r>
-            <w:proofErr w:type="gramStart"/>
             <w:r>
               <w:rPr>
                 <w:rFonts w:ascii="Consolas" w:eastAsia="Times New Roman" w:hAnsi="Consolas" w:cs="Times New Roman"/>
@@ -3908,7 +4144,6 @@
               </w:rPr>
               <w:t>){</w:t>
             </w:r>
-            <w:proofErr w:type="gramEnd"/>
           </w:p>
           <w:p>
             <w:pPr>
@@ -5283,7 +5518,6 @@
               <w:t xml:space="preserve">    </w:t>
             </w:r>
             <w:proofErr w:type="spellStart"/>
-            <w:proofErr w:type="gramStart"/>
             <w:r>
               <w:rPr>
                 <w:rFonts w:ascii="Consolas" w:eastAsia="Times New Roman" w:hAnsi="Consolas" w:cs="Times New Roman"/>
@@ -5321,7 +5555,6 @@
               <w:t>close</w:t>
             </w:r>
             <w:proofErr w:type="spellEnd"/>
-            <w:proofErr w:type="gramEnd"/>
             <w:r>
               <w:rPr>
                 <w:rFonts w:ascii="Consolas" w:eastAsia="Times New Roman" w:hAnsi="Consolas" w:cs="Times New Roman"/>
@@ -5367,7 +5600,6 @@
               </w:rPr>
               <w:t xml:space="preserve">    </w:t>
             </w:r>
-            <w:proofErr w:type="gramStart"/>
             <w:r>
               <w:rPr>
                 <w:rFonts w:ascii="Consolas" w:eastAsia="Times New Roman" w:hAnsi="Consolas" w:cs="Times New Roman"/>
@@ -5393,7 +5625,6 @@
               <w:t>::</w:t>
             </w:r>
             <w:proofErr w:type="spellStart"/>
-            <w:proofErr w:type="gramEnd"/>
             <w:r>
               <w:rPr>
                 <w:rFonts w:ascii="Consolas" w:eastAsia="Times New Roman" w:hAnsi="Consolas" w:cs="Times New Roman"/>
@@ -5911,7 +6142,6 @@
               </w:rPr>
               <w:t xml:space="preserve"> </w:t>
             </w:r>
-            <w:proofErr w:type="gramStart"/>
             <w:r>
               <w:rPr>
                 <w:rFonts w:ascii="Consolas" w:eastAsia="Times New Roman" w:hAnsi="Consolas" w:cs="Times New Roman"/>
@@ -5937,7 +6167,6 @@
               <w:t>::</w:t>
             </w:r>
             <w:proofErr w:type="spellStart"/>
-            <w:proofErr w:type="gramEnd"/>
             <w:r>
               <w:rPr>
                 <w:rFonts w:ascii="Consolas" w:eastAsia="Times New Roman" w:hAnsi="Consolas" w:cs="Times New Roman"/>
@@ -6096,7 +6325,6 @@
               <w:t xml:space="preserve"> </w:t>
             </w:r>
             <w:proofErr w:type="spellStart"/>
-            <w:proofErr w:type="gramStart"/>
             <w:r>
               <w:rPr>
                 <w:rFonts w:ascii="Consolas" w:eastAsia="Times New Roman" w:hAnsi="Consolas" w:cs="Times New Roman"/>
@@ -6146,7 +6374,6 @@
               </w:rPr>
               <w:t>::</w:t>
             </w:r>
-            <w:proofErr w:type="gramEnd"/>
             <w:r>
               <w:rPr>
                 <w:rFonts w:ascii="Consolas" w:eastAsia="Times New Roman" w:hAnsi="Consolas" w:cs="Times New Roman"/>
@@ -6171,7 +6398,6 @@
               </w:rPr>
               <w:t xml:space="preserve"> </w:t>
             </w:r>
-            <w:proofErr w:type="gramStart"/>
             <w:r>
               <w:rPr>
                 <w:rFonts w:ascii="Consolas" w:eastAsia="Times New Roman" w:hAnsi="Consolas" w:cs="Times New Roman"/>
@@ -6196,7 +6422,6 @@
               </w:rPr>
               <w:t>){</w:t>
             </w:r>
-            <w:proofErr w:type="gramEnd"/>
           </w:p>
           <w:p>
             <w:pPr>
@@ -6230,7 +6455,6 @@
               </w:rPr>
               <w:t xml:space="preserve">    </w:t>
             </w:r>
-            <w:proofErr w:type="gramStart"/>
             <w:r>
               <w:rPr>
                 <w:rFonts w:ascii="Consolas" w:eastAsia="Times New Roman" w:hAnsi="Consolas" w:cs="Times New Roman"/>
@@ -6256,7 +6480,6 @@
               <w:t>::</w:t>
             </w:r>
             <w:proofErr w:type="spellStart"/>
-            <w:proofErr w:type="gramEnd"/>
             <w:r>
               <w:rPr>
                 <w:rFonts w:ascii="Consolas" w:eastAsia="Times New Roman" w:hAnsi="Consolas" w:cs="Times New Roman"/>
@@ -6318,7 +6541,6 @@
               </w:rPr>
               <w:t xml:space="preserve"> </w:t>
             </w:r>
-            <w:proofErr w:type="gramStart"/>
             <w:r>
               <w:rPr>
                 <w:rFonts w:ascii="Consolas" w:eastAsia="Times New Roman" w:hAnsi="Consolas" w:cs="Times New Roman"/>
@@ -6343,7 +6565,6 @@
               </w:rPr>
               <w:t>(</w:t>
             </w:r>
-            <w:proofErr w:type="gramEnd"/>
             <w:r>
               <w:rPr>
                 <w:rFonts w:ascii="Consolas" w:eastAsia="Times New Roman" w:hAnsi="Consolas" w:cs="Times New Roman"/>
@@ -6608,7 +6829,6 @@
               </w:rPr>
               <w:t xml:space="preserve">    </w:t>
             </w:r>
-            <w:proofErr w:type="gramStart"/>
             <w:r>
               <w:rPr>
                 <w:rFonts w:ascii="Consolas" w:eastAsia="Times New Roman" w:hAnsi="Consolas" w:cs="Times New Roman"/>
@@ -6634,7 +6854,6 @@
               <w:t>::</w:t>
             </w:r>
             <w:proofErr w:type="spellStart"/>
-            <w:proofErr w:type="gramEnd"/>
             <w:r>
               <w:rPr>
                 <w:rFonts w:ascii="Consolas" w:eastAsia="Times New Roman" w:hAnsi="Consolas" w:cs="Times New Roman"/>
@@ -6660,7 +6879,6 @@
               </w:rPr>
               <w:t xml:space="preserve"> </w:t>
             </w:r>
-            <w:proofErr w:type="gramStart"/>
             <w:r>
               <w:rPr>
                 <w:rFonts w:ascii="Consolas" w:eastAsia="Times New Roman" w:hAnsi="Consolas" w:cs="Times New Roman"/>
@@ -6685,7 +6903,6 @@
               </w:rPr>
               <w:t>(</w:t>
             </w:r>
-            <w:proofErr w:type="gramEnd"/>
             <w:r>
               <w:rPr>
                 <w:rFonts w:ascii="Consolas" w:eastAsia="Times New Roman" w:hAnsi="Consolas" w:cs="Times New Roman"/>
@@ -6746,7 +6963,6 @@
               </w:rPr>
               <w:t xml:space="preserve"> </w:t>
             </w:r>
-            <w:proofErr w:type="gramStart"/>
             <w:r>
               <w:rPr>
                 <w:rFonts w:ascii="Consolas" w:eastAsia="Times New Roman" w:hAnsi="Consolas" w:cs="Times New Roman"/>
@@ -6797,7 +7013,6 @@
               </w:rPr>
               <w:t>::</w:t>
             </w:r>
-            <w:proofErr w:type="gramEnd"/>
             <w:r>
               <w:rPr>
                 <w:rFonts w:ascii="Consolas" w:eastAsia="Times New Roman" w:hAnsi="Consolas" w:cs="Times New Roman"/>
@@ -6834,7 +7049,6 @@
               </w:rPr>
               <w:t xml:space="preserve"> </w:t>
             </w:r>
-            <w:proofErr w:type="gramStart"/>
             <w:r>
               <w:rPr>
                 <w:rFonts w:ascii="Consolas" w:eastAsia="Times New Roman" w:hAnsi="Consolas" w:cs="Times New Roman"/>
@@ -6885,7 +7099,6 @@
               </w:rPr>
               <w:t>::</w:t>
             </w:r>
-            <w:proofErr w:type="gramEnd"/>
             <w:r>
               <w:rPr>
                 <w:rFonts w:ascii="Consolas" w:eastAsia="Times New Roman" w:hAnsi="Consolas" w:cs="Times New Roman"/>
@@ -6922,7 +7135,6 @@
               </w:rPr>
               <w:t xml:space="preserve"> </w:t>
             </w:r>
-            <w:proofErr w:type="gramStart"/>
             <w:r>
               <w:rPr>
                 <w:rFonts w:ascii="Consolas" w:eastAsia="Times New Roman" w:hAnsi="Consolas" w:cs="Times New Roman"/>
@@ -6974,7 +7186,6 @@
               <w:t>::</w:t>
             </w:r>
             <w:proofErr w:type="spellStart"/>
-            <w:proofErr w:type="gramEnd"/>
             <w:r>
               <w:rPr>
                 <w:rFonts w:ascii="Consolas" w:eastAsia="Times New Roman" w:hAnsi="Consolas" w:cs="Times New Roman"/>
@@ -7045,7 +7256,6 @@
               </w:rPr>
               <w:t>if</w:t>
             </w:r>
-            <w:proofErr w:type="gramStart"/>
             <w:r>
               <w:rPr>
                 <w:rFonts w:ascii="Consolas" w:eastAsia="Times New Roman" w:hAnsi="Consolas" w:cs="Times New Roman"/>
@@ -7093,33 +7303,7 @@
                 <w:lang w:eastAsia="en-IN"/>
                 <w14:ligatures w14:val="none"/>
               </w:rPr>
-              <w:t>is</w:t>
-            </w:r>
-            <w:proofErr w:type="gramEnd"/>
-            <w:r>
-              <w:rPr>
-                <w:rFonts w:ascii="Consolas" w:eastAsia="Times New Roman" w:hAnsi="Consolas" w:cs="Times New Roman"/>
-                <w:color w:val="DCDCAA"/>
-                <w:kern w:val="0"/>
-                <w:sz w:val="18"/>
-                <w:szCs w:val="18"/>
-                <w:lang w:eastAsia="en-IN"/>
-                <w14:ligatures w14:val="none"/>
-              </w:rPr>
-              <w:t>_</w:t>
-            </w:r>
-            <w:proofErr w:type="gramStart"/>
-            <w:r>
-              <w:rPr>
-                <w:rFonts w:ascii="Consolas" w:eastAsia="Times New Roman" w:hAnsi="Consolas" w:cs="Times New Roman"/>
-                <w:color w:val="DCDCAA"/>
-                <w:kern w:val="0"/>
-                <w:sz w:val="18"/>
-                <w:szCs w:val="18"/>
-                <w:lang w:eastAsia="en-IN"/>
-                <w14:ligatures w14:val="none"/>
-              </w:rPr>
-              <w:t>open</w:t>
+              <w:t>is_open</w:t>
             </w:r>
             <w:proofErr w:type="spellEnd"/>
             <w:r>
@@ -7134,7 +7318,6 @@
               </w:rPr>
               <w:t>()){</w:t>
             </w:r>
-            <w:proofErr w:type="gramEnd"/>
           </w:p>
           <w:p>
             <w:pPr>
@@ -7192,7 +7375,6 @@
               </w:rPr>
               <w:t xml:space="preserve"> </w:t>
             </w:r>
-            <w:proofErr w:type="gramStart"/>
             <w:r>
               <w:rPr>
                 <w:rFonts w:ascii="Consolas" w:eastAsia="Times New Roman" w:hAnsi="Consolas" w:cs="Times New Roman"/>
@@ -7218,7 +7400,6 @@
               <w:t>::</w:t>
             </w:r>
             <w:proofErr w:type="spellStart"/>
-            <w:proofErr w:type="gramEnd"/>
             <w:r>
               <w:rPr>
                 <w:rFonts w:ascii="Consolas" w:eastAsia="Times New Roman" w:hAnsi="Consolas" w:cs="Times New Roman"/>
@@ -7229,20 +7410,7 @@
                 <w:lang w:eastAsia="en-IN"/>
                 <w14:ligatures w14:val="none"/>
               </w:rPr>
-              <w:t>runtime_</w:t>
-            </w:r>
-            <w:proofErr w:type="gramStart"/>
-            <w:r>
-              <w:rPr>
-                <w:rFonts w:ascii="Consolas" w:eastAsia="Times New Roman" w:hAnsi="Consolas" w:cs="Times New Roman"/>
-                <w:color w:val="4EC9B0"/>
-                <w:kern w:val="0"/>
-                <w:sz w:val="18"/>
-                <w:szCs w:val="18"/>
-                <w:lang w:eastAsia="en-IN"/>
-                <w14:ligatures w14:val="none"/>
-              </w:rPr>
-              <w:t>error</w:t>
+              <w:t>runtime_error</w:t>
             </w:r>
             <w:proofErr w:type="spellEnd"/>
             <w:r>
@@ -7257,7 +7425,6 @@
               </w:rPr>
               <w:t>(</w:t>
             </w:r>
-            <w:proofErr w:type="gramEnd"/>
             <w:r>
               <w:rPr>
                 <w:rFonts w:ascii="Consolas" w:eastAsia="Times New Roman" w:hAnsi="Consolas" w:cs="Times New Roman"/>
@@ -7445,7 +7612,6 @@
               <w:t>"</w:t>
             </w:r>
             <w:proofErr w:type="spellStart"/>
-            <w:proofErr w:type="gramStart"/>
             <w:r>
               <w:rPr>
                 <w:rFonts w:ascii="Consolas" w:eastAsia="Times New Roman" w:hAnsi="Consolas" w:cs="Times New Roman"/>
@@ -7456,9 +7622,9 @@
                 <w:lang w:eastAsia="en-IN"/>
                 <w14:ligatures w14:val="none"/>
               </w:rPr>
-              <w:t>Toss,HH</w:t>
-            </w:r>
-            <w:proofErr w:type="gramEnd"/>
+              <w:t>Toss,HH,HT,TH,TT,P</w:t>
+            </w:r>
+            <w:proofErr w:type="spellEnd"/>
             <w:r>
               <w:rPr>
                 <w:rFonts w:ascii="Consolas" w:eastAsia="Times New Roman" w:hAnsi="Consolas" w:cs="Times New Roman"/>
@@ -7469,138 +7635,7 @@
                 <w:lang w:eastAsia="en-IN"/>
                 <w14:ligatures w14:val="none"/>
               </w:rPr>
-              <w:t>,</w:t>
-            </w:r>
-            <w:proofErr w:type="gramStart"/>
-            <w:r>
-              <w:rPr>
-                <w:rFonts w:ascii="Consolas" w:eastAsia="Times New Roman" w:hAnsi="Consolas" w:cs="Times New Roman"/>
-                <w:color w:val="CE9178"/>
-                <w:kern w:val="0"/>
-                <w:sz w:val="18"/>
-                <w:szCs w:val="18"/>
-                <w:lang w:eastAsia="en-IN"/>
-                <w14:ligatures w14:val="none"/>
-              </w:rPr>
-              <w:t>HT,TH</w:t>
-            </w:r>
-            <w:proofErr w:type="gramEnd"/>
-            <w:r>
-              <w:rPr>
-                <w:rFonts w:ascii="Consolas" w:eastAsia="Times New Roman" w:hAnsi="Consolas" w:cs="Times New Roman"/>
-                <w:color w:val="CE9178"/>
-                <w:kern w:val="0"/>
-                <w:sz w:val="18"/>
-                <w:szCs w:val="18"/>
-                <w:lang w:eastAsia="en-IN"/>
-                <w14:ligatures w14:val="none"/>
-              </w:rPr>
-              <w:t>,</w:t>
-            </w:r>
-            <w:proofErr w:type="gramStart"/>
-            <w:r>
-              <w:rPr>
-                <w:rFonts w:ascii="Consolas" w:eastAsia="Times New Roman" w:hAnsi="Consolas" w:cs="Times New Roman"/>
-                <w:color w:val="CE9178"/>
-                <w:kern w:val="0"/>
-                <w:sz w:val="18"/>
-                <w:szCs w:val="18"/>
-                <w:lang w:eastAsia="en-IN"/>
-                <w14:ligatures w14:val="none"/>
-              </w:rPr>
-              <w:t>TT,P</w:t>
-            </w:r>
-            <w:proofErr w:type="spellEnd"/>
-            <w:proofErr w:type="gramEnd"/>
-            <w:r>
-              <w:rPr>
-                <w:rFonts w:ascii="Consolas" w:eastAsia="Times New Roman" w:hAnsi="Consolas" w:cs="Times New Roman"/>
-                <w:color w:val="CE9178"/>
-                <w:kern w:val="0"/>
-                <w:sz w:val="18"/>
-                <w:szCs w:val="18"/>
-                <w:lang w:eastAsia="en-IN"/>
-                <w14:ligatures w14:val="none"/>
-              </w:rPr>
-              <w:t>(HH</w:t>
-            </w:r>
-            <w:proofErr w:type="gramStart"/>
-            <w:r>
-              <w:rPr>
-                <w:rFonts w:ascii="Consolas" w:eastAsia="Times New Roman" w:hAnsi="Consolas" w:cs="Times New Roman"/>
-                <w:color w:val="CE9178"/>
-                <w:kern w:val="0"/>
-                <w:sz w:val="18"/>
-                <w:szCs w:val="18"/>
-                <w:lang w:eastAsia="en-IN"/>
-                <w14:ligatures w14:val="none"/>
-              </w:rPr>
-              <w:t>),P</w:t>
-            </w:r>
-            <w:proofErr w:type="gramEnd"/>
-            <w:r>
-              <w:rPr>
-                <w:rFonts w:ascii="Consolas" w:eastAsia="Times New Roman" w:hAnsi="Consolas" w:cs="Times New Roman"/>
-                <w:color w:val="CE9178"/>
-                <w:kern w:val="0"/>
-                <w:sz w:val="18"/>
-                <w:szCs w:val="18"/>
-                <w:lang w:eastAsia="en-IN"/>
-                <w14:ligatures w14:val="none"/>
-              </w:rPr>
-              <w:t>(HT</w:t>
-            </w:r>
-            <w:proofErr w:type="gramStart"/>
-            <w:r>
-              <w:rPr>
-                <w:rFonts w:ascii="Consolas" w:eastAsia="Times New Roman" w:hAnsi="Consolas" w:cs="Times New Roman"/>
-                <w:color w:val="CE9178"/>
-                <w:kern w:val="0"/>
-                <w:sz w:val="18"/>
-                <w:szCs w:val="18"/>
-                <w:lang w:eastAsia="en-IN"/>
-                <w14:ligatures w14:val="none"/>
-              </w:rPr>
-              <w:t>),P</w:t>
-            </w:r>
-            <w:proofErr w:type="gramEnd"/>
-            <w:r>
-              <w:rPr>
-                <w:rFonts w:ascii="Consolas" w:eastAsia="Times New Roman" w:hAnsi="Consolas" w:cs="Times New Roman"/>
-                <w:color w:val="CE9178"/>
-                <w:kern w:val="0"/>
-                <w:sz w:val="18"/>
-                <w:szCs w:val="18"/>
-                <w:lang w:eastAsia="en-IN"/>
-                <w14:ligatures w14:val="none"/>
-              </w:rPr>
-              <w:t>(TH</w:t>
-            </w:r>
-            <w:proofErr w:type="gramStart"/>
-            <w:r>
-              <w:rPr>
-                <w:rFonts w:ascii="Consolas" w:eastAsia="Times New Roman" w:hAnsi="Consolas" w:cs="Times New Roman"/>
-                <w:color w:val="CE9178"/>
-                <w:kern w:val="0"/>
-                <w:sz w:val="18"/>
-                <w:szCs w:val="18"/>
-                <w:lang w:eastAsia="en-IN"/>
-                <w14:ligatures w14:val="none"/>
-              </w:rPr>
-              <w:t>),P</w:t>
-            </w:r>
-            <w:proofErr w:type="gramEnd"/>
-            <w:r>
-              <w:rPr>
-                <w:rFonts w:ascii="Consolas" w:eastAsia="Times New Roman" w:hAnsi="Consolas" w:cs="Times New Roman"/>
-                <w:color w:val="CE9178"/>
-                <w:kern w:val="0"/>
-                <w:sz w:val="18"/>
-                <w:szCs w:val="18"/>
-                <w:lang w:eastAsia="en-IN"/>
-                <w14:ligatures w14:val="none"/>
-              </w:rPr>
-              <w:t>(TT)</w:t>
+              <w:t>(HH),P(HT),P(TH),P(TT)</w:t>
             </w:r>
             <w:r>
               <w:rPr>
@@ -8235,7 +8270,6 @@
               </w:rPr>
               <w:t xml:space="preserve">    </w:t>
             </w:r>
-            <w:proofErr w:type="gramStart"/>
             <w:r>
               <w:rPr>
                 <w:rFonts w:ascii="Consolas" w:eastAsia="Times New Roman" w:hAnsi="Consolas" w:cs="Times New Roman"/>
@@ -8260,7 +8294,6 @@
               </w:rPr>
               <w:t>(</w:t>
             </w:r>
-            <w:proofErr w:type="gramEnd"/>
             <w:r>
               <w:rPr>
                 <w:rFonts w:ascii="Consolas" w:eastAsia="Times New Roman" w:hAnsi="Consolas" w:cs="Times New Roman"/>
@@ -8481,22 +8514,8 @@
                 <w:lang w:eastAsia="en-IN"/>
                 <w14:ligatures w14:val="none"/>
               </w:rPr>
-              <w:t>+</w:t>
-            </w:r>
-            <w:proofErr w:type="gramStart"/>
-            <w:r>
-              <w:rPr>
-                <w:rFonts w:ascii="Consolas" w:eastAsia="Times New Roman" w:hAnsi="Consolas" w:cs="Times New Roman"/>
-                <w:color w:val="B4B4B4"/>
-                <w:kern w:val="0"/>
-                <w:sz w:val="18"/>
-                <w:szCs w:val="18"/>
-                <w:lang w:eastAsia="en-IN"/>
-                <w14:ligatures w14:val="none"/>
-              </w:rPr>
-              <w:t>+){</w:t>
-            </w:r>
-            <w:proofErr w:type="gramEnd"/>
+              <w:t>++){</w:t>
+            </w:r>
           </w:p>
           <w:p>
             <w:pPr>
@@ -8870,20 +8889,7 @@
                 <w:lang w:eastAsia="en-IN"/>
                 <w14:ligatures w14:val="none"/>
               </w:rPr>
-              <w:t>result</w:t>
-            </w:r>
-            <w:proofErr w:type="gramStart"/>
-            <w:r>
-              <w:rPr>
-                <w:rFonts w:ascii="Consolas" w:eastAsia="Times New Roman" w:hAnsi="Consolas" w:cs="Times New Roman"/>
-                <w:color w:val="9CDCFE"/>
-                <w:kern w:val="0"/>
-                <w:sz w:val="18"/>
-                <w:szCs w:val="18"/>
-                <w:lang w:eastAsia="en-IN"/>
-                <w14:ligatures w14:val="none"/>
-              </w:rPr>
-              <w:t>1</w:t>
+              <w:t>result1</w:t>
             </w:r>
             <w:r>
               <w:rPr>
@@ -8897,7 +8903,6 @@
               </w:rPr>
               <w:t>){</w:t>
             </w:r>
-            <w:proofErr w:type="gramEnd"/>
           </w:p>
           <w:p>
             <w:pPr>
@@ -8965,20 +8970,7 @@
                 <w:lang w:eastAsia="en-IN"/>
                 <w14:ligatures w14:val="none"/>
               </w:rPr>
-              <w:t>result</w:t>
-            </w:r>
-            <w:proofErr w:type="gramStart"/>
-            <w:r>
-              <w:rPr>
-                <w:rFonts w:ascii="Consolas" w:eastAsia="Times New Roman" w:hAnsi="Consolas" w:cs="Times New Roman"/>
-                <w:color w:val="9CDCFE"/>
-                <w:kern w:val="0"/>
-                <w:sz w:val="18"/>
-                <w:szCs w:val="18"/>
-                <w:lang w:eastAsia="en-IN"/>
-                <w14:ligatures w14:val="none"/>
-              </w:rPr>
-              <w:t>2</w:t>
+              <w:t>result2</w:t>
             </w:r>
             <w:r>
               <w:rPr>
@@ -8992,7 +8984,6 @@
               </w:rPr>
               <w:t>){</w:t>
             </w:r>
-            <w:proofErr w:type="gramEnd"/>
           </w:p>
           <w:p>
             <w:pPr>
@@ -9266,7 +9257,6 @@
               </w:rPr>
               <w:t xml:space="preserve">        </w:t>
             </w:r>
-            <w:proofErr w:type="gramStart"/>
             <w:r>
               <w:rPr>
                 <w:rFonts w:ascii="Consolas" w:eastAsia="Times New Roman" w:hAnsi="Consolas" w:cs="Times New Roman"/>
@@ -9291,7 +9281,6 @@
               </w:rPr>
               <w:t>{</w:t>
             </w:r>
-            <w:proofErr w:type="gramEnd"/>
           </w:p>
           <w:p>
             <w:pPr>
@@ -9359,20 +9348,7 @@
                 <w:lang w:eastAsia="en-IN"/>
                 <w14:ligatures w14:val="none"/>
               </w:rPr>
-              <w:t>result</w:t>
-            </w:r>
-            <w:proofErr w:type="gramStart"/>
-            <w:r>
-              <w:rPr>
-                <w:rFonts w:ascii="Consolas" w:eastAsia="Times New Roman" w:hAnsi="Consolas" w:cs="Times New Roman"/>
-                <w:color w:val="9CDCFE"/>
-                <w:kern w:val="0"/>
-                <w:sz w:val="18"/>
-                <w:szCs w:val="18"/>
-                <w:lang w:eastAsia="en-IN"/>
-                <w14:ligatures w14:val="none"/>
-              </w:rPr>
-              <w:t>2</w:t>
+              <w:t>result2</w:t>
             </w:r>
             <w:r>
               <w:rPr>
@@ -9386,7 +9362,6 @@
               </w:rPr>
               <w:t>){</w:t>
             </w:r>
-            <w:proofErr w:type="gramEnd"/>
           </w:p>
           <w:p>
             <w:pPr>
@@ -9679,6 +9654,7 @@
                 <w:lang w:eastAsia="en-IN"/>
                 <w14:ligatures w14:val="none"/>
               </w:rPr>
+              <w:lastRenderedPageBreak/>
               <w:t xml:space="preserve">        </w:t>
             </w:r>
             <w:r>
@@ -10041,7 +10017,6 @@
                 <w:lang w:eastAsia="en-IN"/>
                 <w14:ligatures w14:val="none"/>
               </w:rPr>
-              <w:lastRenderedPageBreak/>
               <w:t xml:space="preserve">        </w:t>
             </w:r>
             <w:r>
@@ -11665,7 +11640,6 @@
               <w:t xml:space="preserve">    </w:t>
             </w:r>
             <w:proofErr w:type="spellStart"/>
-            <w:proofErr w:type="gramStart"/>
             <w:r>
               <w:rPr>
                 <w:rFonts w:ascii="Consolas" w:eastAsia="Times New Roman" w:hAnsi="Consolas" w:cs="Times New Roman"/>
@@ -11703,7 +11677,6 @@
               <w:t>close</w:t>
             </w:r>
             <w:proofErr w:type="spellEnd"/>
-            <w:proofErr w:type="gramEnd"/>
             <w:r>
               <w:rPr>
                 <w:rFonts w:ascii="Consolas" w:eastAsia="Times New Roman" w:hAnsi="Consolas" w:cs="Times New Roman"/>
@@ -11770,7 +11743,6 @@
               </w:rPr>
               <w:t xml:space="preserve">    </w:t>
             </w:r>
-            <w:proofErr w:type="gramStart"/>
             <w:r>
               <w:rPr>
                 <w:rFonts w:ascii="Consolas" w:eastAsia="Times New Roman" w:hAnsi="Consolas" w:cs="Times New Roman"/>
@@ -11796,7 +11768,6 @@
               <w:t>::</w:t>
             </w:r>
             <w:proofErr w:type="spellStart"/>
-            <w:proofErr w:type="gramEnd"/>
             <w:r>
               <w:rPr>
                 <w:rFonts w:ascii="Consolas" w:eastAsia="Times New Roman" w:hAnsi="Consolas" w:cs="Times New Roman"/>
@@ -13013,7 +12984,6 @@
               </w:rPr>
               <w:t xml:space="preserve"> </w:t>
             </w:r>
-            <w:proofErr w:type="gramStart"/>
             <w:r>
               <w:rPr>
                 <w:rFonts w:ascii="Consolas" w:eastAsia="Times New Roman" w:hAnsi="Consolas" w:cs="Times New Roman"/>
@@ -13038,7 +13008,6 @@
               </w:rPr>
               <w:t>(){</w:t>
             </w:r>
-            <w:proofErr w:type="gramEnd"/>
           </w:p>
           <w:p>
             <w:pPr>
@@ -13072,7 +13041,6 @@
               </w:rPr>
               <w:t xml:space="preserve">    </w:t>
             </w:r>
-            <w:proofErr w:type="gramStart"/>
             <w:r>
               <w:rPr>
                 <w:rFonts w:ascii="Consolas" w:eastAsia="Times New Roman" w:hAnsi="Consolas" w:cs="Times New Roman"/>
@@ -13098,7 +13066,6 @@
               <w:t>::</w:t>
             </w:r>
             <w:proofErr w:type="spellStart"/>
-            <w:proofErr w:type="gramEnd"/>
             <w:r>
               <w:rPr>
                 <w:rFonts w:ascii="Consolas" w:eastAsia="Times New Roman" w:hAnsi="Consolas" w:cs="Times New Roman"/>
@@ -13183,7 +13150,6 @@
               </w:rPr>
               <w:t xml:space="preserve">    </w:t>
             </w:r>
-            <w:proofErr w:type="gramStart"/>
             <w:r>
               <w:rPr>
                 <w:rFonts w:ascii="Consolas" w:eastAsia="Times New Roman" w:hAnsi="Consolas" w:cs="Times New Roman"/>
@@ -13208,7 +13174,6 @@
               </w:rPr>
               <w:t>::</w:t>
             </w:r>
-            <w:proofErr w:type="gramEnd"/>
             <w:r>
               <w:rPr>
                 <w:rFonts w:ascii="Consolas" w:eastAsia="Times New Roman" w:hAnsi="Consolas" w:cs="Times New Roman"/>
@@ -13233,7 +13198,6 @@
               </w:rPr>
               <w:t xml:space="preserve"> </w:t>
             </w:r>
-            <w:proofErr w:type="gramStart"/>
             <w:r>
               <w:rPr>
                 <w:rFonts w:ascii="Consolas" w:eastAsia="Times New Roman" w:hAnsi="Consolas" w:cs="Times New Roman"/>
@@ -13258,7 +13222,6 @@
               </w:rPr>
               <w:t>(</w:t>
             </w:r>
-            <w:proofErr w:type="gramEnd"/>
           </w:p>
           <w:p>
             <w:pPr>
@@ -13367,7 +13330,6 @@
               <w:t>&gt;(</w:t>
             </w:r>
             <w:proofErr w:type="spellStart"/>
-            <w:proofErr w:type="gramStart"/>
             <w:r>
               <w:rPr>
                 <w:rFonts w:ascii="Consolas" w:eastAsia="Times New Roman" w:hAnsi="Consolas" w:cs="Times New Roman"/>
@@ -13391,20 +13353,7 @@
                 <w:lang w:eastAsia="en-IN"/>
                 <w14:ligatures w14:val="none"/>
               </w:rPr>
-              <w:t>(</w:t>
-            </w:r>
-            <w:proofErr w:type="gramEnd"/>
-            <w:r>
-              <w:rPr>
-                <w:rFonts w:ascii="Consolas" w:eastAsia="Times New Roman" w:hAnsi="Consolas" w:cs="Times New Roman"/>
-                <w:color w:val="B4B4B4"/>
-                <w:kern w:val="0"/>
-                <w:sz w:val="18"/>
-                <w:szCs w:val="18"/>
-                <w:lang w:eastAsia="en-IN"/>
-                <w14:ligatures w14:val="none"/>
-              </w:rPr>
-              <w:t>))</w:t>
+              <w:t>())</w:t>
             </w:r>
           </w:p>
           <w:p>
@@ -13652,33 +13601,7 @@
                 <w:lang w:eastAsia="en-IN"/>
                 <w14:ligatures w14:val="none"/>
               </w:rPr>
-              <w:t xml:space="preserve">    // Experiment with </w:t>
-            </w:r>
-            <w:proofErr w:type="gramStart"/>
-            <w:r>
-              <w:rPr>
-                <w:rFonts w:ascii="Consolas" w:eastAsia="Times New Roman" w:hAnsi="Consolas" w:cs="Times New Roman"/>
-                <w:color w:val="57A64A"/>
-                <w:kern w:val="0"/>
-                <w:sz w:val="18"/>
-                <w:szCs w:val="18"/>
-                <w:lang w:eastAsia="en-IN"/>
-                <w14:ligatures w14:val="none"/>
-              </w:rPr>
-              <w:t>2 coin</w:t>
-            </w:r>
-            <w:proofErr w:type="gramEnd"/>
-            <w:r>
-              <w:rPr>
-                <w:rFonts w:ascii="Consolas" w:eastAsia="Times New Roman" w:hAnsi="Consolas" w:cs="Times New Roman"/>
-                <w:color w:val="57A64A"/>
-                <w:kern w:val="0"/>
-                <w:sz w:val="18"/>
-                <w:szCs w:val="18"/>
-                <w:lang w:eastAsia="en-IN"/>
-                <w14:ligatures w14:val="none"/>
-              </w:rPr>
-              <w:t xml:space="preserve"> tosses;</w:t>
+              <w:t>    // Experiment with 2 coin tosses;</w:t>
             </w:r>
           </w:p>
           <w:p>
@@ -14553,7 +14476,6 @@
               <w:t xml:space="preserve"> </w:t>
             </w:r>
             <w:proofErr w:type="spellStart"/>
-            <w:proofErr w:type="gramStart"/>
             <w:r>
               <w:rPr>
                 <w:rFonts w:ascii="Consolas" w:eastAsia="Times New Roman" w:hAnsi="Consolas" w:cs="Times New Roman"/>
@@ -14603,7 +14525,6 @@
               </w:rPr>
               <w:t>::</w:t>
             </w:r>
-            <w:proofErr w:type="gramEnd"/>
             <w:r>
               <w:rPr>
                 <w:rFonts w:ascii="Consolas" w:eastAsia="Times New Roman" w:hAnsi="Consolas" w:cs="Times New Roman"/>
@@ -14664,7 +14585,6 @@
               </w:rPr>
               <w:t xml:space="preserve"> </w:t>
             </w:r>
-            <w:proofErr w:type="gramStart"/>
             <w:r>
               <w:rPr>
                 <w:rFonts w:ascii="Consolas" w:eastAsia="Times New Roman" w:hAnsi="Consolas" w:cs="Times New Roman"/>
@@ -14689,7 +14609,6 @@
               </w:rPr>
               <w:t>){</w:t>
             </w:r>
-            <w:proofErr w:type="gramEnd"/>
           </w:p>
           <w:p>
             <w:pPr>
@@ -14798,7 +14717,6 @@
               <w:t xml:space="preserve"> </w:t>
             </w:r>
             <w:proofErr w:type="spellStart"/>
-            <w:proofErr w:type="gramStart"/>
             <w:r>
               <w:rPr>
                 <w:rFonts w:ascii="Consolas" w:eastAsia="Times New Roman" w:hAnsi="Consolas" w:cs="Times New Roman"/>
@@ -14836,7 +14754,6 @@
               <w:t>size</w:t>
             </w:r>
             <w:proofErr w:type="spellEnd"/>
-            <w:proofErr w:type="gramEnd"/>
             <w:r>
               <w:rPr>
                 <w:rFonts w:ascii="Consolas" w:eastAsia="Times New Roman" w:hAnsi="Consolas" w:cs="Times New Roman"/>
@@ -15011,7 +14928,6 @@
               </w:rPr>
               <w:t xml:space="preserve">    </w:t>
             </w:r>
-            <w:proofErr w:type="gramStart"/>
             <w:r>
               <w:rPr>
                 <w:rFonts w:ascii="Consolas" w:eastAsia="Times New Roman" w:hAnsi="Consolas" w:cs="Times New Roman"/>
@@ -15036,7 +14952,6 @@
               </w:rPr>
               <w:t>(</w:t>
             </w:r>
-            <w:proofErr w:type="gramEnd"/>
             <w:r>
               <w:rPr>
                 <w:rFonts w:ascii="Consolas" w:eastAsia="Times New Roman" w:hAnsi="Consolas" w:cs="Times New Roman"/>
@@ -15257,22 +15172,8 @@
                 <w:lang w:eastAsia="en-IN"/>
                 <w14:ligatures w14:val="none"/>
               </w:rPr>
-              <w:t>+</w:t>
-            </w:r>
-            <w:proofErr w:type="gramStart"/>
-            <w:r>
-              <w:rPr>
-                <w:rFonts w:ascii="Consolas" w:eastAsia="Times New Roman" w:hAnsi="Consolas" w:cs="Times New Roman"/>
-                <w:color w:val="B4B4B4"/>
-                <w:kern w:val="0"/>
-                <w:sz w:val="18"/>
-                <w:szCs w:val="18"/>
-                <w:lang w:eastAsia="en-IN"/>
-                <w14:ligatures w14:val="none"/>
-              </w:rPr>
-              <w:t>+){</w:t>
-            </w:r>
-            <w:proofErr w:type="gramEnd"/>
+              <w:t>++){</w:t>
+            </w:r>
           </w:p>
           <w:p>
             <w:pPr>
@@ -15306,7 +15207,6 @@
               </w:rPr>
               <w:t xml:space="preserve">        </w:t>
             </w:r>
-            <w:proofErr w:type="gramStart"/>
             <w:r>
               <w:rPr>
                 <w:rFonts w:ascii="Consolas" w:eastAsia="Times New Roman" w:hAnsi="Consolas" w:cs="Times New Roman"/>
@@ -15331,7 +15231,6 @@
               </w:rPr>
               <w:t>(</w:t>
             </w:r>
-            <w:proofErr w:type="gramEnd"/>
             <w:r>
               <w:rPr>
                 <w:rFonts w:ascii="Consolas" w:eastAsia="Times New Roman" w:hAnsi="Consolas" w:cs="Times New Roman"/>
@@ -15575,7 +15474,6 @@
               <w:t xml:space="preserve"> </w:t>
             </w:r>
             <w:proofErr w:type="spellStart"/>
-            <w:proofErr w:type="gramStart"/>
             <w:r>
               <w:rPr>
                 <w:rFonts w:ascii="Consolas" w:eastAsia="Times New Roman" w:hAnsi="Consolas" w:cs="Times New Roman"/>
@@ -15613,7 +15511,6 @@
               </w:rPr>
               <w:t>){</w:t>
             </w:r>
-            <w:proofErr w:type="gramEnd"/>
           </w:p>
           <w:p>
             <w:pPr>
@@ -15815,7 +15712,6 @@
               </w:rPr>
               <w:t>1</w:t>
             </w:r>
-            <w:proofErr w:type="gramStart"/>
             <w:r>
               <w:rPr>
                 <w:rFonts w:ascii="Consolas" w:eastAsia="Times New Roman" w:hAnsi="Consolas" w:cs="Times New Roman"/>
@@ -15828,7 +15724,6 @@
               </w:rPr>
               <w:t>]){</w:t>
             </w:r>
-            <w:proofErr w:type="gramEnd"/>
           </w:p>
           <w:p>
             <w:pPr>
@@ -15862,7 +15757,6 @@
               </w:rPr>
               <w:t xml:space="preserve">                </w:t>
             </w:r>
-            <w:proofErr w:type="gramStart"/>
             <w:r>
               <w:rPr>
                 <w:rFonts w:ascii="Consolas" w:eastAsia="Times New Roman" w:hAnsi="Consolas" w:cs="Times New Roman"/>
@@ -15887,7 +15781,6 @@
               </w:rPr>
               <w:t>::</w:t>
             </w:r>
-            <w:proofErr w:type="gramEnd"/>
             <w:r>
               <w:rPr>
                 <w:rFonts w:ascii="Consolas" w:eastAsia="Times New Roman" w:hAnsi="Consolas" w:cs="Times New Roman"/>
@@ -16120,6 +16013,7 @@
                 <w:lang w:eastAsia="en-IN"/>
                 <w14:ligatures w14:val="none"/>
               </w:rPr>
+              <w:lastRenderedPageBreak/>
               <w:t xml:space="preserve">            </w:t>
             </w:r>
             <w:r>
@@ -16222,7 +16116,6 @@
                 <w:lang w:eastAsia="en-IN"/>
                 <w14:ligatures w14:val="none"/>
               </w:rPr>
-              <w:lastRenderedPageBreak/>
               <w:t xml:space="preserve">    </w:t>
             </w:r>
             <w:r>
@@ -16396,7 +16289,6 @@
               </w:rPr>
               <w:t xml:space="preserve"> </w:t>
             </w:r>
-            <w:proofErr w:type="gramStart"/>
             <w:r>
               <w:rPr>
                 <w:rFonts w:ascii="Consolas" w:eastAsia="Times New Roman" w:hAnsi="Consolas" w:cs="Times New Roman"/>
@@ -16421,7 +16313,6 @@
               </w:rPr>
               <w:t>(){</w:t>
             </w:r>
-            <w:proofErr w:type="gramEnd"/>
           </w:p>
           <w:p>
             <w:pPr>
@@ -16656,7 +16547,6 @@
               </w:rPr>
               <w:t xml:space="preserve">    </w:t>
             </w:r>
-            <w:proofErr w:type="gramStart"/>
             <w:r>
               <w:rPr>
                 <w:rFonts w:ascii="Consolas" w:eastAsia="Times New Roman" w:hAnsi="Consolas" w:cs="Times New Roman"/>
@@ -16682,7 +16572,6 @@
               <w:t>::</w:t>
             </w:r>
             <w:proofErr w:type="spellStart"/>
-            <w:proofErr w:type="gramEnd"/>
             <w:r>
               <w:rPr>
                 <w:rFonts w:ascii="Consolas" w:eastAsia="Times New Roman" w:hAnsi="Consolas" w:cs="Times New Roman"/>
@@ -16792,7 +16681,6 @@
               </w:rPr>
               <w:t xml:space="preserve"> </w:t>
             </w:r>
-            <w:proofErr w:type="gramStart"/>
             <w:r>
               <w:rPr>
                 <w:rFonts w:ascii="Consolas" w:eastAsia="Times New Roman" w:hAnsi="Consolas" w:cs="Times New Roman"/>
@@ -16843,7 +16731,6 @@
               </w:rPr>
               <w:t>::</w:t>
             </w:r>
-            <w:proofErr w:type="gramEnd"/>
             <w:r>
               <w:rPr>
                 <w:rFonts w:ascii="Consolas" w:eastAsia="Times New Roman" w:hAnsi="Consolas" w:cs="Times New Roman"/>
@@ -16880,7 +16767,6 @@
               </w:rPr>
               <w:t xml:space="preserve"> </w:t>
             </w:r>
-            <w:proofErr w:type="gramStart"/>
             <w:r>
               <w:rPr>
                 <w:rFonts w:ascii="Consolas" w:eastAsia="Times New Roman" w:hAnsi="Consolas" w:cs="Times New Roman"/>
@@ -16931,7 +16817,6 @@
               </w:rPr>
               <w:t>::</w:t>
             </w:r>
-            <w:proofErr w:type="gramEnd"/>
             <w:r>
               <w:rPr>
                 <w:rFonts w:ascii="Consolas" w:eastAsia="Times New Roman" w:hAnsi="Consolas" w:cs="Times New Roman"/>
@@ -16968,7 +16853,6 @@
               </w:rPr>
               <w:t xml:space="preserve"> </w:t>
             </w:r>
-            <w:proofErr w:type="gramStart"/>
             <w:r>
               <w:rPr>
                 <w:rFonts w:ascii="Consolas" w:eastAsia="Times New Roman" w:hAnsi="Consolas" w:cs="Times New Roman"/>
@@ -17020,7 +16904,6 @@
               <w:t>::</w:t>
             </w:r>
             <w:proofErr w:type="spellStart"/>
-            <w:proofErr w:type="gramEnd"/>
             <w:r>
               <w:rPr>
                 <w:rFonts w:ascii="Consolas" w:eastAsia="Times New Roman" w:hAnsi="Consolas" w:cs="Times New Roman"/>
@@ -17091,7 +16974,6 @@
               </w:rPr>
               <w:t>if</w:t>
             </w:r>
-            <w:proofErr w:type="gramStart"/>
             <w:r>
               <w:rPr>
                 <w:rFonts w:ascii="Consolas" w:eastAsia="Times New Roman" w:hAnsi="Consolas" w:cs="Times New Roman"/>
@@ -17138,34 +17020,94 @@
                 <w:lang w:eastAsia="en-IN"/>
                 <w14:ligatures w14:val="none"/>
               </w:rPr>
-              <w:t>is</w:t>
-            </w:r>
-            <w:proofErr w:type="gramEnd"/>
-            <w:r>
-              <w:rPr>
-                <w:rFonts w:ascii="Consolas" w:eastAsia="Times New Roman" w:hAnsi="Consolas" w:cs="Times New Roman"/>
-                <w:color w:val="DCDCAA"/>
-                <w:kern w:val="0"/>
-                <w:sz w:val="18"/>
-                <w:szCs w:val="18"/>
-                <w:lang w:eastAsia="en-IN"/>
-                <w14:ligatures w14:val="none"/>
-              </w:rPr>
-              <w:t>_</w:t>
-            </w:r>
-            <w:proofErr w:type="gramStart"/>
-            <w:r>
-              <w:rPr>
-                <w:rFonts w:ascii="Consolas" w:eastAsia="Times New Roman" w:hAnsi="Consolas" w:cs="Times New Roman"/>
-                <w:color w:val="DCDCAA"/>
-                <w:kern w:val="0"/>
-                <w:sz w:val="18"/>
-                <w:szCs w:val="18"/>
-                <w:lang w:eastAsia="en-IN"/>
-                <w14:ligatures w14:val="none"/>
-              </w:rPr>
-              <w:t>open</w:t>
-            </w:r>
+              <w:t>is_open</w:t>
+            </w:r>
+            <w:r>
+              <w:rPr>
+                <w:rFonts w:ascii="Consolas" w:eastAsia="Times New Roman" w:hAnsi="Consolas" w:cs="Times New Roman"/>
+                <w:color w:val="B4B4B4"/>
+                <w:kern w:val="0"/>
+                <w:sz w:val="18"/>
+                <w:szCs w:val="18"/>
+                <w:lang w:eastAsia="en-IN"/>
+                <w14:ligatures w14:val="none"/>
+              </w:rPr>
+              <w:t>())</w:t>
+            </w:r>
+            <w:r>
+              <w:rPr>
+                <w:rFonts w:ascii="Consolas" w:eastAsia="Times New Roman" w:hAnsi="Consolas" w:cs="Times New Roman"/>
+                <w:color w:val="DADADA"/>
+                <w:kern w:val="0"/>
+                <w:sz w:val="18"/>
+                <w:szCs w:val="18"/>
+                <w:lang w:eastAsia="en-IN"/>
+                <w14:ligatures w14:val="none"/>
+              </w:rPr>
+              <w:t xml:space="preserve"> </w:t>
+            </w:r>
+            <w:r>
+              <w:rPr>
+                <w:rFonts w:ascii="Consolas" w:eastAsia="Times New Roman" w:hAnsi="Consolas" w:cs="Times New Roman"/>
+                <w:color w:val="D8A0DF"/>
+                <w:kern w:val="0"/>
+                <w:sz w:val="18"/>
+                <w:szCs w:val="18"/>
+                <w:lang w:eastAsia="en-IN"/>
+                <w14:ligatures w14:val="none"/>
+              </w:rPr>
+              <w:t>throw</w:t>
+            </w:r>
+            <w:r>
+              <w:rPr>
+                <w:rFonts w:ascii="Consolas" w:eastAsia="Times New Roman" w:hAnsi="Consolas" w:cs="Times New Roman"/>
+                <w:color w:val="DADADA"/>
+                <w:kern w:val="0"/>
+                <w:sz w:val="18"/>
+                <w:szCs w:val="18"/>
+                <w:lang w:eastAsia="en-IN"/>
+                <w14:ligatures w14:val="none"/>
+              </w:rPr>
+              <w:t xml:space="preserve"> </w:t>
+            </w:r>
+            <w:r>
+              <w:rPr>
+                <w:rFonts w:ascii="Consolas" w:eastAsia="Times New Roman" w:hAnsi="Consolas" w:cs="Times New Roman"/>
+                <w:color w:val="C8C8C8"/>
+                <w:kern w:val="0"/>
+                <w:sz w:val="18"/>
+                <w:szCs w:val="18"/>
+                <w:lang w:eastAsia="en-IN"/>
+                <w14:ligatures w14:val="none"/>
+              </w:rPr>
+              <w:t>std</w:t>
+            </w:r>
+            <w:r>
+              <w:rPr>
+                <w:rFonts w:ascii="Consolas" w:eastAsia="Times New Roman" w:hAnsi="Consolas" w:cs="Times New Roman"/>
+                <w:color w:val="B4B4B4"/>
+                <w:kern w:val="0"/>
+                <w:sz w:val="18"/>
+                <w:szCs w:val="18"/>
+                <w:lang w:eastAsia="en-IN"/>
+                <w14:ligatures w14:val="none"/>
+              </w:rPr>
+              <w:t>::</w:t>
+            </w:r>
+            <w:proofErr w:type="spellStart"/>
+            <w:r>
+              <w:rPr>
+                <w:rFonts w:ascii="Consolas" w:eastAsia="Times New Roman" w:hAnsi="Consolas" w:cs="Times New Roman"/>
+                <w:color w:val="4EC9B0"/>
+                <w:kern w:val="0"/>
+                <w:sz w:val="18"/>
+                <w:szCs w:val="18"/>
+                <w:lang w:eastAsia="en-IN"/>
+                <w14:ligatures w14:val="none"/>
+              </w:rPr>
+              <w:t>runtime_error</w:t>
+            </w:r>
+            <w:proofErr w:type="spellEnd"/>
             <w:r>
               <w:rPr>
                 <w:rFonts w:ascii="Consolas" w:eastAsia="Times New Roman" w:hAnsi="Consolas" w:cs="Times New Roman"/>
@@ -17178,121 +17120,6 @@
               </w:rPr>
               <w:t>(</w:t>
             </w:r>
-            <w:proofErr w:type="gramEnd"/>
-            <w:r>
-              <w:rPr>
-                <w:rFonts w:ascii="Consolas" w:eastAsia="Times New Roman" w:hAnsi="Consolas" w:cs="Times New Roman"/>
-                <w:color w:val="B4B4B4"/>
-                <w:kern w:val="0"/>
-                <w:sz w:val="18"/>
-                <w:szCs w:val="18"/>
-                <w:lang w:eastAsia="en-IN"/>
-                <w14:ligatures w14:val="none"/>
-              </w:rPr>
-              <w:t>))</w:t>
-            </w:r>
-            <w:r>
-              <w:rPr>
-                <w:rFonts w:ascii="Consolas" w:eastAsia="Times New Roman" w:hAnsi="Consolas" w:cs="Times New Roman"/>
-                <w:color w:val="DADADA"/>
-                <w:kern w:val="0"/>
-                <w:sz w:val="18"/>
-                <w:szCs w:val="18"/>
-                <w:lang w:eastAsia="en-IN"/>
-                <w14:ligatures w14:val="none"/>
-              </w:rPr>
-              <w:t xml:space="preserve"> </w:t>
-            </w:r>
-            <w:r>
-              <w:rPr>
-                <w:rFonts w:ascii="Consolas" w:eastAsia="Times New Roman" w:hAnsi="Consolas" w:cs="Times New Roman"/>
-                <w:color w:val="D8A0DF"/>
-                <w:kern w:val="0"/>
-                <w:sz w:val="18"/>
-                <w:szCs w:val="18"/>
-                <w:lang w:eastAsia="en-IN"/>
-                <w14:ligatures w14:val="none"/>
-              </w:rPr>
-              <w:t>throw</w:t>
-            </w:r>
-            <w:r>
-              <w:rPr>
-                <w:rFonts w:ascii="Consolas" w:eastAsia="Times New Roman" w:hAnsi="Consolas" w:cs="Times New Roman"/>
-                <w:color w:val="DADADA"/>
-                <w:kern w:val="0"/>
-                <w:sz w:val="18"/>
-                <w:szCs w:val="18"/>
-                <w:lang w:eastAsia="en-IN"/>
-                <w14:ligatures w14:val="none"/>
-              </w:rPr>
-              <w:t xml:space="preserve"> </w:t>
-            </w:r>
-            <w:proofErr w:type="gramStart"/>
-            <w:r>
-              <w:rPr>
-                <w:rFonts w:ascii="Consolas" w:eastAsia="Times New Roman" w:hAnsi="Consolas" w:cs="Times New Roman"/>
-                <w:color w:val="C8C8C8"/>
-                <w:kern w:val="0"/>
-                <w:sz w:val="18"/>
-                <w:szCs w:val="18"/>
-                <w:lang w:eastAsia="en-IN"/>
-                <w14:ligatures w14:val="none"/>
-              </w:rPr>
-              <w:t>std</w:t>
-            </w:r>
-            <w:r>
-              <w:rPr>
-                <w:rFonts w:ascii="Consolas" w:eastAsia="Times New Roman" w:hAnsi="Consolas" w:cs="Times New Roman"/>
-                <w:color w:val="B4B4B4"/>
-                <w:kern w:val="0"/>
-                <w:sz w:val="18"/>
-                <w:szCs w:val="18"/>
-                <w:lang w:eastAsia="en-IN"/>
-                <w14:ligatures w14:val="none"/>
-              </w:rPr>
-              <w:t>::</w:t>
-            </w:r>
-            <w:proofErr w:type="spellStart"/>
-            <w:proofErr w:type="gramEnd"/>
-            <w:r>
-              <w:rPr>
-                <w:rFonts w:ascii="Consolas" w:eastAsia="Times New Roman" w:hAnsi="Consolas" w:cs="Times New Roman"/>
-                <w:color w:val="4EC9B0"/>
-                <w:kern w:val="0"/>
-                <w:sz w:val="18"/>
-                <w:szCs w:val="18"/>
-                <w:lang w:eastAsia="en-IN"/>
-                <w14:ligatures w14:val="none"/>
-              </w:rPr>
-              <w:t>runtime_</w:t>
-            </w:r>
-            <w:proofErr w:type="gramStart"/>
-            <w:r>
-              <w:rPr>
-                <w:rFonts w:ascii="Consolas" w:eastAsia="Times New Roman" w:hAnsi="Consolas" w:cs="Times New Roman"/>
-                <w:color w:val="4EC9B0"/>
-                <w:kern w:val="0"/>
-                <w:sz w:val="18"/>
-                <w:szCs w:val="18"/>
-                <w:lang w:eastAsia="en-IN"/>
-                <w14:ligatures w14:val="none"/>
-              </w:rPr>
-              <w:t>error</w:t>
-            </w:r>
-            <w:proofErr w:type="spellEnd"/>
-            <w:r>
-              <w:rPr>
-                <w:rFonts w:ascii="Consolas" w:eastAsia="Times New Roman" w:hAnsi="Consolas" w:cs="Times New Roman"/>
-                <w:color w:val="B4B4B4"/>
-                <w:kern w:val="0"/>
-                <w:sz w:val="18"/>
-                <w:szCs w:val="18"/>
-                <w:lang w:eastAsia="en-IN"/>
-                <w14:ligatures w14:val="none"/>
-              </w:rPr>
-              <w:t>(</w:t>
-            </w:r>
-            <w:proofErr w:type="gramEnd"/>
             <w:r>
               <w:rPr>
                 <w:rFonts w:ascii="Consolas" w:eastAsia="Times New Roman" w:hAnsi="Consolas" w:cs="Times New Roman"/>
@@ -17493,59 +17320,7 @@
                 <w:lang w:eastAsia="en-IN"/>
                 <w14:ligatures w14:val="none"/>
               </w:rPr>
-              <w:t xml:space="preserve">, </w:t>
-            </w:r>
-            <w:proofErr w:type="gramStart"/>
-            <w:r>
-              <w:rPr>
-                <w:rFonts w:ascii="Consolas" w:eastAsia="Times New Roman" w:hAnsi="Consolas" w:cs="Times New Roman"/>
-                <w:color w:val="CE9178"/>
-                <w:kern w:val="0"/>
-                <w:sz w:val="18"/>
-                <w:szCs w:val="18"/>
-                <w:lang w:eastAsia="en-IN"/>
-                <w14:ligatures w14:val="none"/>
-              </w:rPr>
-              <w:t>Comp(</w:t>
-            </w:r>
-            <w:proofErr w:type="gramEnd"/>
-            <w:r>
-              <w:rPr>
-                <w:rFonts w:ascii="Consolas" w:eastAsia="Times New Roman" w:hAnsi="Consolas" w:cs="Times New Roman"/>
-                <w:color w:val="CE9178"/>
-                <w:kern w:val="0"/>
-                <w:sz w:val="18"/>
-                <w:szCs w:val="18"/>
-                <w:lang w:eastAsia="en-IN"/>
-                <w14:ligatures w14:val="none"/>
-              </w:rPr>
-              <w:t xml:space="preserve">NES), </w:t>
-            </w:r>
-            <w:proofErr w:type="gramStart"/>
-            <w:r>
-              <w:rPr>
-                <w:rFonts w:ascii="Consolas" w:eastAsia="Times New Roman" w:hAnsi="Consolas" w:cs="Times New Roman"/>
-                <w:color w:val="CE9178"/>
-                <w:kern w:val="0"/>
-                <w:sz w:val="18"/>
-                <w:szCs w:val="18"/>
-                <w:lang w:eastAsia="en-IN"/>
-                <w14:ligatures w14:val="none"/>
-              </w:rPr>
-              <w:t>Comp(</w:t>
-            </w:r>
-            <w:proofErr w:type="gramEnd"/>
-            <w:r>
-              <w:rPr>
-                <w:rFonts w:ascii="Consolas" w:eastAsia="Times New Roman" w:hAnsi="Consolas" w:cs="Times New Roman"/>
-                <w:color w:val="CE9178"/>
-                <w:kern w:val="0"/>
-                <w:sz w:val="18"/>
-                <w:szCs w:val="18"/>
-                <w:lang w:eastAsia="en-IN"/>
-                <w14:ligatures w14:val="none"/>
-              </w:rPr>
-              <w:t>ES)</w:t>
+              <w:t>, Comp(NES), Comp(ES)</w:t>
             </w:r>
             <w:r>
               <w:rPr>
@@ -17914,7 +17689,6 @@
               </w:rPr>
               <w:t xml:space="preserve">    </w:t>
             </w:r>
-            <w:proofErr w:type="gramStart"/>
             <w:r>
               <w:rPr>
                 <w:rFonts w:ascii="Consolas" w:eastAsia="Times New Roman" w:hAnsi="Consolas" w:cs="Times New Roman"/>
@@ -17939,7 +17713,6 @@
               </w:rPr>
               <w:t>(</w:t>
             </w:r>
-            <w:proofErr w:type="gramEnd"/>
             <w:r>
               <w:rPr>
                 <w:rFonts w:ascii="Consolas" w:eastAsia="Times New Roman" w:hAnsi="Consolas" w:cs="Times New Roman"/>
@@ -18160,22 +17933,8 @@
                 <w:lang w:eastAsia="en-IN"/>
                 <w14:ligatures w14:val="none"/>
               </w:rPr>
-              <w:t>+</w:t>
-            </w:r>
-            <w:proofErr w:type="gramStart"/>
-            <w:r>
-              <w:rPr>
-                <w:rFonts w:ascii="Consolas" w:eastAsia="Times New Roman" w:hAnsi="Consolas" w:cs="Times New Roman"/>
-                <w:color w:val="B4B4B4"/>
-                <w:kern w:val="0"/>
-                <w:sz w:val="18"/>
-                <w:szCs w:val="18"/>
-                <w:lang w:eastAsia="en-IN"/>
-                <w14:ligatures w14:val="none"/>
-              </w:rPr>
-              <w:t>+){</w:t>
-            </w:r>
-            <w:proofErr w:type="gramEnd"/>
+              <w:t>++){</w:t>
+            </w:r>
           </w:p>
           <w:p>
             <w:pPr>
@@ -18209,7 +17968,6 @@
               </w:rPr>
               <w:t xml:space="preserve">        </w:t>
             </w:r>
-            <w:proofErr w:type="gramStart"/>
             <w:r>
               <w:rPr>
                 <w:rFonts w:ascii="Consolas" w:eastAsia="Times New Roman" w:hAnsi="Consolas" w:cs="Times New Roman"/>
@@ -18234,7 +17992,6 @@
               </w:rPr>
               <w:t>::</w:t>
             </w:r>
-            <w:proofErr w:type="gramEnd"/>
             <w:r>
               <w:rPr>
                 <w:rFonts w:ascii="Consolas" w:eastAsia="Times New Roman" w:hAnsi="Consolas" w:cs="Times New Roman"/>
@@ -18344,7 +18101,6 @@
               <w:t xml:space="preserve"> </w:t>
             </w:r>
             <w:proofErr w:type="spellStart"/>
-            <w:proofErr w:type="gramStart"/>
             <w:r>
               <w:rPr>
                 <w:rFonts w:ascii="Consolas" w:eastAsia="Times New Roman" w:hAnsi="Consolas" w:cs="Times New Roman"/>
@@ -18382,7 +18138,6 @@
               <w:t>generateInput</w:t>
             </w:r>
             <w:proofErr w:type="spellEnd"/>
-            <w:proofErr w:type="gramEnd"/>
             <w:r>
               <w:rPr>
                 <w:rFonts w:ascii="Consolas" w:eastAsia="Times New Roman" w:hAnsi="Consolas" w:cs="Times New Roman"/>
@@ -18506,7 +18261,6 @@
               <w:t xml:space="preserve"> </w:t>
             </w:r>
             <w:proofErr w:type="spellStart"/>
-            <w:proofErr w:type="gramStart"/>
             <w:r>
               <w:rPr>
                 <w:rFonts w:ascii="Consolas" w:eastAsia="Times New Roman" w:hAnsi="Consolas" w:cs="Times New Roman"/>
@@ -18532,7 +18286,6 @@
               </w:rPr>
               <w:t>::</w:t>
             </w:r>
-            <w:proofErr w:type="gramEnd"/>
             <w:r>
               <w:rPr>
                 <w:rFonts w:ascii="Consolas" w:eastAsia="Times New Roman" w:hAnsi="Consolas" w:cs="Times New Roman"/>
@@ -18590,7 +18343,6 @@
               </w:rPr>
               <w:t xml:space="preserve">        </w:t>
             </w:r>
-            <w:proofErr w:type="gramStart"/>
             <w:r>
               <w:rPr>
                 <w:rFonts w:ascii="Consolas" w:eastAsia="Times New Roman" w:hAnsi="Consolas" w:cs="Times New Roman"/>
@@ -18615,7 +18367,6 @@
               </w:rPr>
               <w:t>::</w:t>
             </w:r>
-            <w:proofErr w:type="gramEnd"/>
             <w:r>
               <w:rPr>
                 <w:rFonts w:ascii="Consolas" w:eastAsia="Times New Roman" w:hAnsi="Consolas" w:cs="Times New Roman"/>
@@ -19683,7 +19434,6 @@
               </w:rPr>
               <w:t xml:space="preserve">    </w:t>
             </w:r>
-            <w:proofErr w:type="gramStart"/>
             <w:r>
               <w:rPr>
                 <w:rFonts w:ascii="Consolas" w:eastAsia="Times New Roman" w:hAnsi="Consolas" w:cs="Times New Roman"/>
@@ -19709,7 +19459,6 @@
               <w:t>::</w:t>
             </w:r>
             <w:proofErr w:type="spellStart"/>
-            <w:proofErr w:type="gramEnd"/>
             <w:r>
               <w:rPr>
                 <w:rFonts w:ascii="Consolas" w:eastAsia="Times New Roman" w:hAnsi="Consolas" w:cs="Times New Roman"/>
@@ -19819,7 +19568,6 @@
               </w:rPr>
               <w:t xml:space="preserve"> </w:t>
             </w:r>
-            <w:proofErr w:type="gramStart"/>
             <w:r>
               <w:rPr>
                 <w:rFonts w:ascii="Consolas" w:eastAsia="Times New Roman" w:hAnsi="Consolas" w:cs="Times New Roman"/>
@@ -19870,7 +19618,6 @@
               </w:rPr>
               <w:t>::</w:t>
             </w:r>
-            <w:proofErr w:type="gramEnd"/>
             <w:r>
               <w:rPr>
                 <w:rFonts w:ascii="Consolas" w:eastAsia="Times New Roman" w:hAnsi="Consolas" w:cs="Times New Roman"/>
@@ -19907,7 +19654,6 @@
               </w:rPr>
               <w:t xml:space="preserve"> </w:t>
             </w:r>
-            <w:proofErr w:type="gramStart"/>
             <w:r>
               <w:rPr>
                 <w:rFonts w:ascii="Consolas" w:eastAsia="Times New Roman" w:hAnsi="Consolas" w:cs="Times New Roman"/>
@@ -19958,7 +19704,6 @@
               </w:rPr>
               <w:t>::</w:t>
             </w:r>
-            <w:proofErr w:type="gramEnd"/>
             <w:r>
               <w:rPr>
                 <w:rFonts w:ascii="Consolas" w:eastAsia="Times New Roman" w:hAnsi="Consolas" w:cs="Times New Roman"/>
@@ -19995,7 +19740,6 @@
               </w:rPr>
               <w:t xml:space="preserve"> </w:t>
             </w:r>
-            <w:proofErr w:type="gramStart"/>
             <w:r>
               <w:rPr>
                 <w:rFonts w:ascii="Consolas" w:eastAsia="Times New Roman" w:hAnsi="Consolas" w:cs="Times New Roman"/>
@@ -20047,7 +19791,6 @@
               <w:t>::</w:t>
             </w:r>
             <w:proofErr w:type="spellStart"/>
-            <w:proofErr w:type="gramEnd"/>
             <w:r>
               <w:rPr>
                 <w:rFonts w:ascii="Consolas" w:eastAsia="Times New Roman" w:hAnsi="Consolas" w:cs="Times New Roman"/>
@@ -20118,7 +19861,6 @@
               </w:rPr>
               <w:t>if</w:t>
             </w:r>
-            <w:proofErr w:type="gramStart"/>
             <w:r>
               <w:rPr>
                 <w:rFonts w:ascii="Consolas" w:eastAsia="Times New Roman" w:hAnsi="Consolas" w:cs="Times New Roman"/>
@@ -20165,34 +19907,94 @@
                 <w:lang w:eastAsia="en-IN"/>
                 <w14:ligatures w14:val="none"/>
               </w:rPr>
-              <w:t>is</w:t>
-            </w:r>
-            <w:proofErr w:type="gramEnd"/>
-            <w:r>
-              <w:rPr>
-                <w:rFonts w:ascii="Consolas" w:eastAsia="Times New Roman" w:hAnsi="Consolas" w:cs="Times New Roman"/>
-                <w:color w:val="DCDCAA"/>
-                <w:kern w:val="0"/>
-                <w:sz w:val="18"/>
-                <w:szCs w:val="18"/>
-                <w:lang w:eastAsia="en-IN"/>
-                <w14:ligatures w14:val="none"/>
-              </w:rPr>
-              <w:t>_</w:t>
-            </w:r>
-            <w:proofErr w:type="gramStart"/>
-            <w:r>
-              <w:rPr>
-                <w:rFonts w:ascii="Consolas" w:eastAsia="Times New Roman" w:hAnsi="Consolas" w:cs="Times New Roman"/>
-                <w:color w:val="DCDCAA"/>
-                <w:kern w:val="0"/>
-                <w:sz w:val="18"/>
-                <w:szCs w:val="18"/>
-                <w:lang w:eastAsia="en-IN"/>
-                <w14:ligatures w14:val="none"/>
-              </w:rPr>
-              <w:t>open</w:t>
-            </w:r>
+              <w:t>is_open</w:t>
+            </w:r>
+            <w:r>
+              <w:rPr>
+                <w:rFonts w:ascii="Consolas" w:eastAsia="Times New Roman" w:hAnsi="Consolas" w:cs="Times New Roman"/>
+                <w:color w:val="B4B4B4"/>
+                <w:kern w:val="0"/>
+                <w:sz w:val="18"/>
+                <w:szCs w:val="18"/>
+                <w:lang w:eastAsia="en-IN"/>
+                <w14:ligatures w14:val="none"/>
+              </w:rPr>
+              <w:t>())</w:t>
+            </w:r>
+            <w:r>
+              <w:rPr>
+                <w:rFonts w:ascii="Consolas" w:eastAsia="Times New Roman" w:hAnsi="Consolas" w:cs="Times New Roman"/>
+                <w:color w:val="DADADA"/>
+                <w:kern w:val="0"/>
+                <w:sz w:val="18"/>
+                <w:szCs w:val="18"/>
+                <w:lang w:eastAsia="en-IN"/>
+                <w14:ligatures w14:val="none"/>
+              </w:rPr>
+              <w:t xml:space="preserve"> </w:t>
+            </w:r>
+            <w:r>
+              <w:rPr>
+                <w:rFonts w:ascii="Consolas" w:eastAsia="Times New Roman" w:hAnsi="Consolas" w:cs="Times New Roman"/>
+                <w:color w:val="D8A0DF"/>
+                <w:kern w:val="0"/>
+                <w:sz w:val="18"/>
+                <w:szCs w:val="18"/>
+                <w:lang w:eastAsia="en-IN"/>
+                <w14:ligatures w14:val="none"/>
+              </w:rPr>
+              <w:t>throw</w:t>
+            </w:r>
+            <w:r>
+              <w:rPr>
+                <w:rFonts w:ascii="Consolas" w:eastAsia="Times New Roman" w:hAnsi="Consolas" w:cs="Times New Roman"/>
+                <w:color w:val="DADADA"/>
+                <w:kern w:val="0"/>
+                <w:sz w:val="18"/>
+                <w:szCs w:val="18"/>
+                <w:lang w:eastAsia="en-IN"/>
+                <w14:ligatures w14:val="none"/>
+              </w:rPr>
+              <w:t xml:space="preserve"> </w:t>
+            </w:r>
+            <w:r>
+              <w:rPr>
+                <w:rFonts w:ascii="Consolas" w:eastAsia="Times New Roman" w:hAnsi="Consolas" w:cs="Times New Roman"/>
+                <w:color w:val="C8C8C8"/>
+                <w:kern w:val="0"/>
+                <w:sz w:val="18"/>
+                <w:szCs w:val="18"/>
+                <w:lang w:eastAsia="en-IN"/>
+                <w14:ligatures w14:val="none"/>
+              </w:rPr>
+              <w:t>std</w:t>
+            </w:r>
+            <w:r>
+              <w:rPr>
+                <w:rFonts w:ascii="Consolas" w:eastAsia="Times New Roman" w:hAnsi="Consolas" w:cs="Times New Roman"/>
+                <w:color w:val="B4B4B4"/>
+                <w:kern w:val="0"/>
+                <w:sz w:val="18"/>
+                <w:szCs w:val="18"/>
+                <w:lang w:eastAsia="en-IN"/>
+                <w14:ligatures w14:val="none"/>
+              </w:rPr>
+              <w:t>::</w:t>
+            </w:r>
+            <w:proofErr w:type="spellStart"/>
+            <w:r>
+              <w:rPr>
+                <w:rFonts w:ascii="Consolas" w:eastAsia="Times New Roman" w:hAnsi="Consolas" w:cs="Times New Roman"/>
+                <w:color w:val="4EC9B0"/>
+                <w:kern w:val="0"/>
+                <w:sz w:val="18"/>
+                <w:szCs w:val="18"/>
+                <w:lang w:eastAsia="en-IN"/>
+                <w14:ligatures w14:val="none"/>
+              </w:rPr>
+              <w:t>runtime_error</w:t>
+            </w:r>
+            <w:proofErr w:type="spellEnd"/>
             <w:r>
               <w:rPr>
                 <w:rFonts w:ascii="Consolas" w:eastAsia="Times New Roman" w:hAnsi="Consolas" w:cs="Times New Roman"/>
@@ -20205,121 +20007,6 @@
               </w:rPr>
               <w:t>(</w:t>
             </w:r>
-            <w:proofErr w:type="gramEnd"/>
-            <w:r>
-              <w:rPr>
-                <w:rFonts w:ascii="Consolas" w:eastAsia="Times New Roman" w:hAnsi="Consolas" w:cs="Times New Roman"/>
-                <w:color w:val="B4B4B4"/>
-                <w:kern w:val="0"/>
-                <w:sz w:val="18"/>
-                <w:szCs w:val="18"/>
-                <w:lang w:eastAsia="en-IN"/>
-                <w14:ligatures w14:val="none"/>
-              </w:rPr>
-              <w:t>))</w:t>
-            </w:r>
-            <w:r>
-              <w:rPr>
-                <w:rFonts w:ascii="Consolas" w:eastAsia="Times New Roman" w:hAnsi="Consolas" w:cs="Times New Roman"/>
-                <w:color w:val="DADADA"/>
-                <w:kern w:val="0"/>
-                <w:sz w:val="18"/>
-                <w:szCs w:val="18"/>
-                <w:lang w:eastAsia="en-IN"/>
-                <w14:ligatures w14:val="none"/>
-              </w:rPr>
-              <w:t xml:space="preserve"> </w:t>
-            </w:r>
-            <w:r>
-              <w:rPr>
-                <w:rFonts w:ascii="Consolas" w:eastAsia="Times New Roman" w:hAnsi="Consolas" w:cs="Times New Roman"/>
-                <w:color w:val="D8A0DF"/>
-                <w:kern w:val="0"/>
-                <w:sz w:val="18"/>
-                <w:szCs w:val="18"/>
-                <w:lang w:eastAsia="en-IN"/>
-                <w14:ligatures w14:val="none"/>
-              </w:rPr>
-              <w:t>throw</w:t>
-            </w:r>
-            <w:r>
-              <w:rPr>
-                <w:rFonts w:ascii="Consolas" w:eastAsia="Times New Roman" w:hAnsi="Consolas" w:cs="Times New Roman"/>
-                <w:color w:val="DADADA"/>
-                <w:kern w:val="0"/>
-                <w:sz w:val="18"/>
-                <w:szCs w:val="18"/>
-                <w:lang w:eastAsia="en-IN"/>
-                <w14:ligatures w14:val="none"/>
-              </w:rPr>
-              <w:t xml:space="preserve"> </w:t>
-            </w:r>
-            <w:proofErr w:type="gramStart"/>
-            <w:r>
-              <w:rPr>
-                <w:rFonts w:ascii="Consolas" w:eastAsia="Times New Roman" w:hAnsi="Consolas" w:cs="Times New Roman"/>
-                <w:color w:val="C8C8C8"/>
-                <w:kern w:val="0"/>
-                <w:sz w:val="18"/>
-                <w:szCs w:val="18"/>
-                <w:lang w:eastAsia="en-IN"/>
-                <w14:ligatures w14:val="none"/>
-              </w:rPr>
-              <w:t>std</w:t>
-            </w:r>
-            <w:r>
-              <w:rPr>
-                <w:rFonts w:ascii="Consolas" w:eastAsia="Times New Roman" w:hAnsi="Consolas" w:cs="Times New Roman"/>
-                <w:color w:val="B4B4B4"/>
-                <w:kern w:val="0"/>
-                <w:sz w:val="18"/>
-                <w:szCs w:val="18"/>
-                <w:lang w:eastAsia="en-IN"/>
-                <w14:ligatures w14:val="none"/>
-              </w:rPr>
-              <w:t>::</w:t>
-            </w:r>
-            <w:proofErr w:type="spellStart"/>
-            <w:proofErr w:type="gramEnd"/>
-            <w:r>
-              <w:rPr>
-                <w:rFonts w:ascii="Consolas" w:eastAsia="Times New Roman" w:hAnsi="Consolas" w:cs="Times New Roman"/>
-                <w:color w:val="4EC9B0"/>
-                <w:kern w:val="0"/>
-                <w:sz w:val="18"/>
-                <w:szCs w:val="18"/>
-                <w:lang w:eastAsia="en-IN"/>
-                <w14:ligatures w14:val="none"/>
-              </w:rPr>
-              <w:t>runtime_</w:t>
-            </w:r>
-            <w:proofErr w:type="gramStart"/>
-            <w:r>
-              <w:rPr>
-                <w:rFonts w:ascii="Consolas" w:eastAsia="Times New Roman" w:hAnsi="Consolas" w:cs="Times New Roman"/>
-                <w:color w:val="4EC9B0"/>
-                <w:kern w:val="0"/>
-                <w:sz w:val="18"/>
-                <w:szCs w:val="18"/>
-                <w:lang w:eastAsia="en-IN"/>
-                <w14:ligatures w14:val="none"/>
-              </w:rPr>
-              <w:t>error</w:t>
-            </w:r>
-            <w:proofErr w:type="spellEnd"/>
-            <w:r>
-              <w:rPr>
-                <w:rFonts w:ascii="Consolas" w:eastAsia="Times New Roman" w:hAnsi="Consolas" w:cs="Times New Roman"/>
-                <w:color w:val="B4B4B4"/>
-                <w:kern w:val="0"/>
-                <w:sz w:val="18"/>
-                <w:szCs w:val="18"/>
-                <w:lang w:eastAsia="en-IN"/>
-                <w14:ligatures w14:val="none"/>
-              </w:rPr>
-              <w:t>(</w:t>
-            </w:r>
-            <w:proofErr w:type="gramEnd"/>
             <w:r>
               <w:rPr>
                 <w:rFonts w:ascii="Consolas" w:eastAsia="Times New Roman" w:hAnsi="Consolas" w:cs="Times New Roman"/>
@@ -20520,59 +20207,7 @@
                 <w:lang w:eastAsia="en-IN"/>
                 <w14:ligatures w14:val="none"/>
               </w:rPr>
-              <w:t xml:space="preserve">, </w:t>
-            </w:r>
-            <w:proofErr w:type="gramStart"/>
-            <w:r>
-              <w:rPr>
-                <w:rFonts w:ascii="Consolas" w:eastAsia="Times New Roman" w:hAnsi="Consolas" w:cs="Times New Roman"/>
-                <w:color w:val="CE9178"/>
-                <w:kern w:val="0"/>
-                <w:sz w:val="18"/>
-                <w:szCs w:val="18"/>
-                <w:lang w:eastAsia="en-IN"/>
-                <w14:ligatures w14:val="none"/>
-              </w:rPr>
-              <w:t>Comp(</w:t>
-            </w:r>
-            <w:proofErr w:type="gramEnd"/>
-            <w:r>
-              <w:rPr>
-                <w:rFonts w:ascii="Consolas" w:eastAsia="Times New Roman" w:hAnsi="Consolas" w:cs="Times New Roman"/>
-                <w:color w:val="CE9178"/>
-                <w:kern w:val="0"/>
-                <w:sz w:val="18"/>
-                <w:szCs w:val="18"/>
-                <w:lang w:eastAsia="en-IN"/>
-                <w14:ligatures w14:val="none"/>
-              </w:rPr>
-              <w:t xml:space="preserve">NES), </w:t>
-            </w:r>
-            <w:proofErr w:type="gramStart"/>
-            <w:r>
-              <w:rPr>
-                <w:rFonts w:ascii="Consolas" w:eastAsia="Times New Roman" w:hAnsi="Consolas" w:cs="Times New Roman"/>
-                <w:color w:val="CE9178"/>
-                <w:kern w:val="0"/>
-                <w:sz w:val="18"/>
-                <w:szCs w:val="18"/>
-                <w:lang w:eastAsia="en-IN"/>
-                <w14:ligatures w14:val="none"/>
-              </w:rPr>
-              <w:t>Comp(</w:t>
-            </w:r>
-            <w:proofErr w:type="gramEnd"/>
-            <w:r>
-              <w:rPr>
-                <w:rFonts w:ascii="Consolas" w:eastAsia="Times New Roman" w:hAnsi="Consolas" w:cs="Times New Roman"/>
-                <w:color w:val="CE9178"/>
-                <w:kern w:val="0"/>
-                <w:sz w:val="18"/>
-                <w:szCs w:val="18"/>
-                <w:lang w:eastAsia="en-IN"/>
-                <w14:ligatures w14:val="none"/>
-              </w:rPr>
-              <w:t>ES)</w:t>
+              <w:t>, Comp(NES), Comp(ES)</w:t>
             </w:r>
             <w:r>
               <w:rPr>
@@ -20917,7 +20552,6 @@
               </w:rPr>
               <w:t xml:space="preserve">    </w:t>
             </w:r>
-            <w:proofErr w:type="gramStart"/>
             <w:r>
               <w:rPr>
                 <w:rFonts w:ascii="Consolas" w:eastAsia="Times New Roman" w:hAnsi="Consolas" w:cs="Times New Roman"/>
@@ -20942,7 +20576,6 @@
               </w:rPr>
               <w:t>(</w:t>
             </w:r>
-            <w:proofErr w:type="gramEnd"/>
             <w:r>
               <w:rPr>
                 <w:rFonts w:ascii="Consolas" w:eastAsia="Times New Roman" w:hAnsi="Consolas" w:cs="Times New Roman"/>
@@ -21163,22 +20796,8 @@
                 <w:lang w:eastAsia="en-IN"/>
                 <w14:ligatures w14:val="none"/>
               </w:rPr>
-              <w:t>+</w:t>
-            </w:r>
-            <w:proofErr w:type="gramStart"/>
-            <w:r>
-              <w:rPr>
-                <w:rFonts w:ascii="Consolas" w:eastAsia="Times New Roman" w:hAnsi="Consolas" w:cs="Times New Roman"/>
-                <w:color w:val="B4B4B4"/>
-                <w:kern w:val="0"/>
-                <w:sz w:val="18"/>
-                <w:szCs w:val="18"/>
-                <w:lang w:eastAsia="en-IN"/>
-                <w14:ligatures w14:val="none"/>
-              </w:rPr>
-              <w:t>+){</w:t>
-            </w:r>
-            <w:proofErr w:type="gramEnd"/>
+              <w:t>++){</w:t>
+            </w:r>
           </w:p>
           <w:p>
             <w:pPr>
@@ -21212,7 +20831,6 @@
               </w:rPr>
               <w:t xml:space="preserve">        </w:t>
             </w:r>
-            <w:proofErr w:type="gramStart"/>
             <w:r>
               <w:rPr>
                 <w:rFonts w:ascii="Consolas" w:eastAsia="Times New Roman" w:hAnsi="Consolas" w:cs="Times New Roman"/>
@@ -21237,7 +20855,6 @@
               </w:rPr>
               <w:t>::</w:t>
             </w:r>
-            <w:proofErr w:type="gramEnd"/>
             <w:r>
               <w:rPr>
                 <w:rFonts w:ascii="Consolas" w:eastAsia="Times New Roman" w:hAnsi="Consolas" w:cs="Times New Roman"/>
@@ -21347,7 +20964,6 @@
               <w:t xml:space="preserve"> </w:t>
             </w:r>
             <w:proofErr w:type="spellStart"/>
-            <w:proofErr w:type="gramStart"/>
             <w:r>
               <w:rPr>
                 <w:rFonts w:ascii="Consolas" w:eastAsia="Times New Roman" w:hAnsi="Consolas" w:cs="Times New Roman"/>
@@ -21385,7 +21001,6 @@
               <w:t>generateInput</w:t>
             </w:r>
             <w:proofErr w:type="spellEnd"/>
-            <w:proofErr w:type="gramEnd"/>
             <w:r>
               <w:rPr>
                 <w:rFonts w:ascii="Consolas" w:eastAsia="Times New Roman" w:hAnsi="Consolas" w:cs="Times New Roman"/>
@@ -21509,7 +21124,6 @@
               <w:t xml:space="preserve"> </w:t>
             </w:r>
             <w:proofErr w:type="spellStart"/>
-            <w:proofErr w:type="gramStart"/>
             <w:r>
               <w:rPr>
                 <w:rFonts w:ascii="Consolas" w:eastAsia="Times New Roman" w:hAnsi="Consolas" w:cs="Times New Roman"/>
@@ -21535,7 +21149,6 @@
               </w:rPr>
               <w:t>::</w:t>
             </w:r>
-            <w:proofErr w:type="gramEnd"/>
             <w:r>
               <w:rPr>
                 <w:rFonts w:ascii="Consolas" w:eastAsia="Times New Roman" w:hAnsi="Consolas" w:cs="Times New Roman"/>
@@ -21573,7 +21186,6 @@
               <w:t xml:space="preserve"> </w:t>
             </w:r>
             <w:proofErr w:type="spellStart"/>
-            <w:proofErr w:type="gramStart"/>
             <w:r>
               <w:rPr>
                 <w:rFonts w:ascii="Consolas" w:eastAsia="Times New Roman" w:hAnsi="Consolas" w:cs="Times New Roman"/>
@@ -21599,7 +21211,6 @@
               </w:rPr>
               <w:t>::</w:t>
             </w:r>
-            <w:proofErr w:type="gramEnd"/>
             <w:r>
               <w:rPr>
                 <w:rFonts w:ascii="Consolas" w:eastAsia="Times New Roman" w:hAnsi="Consolas" w:cs="Times New Roman"/>
@@ -21681,7 +21292,6 @@
               </w:rPr>
               <w:t xml:space="preserve">        </w:t>
             </w:r>
-            <w:proofErr w:type="gramStart"/>
             <w:r>
               <w:rPr>
                 <w:rFonts w:ascii="Consolas" w:eastAsia="Times New Roman" w:hAnsi="Consolas" w:cs="Times New Roman"/>
@@ -21706,7 +21316,6 @@
               </w:rPr>
               <w:t>::</w:t>
             </w:r>
-            <w:proofErr w:type="gramEnd"/>
             <w:r>
               <w:rPr>
                 <w:rFonts w:ascii="Consolas" w:eastAsia="Times New Roman" w:hAnsi="Consolas" w:cs="Times New Roman"/>
@@ -22739,6 +22348,7 @@
                 <w:lang w:eastAsia="en-IN"/>
                 <w14:ligatures w14:val="none"/>
               </w:rPr>
+              <w:lastRenderedPageBreak/>
               <w:t>    // sorted data;</w:t>
             </w:r>
           </w:p>
@@ -22774,7 +22384,6 @@
               </w:rPr>
               <w:t xml:space="preserve">    </w:t>
             </w:r>
-            <w:proofErr w:type="gramStart"/>
             <w:r>
               <w:rPr>
                 <w:rFonts w:ascii="Consolas" w:eastAsia="Times New Roman" w:hAnsi="Consolas" w:cs="Times New Roman"/>
@@ -22800,7 +22409,6 @@
               <w:t>::</w:t>
             </w:r>
             <w:proofErr w:type="spellStart"/>
-            <w:proofErr w:type="gramEnd"/>
             <w:r>
               <w:rPr>
                 <w:rFonts w:ascii="Consolas" w:eastAsia="Times New Roman" w:hAnsi="Consolas" w:cs="Times New Roman"/>
@@ -22910,7 +22518,6 @@
               </w:rPr>
               <w:t xml:space="preserve"> </w:t>
             </w:r>
-            <w:proofErr w:type="gramStart"/>
             <w:r>
               <w:rPr>
                 <w:rFonts w:ascii="Consolas" w:eastAsia="Times New Roman" w:hAnsi="Consolas" w:cs="Times New Roman"/>
@@ -22961,7 +22568,6 @@
               </w:rPr>
               <w:t>::</w:t>
             </w:r>
-            <w:proofErr w:type="gramEnd"/>
             <w:r>
               <w:rPr>
                 <w:rFonts w:ascii="Consolas" w:eastAsia="Times New Roman" w:hAnsi="Consolas" w:cs="Times New Roman"/>
@@ -22998,7 +22604,6 @@
               </w:rPr>
               <w:t xml:space="preserve"> </w:t>
             </w:r>
-            <w:proofErr w:type="gramStart"/>
             <w:r>
               <w:rPr>
                 <w:rFonts w:ascii="Consolas" w:eastAsia="Times New Roman" w:hAnsi="Consolas" w:cs="Times New Roman"/>
@@ -23049,7 +22654,6 @@
               </w:rPr>
               <w:t>::</w:t>
             </w:r>
-            <w:proofErr w:type="gramEnd"/>
             <w:r>
               <w:rPr>
                 <w:rFonts w:ascii="Consolas" w:eastAsia="Times New Roman" w:hAnsi="Consolas" w:cs="Times New Roman"/>
@@ -23086,7 +22690,6 @@
               </w:rPr>
               <w:t xml:space="preserve"> </w:t>
             </w:r>
-            <w:proofErr w:type="gramStart"/>
             <w:r>
               <w:rPr>
                 <w:rFonts w:ascii="Consolas" w:eastAsia="Times New Roman" w:hAnsi="Consolas" w:cs="Times New Roman"/>
@@ -23138,7 +22741,6 @@
               <w:t>::</w:t>
             </w:r>
             <w:proofErr w:type="spellStart"/>
-            <w:proofErr w:type="gramEnd"/>
             <w:r>
               <w:rPr>
                 <w:rFonts w:ascii="Consolas" w:eastAsia="Times New Roman" w:hAnsi="Consolas" w:cs="Times New Roman"/>
@@ -23195,7 +22797,6 @@
                 <w:lang w:eastAsia="en-IN"/>
                 <w14:ligatures w14:val="none"/>
               </w:rPr>
-              <w:lastRenderedPageBreak/>
               <w:t xml:space="preserve">    </w:t>
             </w:r>
             <w:r>
@@ -23210,7 +22811,6 @@
               </w:rPr>
               <w:t>if</w:t>
             </w:r>
-            <w:proofErr w:type="gramStart"/>
             <w:r>
               <w:rPr>
                 <w:rFonts w:ascii="Consolas" w:eastAsia="Times New Roman" w:hAnsi="Consolas" w:cs="Times New Roman"/>
@@ -23257,34 +22857,94 @@
                 <w:lang w:eastAsia="en-IN"/>
                 <w14:ligatures w14:val="none"/>
               </w:rPr>
-              <w:t>is</w:t>
-            </w:r>
-            <w:proofErr w:type="gramEnd"/>
-            <w:r>
-              <w:rPr>
-                <w:rFonts w:ascii="Consolas" w:eastAsia="Times New Roman" w:hAnsi="Consolas" w:cs="Times New Roman"/>
-                <w:color w:val="DCDCAA"/>
-                <w:kern w:val="0"/>
-                <w:sz w:val="18"/>
-                <w:szCs w:val="18"/>
-                <w:lang w:eastAsia="en-IN"/>
-                <w14:ligatures w14:val="none"/>
-              </w:rPr>
-              <w:t>_</w:t>
-            </w:r>
-            <w:proofErr w:type="gramStart"/>
-            <w:r>
-              <w:rPr>
-                <w:rFonts w:ascii="Consolas" w:eastAsia="Times New Roman" w:hAnsi="Consolas" w:cs="Times New Roman"/>
-                <w:color w:val="DCDCAA"/>
-                <w:kern w:val="0"/>
-                <w:sz w:val="18"/>
-                <w:szCs w:val="18"/>
-                <w:lang w:eastAsia="en-IN"/>
-                <w14:ligatures w14:val="none"/>
-              </w:rPr>
-              <w:t>open</w:t>
-            </w:r>
+              <w:t>is_open</w:t>
+            </w:r>
+            <w:r>
+              <w:rPr>
+                <w:rFonts w:ascii="Consolas" w:eastAsia="Times New Roman" w:hAnsi="Consolas" w:cs="Times New Roman"/>
+                <w:color w:val="B4B4B4"/>
+                <w:kern w:val="0"/>
+                <w:sz w:val="18"/>
+                <w:szCs w:val="18"/>
+                <w:lang w:eastAsia="en-IN"/>
+                <w14:ligatures w14:val="none"/>
+              </w:rPr>
+              <w:t>())</w:t>
+            </w:r>
+            <w:r>
+              <w:rPr>
+                <w:rFonts w:ascii="Consolas" w:eastAsia="Times New Roman" w:hAnsi="Consolas" w:cs="Times New Roman"/>
+                <w:color w:val="DADADA"/>
+                <w:kern w:val="0"/>
+                <w:sz w:val="18"/>
+                <w:szCs w:val="18"/>
+                <w:lang w:eastAsia="en-IN"/>
+                <w14:ligatures w14:val="none"/>
+              </w:rPr>
+              <w:t xml:space="preserve"> </w:t>
+            </w:r>
+            <w:r>
+              <w:rPr>
+                <w:rFonts w:ascii="Consolas" w:eastAsia="Times New Roman" w:hAnsi="Consolas" w:cs="Times New Roman"/>
+                <w:color w:val="D8A0DF"/>
+                <w:kern w:val="0"/>
+                <w:sz w:val="18"/>
+                <w:szCs w:val="18"/>
+                <w:lang w:eastAsia="en-IN"/>
+                <w14:ligatures w14:val="none"/>
+              </w:rPr>
+              <w:t>throw</w:t>
+            </w:r>
+            <w:r>
+              <w:rPr>
+                <w:rFonts w:ascii="Consolas" w:eastAsia="Times New Roman" w:hAnsi="Consolas" w:cs="Times New Roman"/>
+                <w:color w:val="DADADA"/>
+                <w:kern w:val="0"/>
+                <w:sz w:val="18"/>
+                <w:szCs w:val="18"/>
+                <w:lang w:eastAsia="en-IN"/>
+                <w14:ligatures w14:val="none"/>
+              </w:rPr>
+              <w:t xml:space="preserve"> </w:t>
+            </w:r>
+            <w:r>
+              <w:rPr>
+                <w:rFonts w:ascii="Consolas" w:eastAsia="Times New Roman" w:hAnsi="Consolas" w:cs="Times New Roman"/>
+                <w:color w:val="C8C8C8"/>
+                <w:kern w:val="0"/>
+                <w:sz w:val="18"/>
+                <w:szCs w:val="18"/>
+                <w:lang w:eastAsia="en-IN"/>
+                <w14:ligatures w14:val="none"/>
+              </w:rPr>
+              <w:t>std</w:t>
+            </w:r>
+            <w:r>
+              <w:rPr>
+                <w:rFonts w:ascii="Consolas" w:eastAsia="Times New Roman" w:hAnsi="Consolas" w:cs="Times New Roman"/>
+                <w:color w:val="B4B4B4"/>
+                <w:kern w:val="0"/>
+                <w:sz w:val="18"/>
+                <w:szCs w:val="18"/>
+                <w:lang w:eastAsia="en-IN"/>
+                <w14:ligatures w14:val="none"/>
+              </w:rPr>
+              <w:t>::</w:t>
+            </w:r>
+            <w:proofErr w:type="spellStart"/>
+            <w:r>
+              <w:rPr>
+                <w:rFonts w:ascii="Consolas" w:eastAsia="Times New Roman" w:hAnsi="Consolas" w:cs="Times New Roman"/>
+                <w:color w:val="4EC9B0"/>
+                <w:kern w:val="0"/>
+                <w:sz w:val="18"/>
+                <w:szCs w:val="18"/>
+                <w:lang w:eastAsia="en-IN"/>
+                <w14:ligatures w14:val="none"/>
+              </w:rPr>
+              <w:t>runtime_error</w:t>
+            </w:r>
+            <w:proofErr w:type="spellEnd"/>
             <w:r>
               <w:rPr>
                 <w:rFonts w:ascii="Consolas" w:eastAsia="Times New Roman" w:hAnsi="Consolas" w:cs="Times New Roman"/>
@@ -23297,121 +22957,6 @@
               </w:rPr>
               <w:t>(</w:t>
             </w:r>
-            <w:proofErr w:type="gramEnd"/>
-            <w:r>
-              <w:rPr>
-                <w:rFonts w:ascii="Consolas" w:eastAsia="Times New Roman" w:hAnsi="Consolas" w:cs="Times New Roman"/>
-                <w:color w:val="B4B4B4"/>
-                <w:kern w:val="0"/>
-                <w:sz w:val="18"/>
-                <w:szCs w:val="18"/>
-                <w:lang w:eastAsia="en-IN"/>
-                <w14:ligatures w14:val="none"/>
-              </w:rPr>
-              <w:t>))</w:t>
-            </w:r>
-            <w:r>
-              <w:rPr>
-                <w:rFonts w:ascii="Consolas" w:eastAsia="Times New Roman" w:hAnsi="Consolas" w:cs="Times New Roman"/>
-                <w:color w:val="DADADA"/>
-                <w:kern w:val="0"/>
-                <w:sz w:val="18"/>
-                <w:szCs w:val="18"/>
-                <w:lang w:eastAsia="en-IN"/>
-                <w14:ligatures w14:val="none"/>
-              </w:rPr>
-              <w:t xml:space="preserve"> </w:t>
-            </w:r>
-            <w:r>
-              <w:rPr>
-                <w:rFonts w:ascii="Consolas" w:eastAsia="Times New Roman" w:hAnsi="Consolas" w:cs="Times New Roman"/>
-                <w:color w:val="D8A0DF"/>
-                <w:kern w:val="0"/>
-                <w:sz w:val="18"/>
-                <w:szCs w:val="18"/>
-                <w:lang w:eastAsia="en-IN"/>
-                <w14:ligatures w14:val="none"/>
-              </w:rPr>
-              <w:t>throw</w:t>
-            </w:r>
-            <w:r>
-              <w:rPr>
-                <w:rFonts w:ascii="Consolas" w:eastAsia="Times New Roman" w:hAnsi="Consolas" w:cs="Times New Roman"/>
-                <w:color w:val="DADADA"/>
-                <w:kern w:val="0"/>
-                <w:sz w:val="18"/>
-                <w:szCs w:val="18"/>
-                <w:lang w:eastAsia="en-IN"/>
-                <w14:ligatures w14:val="none"/>
-              </w:rPr>
-              <w:t xml:space="preserve"> </w:t>
-            </w:r>
-            <w:proofErr w:type="gramStart"/>
-            <w:r>
-              <w:rPr>
-                <w:rFonts w:ascii="Consolas" w:eastAsia="Times New Roman" w:hAnsi="Consolas" w:cs="Times New Roman"/>
-                <w:color w:val="C8C8C8"/>
-                <w:kern w:val="0"/>
-                <w:sz w:val="18"/>
-                <w:szCs w:val="18"/>
-                <w:lang w:eastAsia="en-IN"/>
-                <w14:ligatures w14:val="none"/>
-              </w:rPr>
-              <w:t>std</w:t>
-            </w:r>
-            <w:r>
-              <w:rPr>
-                <w:rFonts w:ascii="Consolas" w:eastAsia="Times New Roman" w:hAnsi="Consolas" w:cs="Times New Roman"/>
-                <w:color w:val="B4B4B4"/>
-                <w:kern w:val="0"/>
-                <w:sz w:val="18"/>
-                <w:szCs w:val="18"/>
-                <w:lang w:eastAsia="en-IN"/>
-                <w14:ligatures w14:val="none"/>
-              </w:rPr>
-              <w:t>::</w:t>
-            </w:r>
-            <w:proofErr w:type="spellStart"/>
-            <w:proofErr w:type="gramEnd"/>
-            <w:r>
-              <w:rPr>
-                <w:rFonts w:ascii="Consolas" w:eastAsia="Times New Roman" w:hAnsi="Consolas" w:cs="Times New Roman"/>
-                <w:color w:val="4EC9B0"/>
-                <w:kern w:val="0"/>
-                <w:sz w:val="18"/>
-                <w:szCs w:val="18"/>
-                <w:lang w:eastAsia="en-IN"/>
-                <w14:ligatures w14:val="none"/>
-              </w:rPr>
-              <w:t>runtime_</w:t>
-            </w:r>
-            <w:proofErr w:type="gramStart"/>
-            <w:r>
-              <w:rPr>
-                <w:rFonts w:ascii="Consolas" w:eastAsia="Times New Roman" w:hAnsi="Consolas" w:cs="Times New Roman"/>
-                <w:color w:val="4EC9B0"/>
-                <w:kern w:val="0"/>
-                <w:sz w:val="18"/>
-                <w:szCs w:val="18"/>
-                <w:lang w:eastAsia="en-IN"/>
-                <w14:ligatures w14:val="none"/>
-              </w:rPr>
-              <w:t>error</w:t>
-            </w:r>
-            <w:proofErr w:type="spellEnd"/>
-            <w:r>
-              <w:rPr>
-                <w:rFonts w:ascii="Consolas" w:eastAsia="Times New Roman" w:hAnsi="Consolas" w:cs="Times New Roman"/>
-                <w:color w:val="B4B4B4"/>
-                <w:kern w:val="0"/>
-                <w:sz w:val="18"/>
-                <w:szCs w:val="18"/>
-                <w:lang w:eastAsia="en-IN"/>
-                <w14:ligatures w14:val="none"/>
-              </w:rPr>
-              <w:t>(</w:t>
-            </w:r>
-            <w:proofErr w:type="gramEnd"/>
             <w:r>
               <w:rPr>
                 <w:rFonts w:ascii="Consolas" w:eastAsia="Times New Roman" w:hAnsi="Consolas" w:cs="Times New Roman"/>
@@ -23612,59 +23157,7 @@
                 <w:lang w:eastAsia="en-IN"/>
                 <w14:ligatures w14:val="none"/>
               </w:rPr>
-              <w:t xml:space="preserve">, </w:t>
-            </w:r>
-            <w:proofErr w:type="gramStart"/>
-            <w:r>
-              <w:rPr>
-                <w:rFonts w:ascii="Consolas" w:eastAsia="Times New Roman" w:hAnsi="Consolas" w:cs="Times New Roman"/>
-                <w:color w:val="CE9178"/>
-                <w:kern w:val="0"/>
-                <w:sz w:val="18"/>
-                <w:szCs w:val="18"/>
-                <w:lang w:eastAsia="en-IN"/>
-                <w14:ligatures w14:val="none"/>
-              </w:rPr>
-              <w:t>Comp(</w:t>
-            </w:r>
-            <w:proofErr w:type="gramEnd"/>
-            <w:r>
-              <w:rPr>
-                <w:rFonts w:ascii="Consolas" w:eastAsia="Times New Roman" w:hAnsi="Consolas" w:cs="Times New Roman"/>
-                <w:color w:val="CE9178"/>
-                <w:kern w:val="0"/>
-                <w:sz w:val="18"/>
-                <w:szCs w:val="18"/>
-                <w:lang w:eastAsia="en-IN"/>
-                <w14:ligatures w14:val="none"/>
-              </w:rPr>
-              <w:t xml:space="preserve">NES), </w:t>
-            </w:r>
-            <w:proofErr w:type="gramStart"/>
-            <w:r>
-              <w:rPr>
-                <w:rFonts w:ascii="Consolas" w:eastAsia="Times New Roman" w:hAnsi="Consolas" w:cs="Times New Roman"/>
-                <w:color w:val="CE9178"/>
-                <w:kern w:val="0"/>
-                <w:sz w:val="18"/>
-                <w:szCs w:val="18"/>
-                <w:lang w:eastAsia="en-IN"/>
-                <w14:ligatures w14:val="none"/>
-              </w:rPr>
-              <w:t>Comp(</w:t>
-            </w:r>
-            <w:proofErr w:type="gramEnd"/>
-            <w:r>
-              <w:rPr>
-                <w:rFonts w:ascii="Consolas" w:eastAsia="Times New Roman" w:hAnsi="Consolas" w:cs="Times New Roman"/>
-                <w:color w:val="CE9178"/>
-                <w:kern w:val="0"/>
-                <w:sz w:val="18"/>
-                <w:szCs w:val="18"/>
-                <w:lang w:eastAsia="en-IN"/>
-                <w14:ligatures w14:val="none"/>
-              </w:rPr>
-              <w:t>ES)</w:t>
+              <w:t>, Comp(NES), Comp(ES)</w:t>
             </w:r>
             <w:r>
               <w:rPr>
@@ -24009,7 +23502,6 @@
               </w:rPr>
               <w:t xml:space="preserve">    </w:t>
             </w:r>
-            <w:proofErr w:type="gramStart"/>
             <w:r>
               <w:rPr>
                 <w:rFonts w:ascii="Consolas" w:eastAsia="Times New Roman" w:hAnsi="Consolas" w:cs="Times New Roman"/>
@@ -24034,7 +23526,6 @@
               </w:rPr>
               <w:t>(</w:t>
             </w:r>
-            <w:proofErr w:type="gramEnd"/>
             <w:r>
               <w:rPr>
                 <w:rFonts w:ascii="Consolas" w:eastAsia="Times New Roman" w:hAnsi="Consolas" w:cs="Times New Roman"/>
@@ -24255,22 +23746,8 @@
                 <w:lang w:eastAsia="en-IN"/>
                 <w14:ligatures w14:val="none"/>
               </w:rPr>
-              <w:t>+</w:t>
-            </w:r>
-            <w:proofErr w:type="gramStart"/>
-            <w:r>
-              <w:rPr>
-                <w:rFonts w:ascii="Consolas" w:eastAsia="Times New Roman" w:hAnsi="Consolas" w:cs="Times New Roman"/>
-                <w:color w:val="B4B4B4"/>
-                <w:kern w:val="0"/>
-                <w:sz w:val="18"/>
-                <w:szCs w:val="18"/>
-                <w:lang w:eastAsia="en-IN"/>
-                <w14:ligatures w14:val="none"/>
-              </w:rPr>
-              <w:t>+){</w:t>
-            </w:r>
-            <w:proofErr w:type="gramEnd"/>
+              <w:t>++){</w:t>
+            </w:r>
           </w:p>
           <w:p>
             <w:pPr>
@@ -24304,7 +23781,6 @@
               </w:rPr>
               <w:t xml:space="preserve">        </w:t>
             </w:r>
-            <w:proofErr w:type="gramStart"/>
             <w:r>
               <w:rPr>
                 <w:rFonts w:ascii="Consolas" w:eastAsia="Times New Roman" w:hAnsi="Consolas" w:cs="Times New Roman"/>
@@ -24329,7 +23805,6 @@
               </w:rPr>
               <w:t>::</w:t>
             </w:r>
-            <w:proofErr w:type="gramEnd"/>
             <w:r>
               <w:rPr>
                 <w:rFonts w:ascii="Consolas" w:eastAsia="Times New Roman" w:hAnsi="Consolas" w:cs="Times New Roman"/>
@@ -24439,7 +23914,6 @@
               <w:t xml:space="preserve"> </w:t>
             </w:r>
             <w:proofErr w:type="spellStart"/>
-            <w:proofErr w:type="gramStart"/>
             <w:r>
               <w:rPr>
                 <w:rFonts w:ascii="Consolas" w:eastAsia="Times New Roman" w:hAnsi="Consolas" w:cs="Times New Roman"/>
@@ -24477,7 +23951,6 @@
               <w:t>generateInput</w:t>
             </w:r>
             <w:proofErr w:type="spellEnd"/>
-            <w:proofErr w:type="gramEnd"/>
             <w:r>
               <w:rPr>
                 <w:rFonts w:ascii="Consolas" w:eastAsia="Times New Roman" w:hAnsi="Consolas" w:cs="Times New Roman"/>
@@ -24601,7 +24074,6 @@
               <w:t xml:space="preserve"> </w:t>
             </w:r>
             <w:proofErr w:type="spellStart"/>
-            <w:proofErr w:type="gramStart"/>
             <w:r>
               <w:rPr>
                 <w:rFonts w:ascii="Consolas" w:eastAsia="Times New Roman" w:hAnsi="Consolas" w:cs="Times New Roman"/>
@@ -24627,7 +24099,6 @@
               </w:rPr>
               <w:t>::</w:t>
             </w:r>
-            <w:proofErr w:type="gramEnd"/>
             <w:r>
               <w:rPr>
                 <w:rFonts w:ascii="Consolas" w:eastAsia="Times New Roman" w:hAnsi="Consolas" w:cs="Times New Roman"/>
@@ -24685,7 +24156,6 @@
               </w:rPr>
               <w:t xml:space="preserve">        </w:t>
             </w:r>
-            <w:proofErr w:type="gramStart"/>
             <w:r>
               <w:rPr>
                 <w:rFonts w:ascii="Consolas" w:eastAsia="Times New Roman" w:hAnsi="Consolas" w:cs="Times New Roman"/>
@@ -24710,7 +24180,6 @@
               </w:rPr>
               <w:t>::</w:t>
             </w:r>
-            <w:proofErr w:type="gramEnd"/>
             <w:r>
               <w:rPr>
                 <w:rFonts w:ascii="Consolas" w:eastAsia="Times New Roman" w:hAnsi="Consolas" w:cs="Times New Roman"/>
@@ -26411,7 +25880,6 @@
               <w:t xml:space="preserve"> </w:t>
             </w:r>
             <w:proofErr w:type="spellStart"/>
-            <w:proofErr w:type="gramStart"/>
             <w:r>
               <w:rPr>
                 <w:rFonts w:ascii="Consolas" w:eastAsia="Times New Roman" w:hAnsi="Consolas" w:cs="Times New Roman"/>
@@ -26437,7 +25905,6 @@
               </w:rPr>
               <w:t>{</w:t>
             </w:r>
-            <w:proofErr w:type="gramEnd"/>
           </w:p>
           <w:p>
             <w:pPr>
@@ -26835,7 +26302,6 @@
               <w:t xml:space="preserve"> </w:t>
             </w:r>
             <w:proofErr w:type="spellStart"/>
-            <w:proofErr w:type="gramStart"/>
             <w:r>
               <w:rPr>
                 <w:rFonts w:ascii="Consolas" w:eastAsia="Times New Roman" w:hAnsi="Consolas" w:cs="Times New Roman"/>
@@ -26861,7 +26327,6 @@
               </w:rPr>
               <w:t>(</w:t>
             </w:r>
-            <w:proofErr w:type="gramEnd"/>
           </w:p>
           <w:p>
             <w:pPr>
@@ -26890,7 +26355,6 @@
               </w:rPr>
               <w:t xml:space="preserve">    </w:t>
             </w:r>
-            <w:proofErr w:type="gramStart"/>
             <w:r>
               <w:rPr>
                 <w:rFonts w:ascii="Consolas" w:eastAsia="Times New Roman" w:hAnsi="Consolas" w:cs="Times New Roman"/>
@@ -26915,7 +26379,6 @@
               </w:rPr>
               <w:t>::</w:t>
             </w:r>
-            <w:proofErr w:type="gramEnd"/>
             <w:r>
               <w:rPr>
                 <w:rFonts w:ascii="Consolas" w:eastAsia="Times New Roman" w:hAnsi="Consolas" w:cs="Times New Roman"/>
@@ -28256,7 +27719,6 @@
               </w:rPr>
               <w:t xml:space="preserve">                </w:t>
             </w:r>
-            <w:proofErr w:type="gramStart"/>
             <w:r>
               <w:rPr>
                 <w:rFonts w:ascii="Consolas" w:eastAsia="Times New Roman" w:hAnsi="Consolas" w:cs="Times New Roman"/>
@@ -28281,7 +27743,6 @@
               </w:rPr>
               <w:t>::</w:t>
             </w:r>
-            <w:proofErr w:type="gramEnd"/>
             <w:r>
               <w:rPr>
                 <w:rFonts w:ascii="Consolas" w:eastAsia="Times New Roman" w:hAnsi="Consolas" w:cs="Times New Roman"/>
@@ -28538,7 +27999,6 @@
               </w:rPr>
               <w:t xml:space="preserve">        </w:t>
             </w:r>
-            <w:proofErr w:type="gramStart"/>
             <w:r>
               <w:rPr>
                 <w:rFonts w:ascii="Consolas" w:eastAsia="Times New Roman" w:hAnsi="Consolas" w:cs="Times New Roman"/>
@@ -28611,7 +28071,6 @@
               </w:rPr>
               <w:t>[</w:t>
             </w:r>
-            <w:proofErr w:type="gramEnd"/>
             <w:r>
               <w:rPr>
                 <w:rFonts w:ascii="Consolas" w:eastAsia="Times New Roman" w:hAnsi="Consolas" w:cs="Times New Roman"/>
@@ -29017,7 +28476,6 @@
               <w:t xml:space="preserve"> </w:t>
             </w:r>
             <w:proofErr w:type="spellStart"/>
-            <w:proofErr w:type="gramStart"/>
             <w:r>
               <w:rPr>
                 <w:rFonts w:ascii="Consolas" w:eastAsia="Times New Roman" w:hAnsi="Consolas" w:cs="Times New Roman"/>
@@ -29043,7 +28501,6 @@
               </w:rPr>
               <w:t>(</w:t>
             </w:r>
-            <w:proofErr w:type="gramEnd"/>
           </w:p>
           <w:p>
             <w:pPr>
@@ -29072,7 +28529,6 @@
               </w:rPr>
               <w:t xml:space="preserve">        </w:t>
             </w:r>
-            <w:proofErr w:type="gramStart"/>
             <w:r>
               <w:rPr>
                 <w:rFonts w:ascii="Consolas" w:eastAsia="Times New Roman" w:hAnsi="Consolas" w:cs="Times New Roman"/>
@@ -29097,7 +28553,6 @@
               </w:rPr>
               <w:t>::</w:t>
             </w:r>
-            <w:proofErr w:type="gramEnd"/>
             <w:r>
               <w:rPr>
                 <w:rFonts w:ascii="Consolas" w:eastAsia="Times New Roman" w:hAnsi="Consolas" w:cs="Times New Roman"/>
@@ -29882,7 +29337,6 @@
               </w:rPr>
               <w:t xml:space="preserve">        </w:t>
             </w:r>
-            <w:proofErr w:type="gramStart"/>
             <w:r>
               <w:rPr>
                 <w:rFonts w:ascii="Consolas" w:eastAsia="Times New Roman" w:hAnsi="Consolas" w:cs="Times New Roman"/>
@@ -29907,7 +29361,6 @@
               </w:rPr>
               <w:t>(</w:t>
             </w:r>
-            <w:proofErr w:type="gramEnd"/>
             <w:r>
               <w:rPr>
                 <w:rFonts w:ascii="Consolas" w:eastAsia="Times New Roman" w:hAnsi="Consolas" w:cs="Times New Roman"/>
@@ -29954,20 +29407,7 @@
                 <w:lang w:eastAsia="en-IN"/>
                 <w14:ligatures w14:val="none"/>
               </w:rPr>
-              <w:t xml:space="preserve"> </w:t>
-            </w:r>
-            <w:proofErr w:type="gramStart"/>
-            <w:r>
-              <w:rPr>
-                <w:rFonts w:ascii="Consolas" w:eastAsia="Times New Roman" w:hAnsi="Consolas" w:cs="Times New Roman"/>
-                <w:color w:val="DADADA"/>
-                <w:kern w:val="0"/>
-                <w:sz w:val="18"/>
-                <w:szCs w:val="18"/>
-                <w:lang w:eastAsia="en-IN"/>
-                <w14:ligatures w14:val="none"/>
-              </w:rPr>
-              <w:t>CUTOFF</w:t>
+              <w:t xml:space="preserve"> CUTOFF</w:t>
             </w:r>
             <w:r>
               <w:rPr>
@@ -29981,7 +29421,6 @@
               </w:rPr>
               <w:t>){</w:t>
             </w:r>
-            <w:proofErr w:type="gramEnd"/>
           </w:p>
           <w:p>
             <w:pPr>
@@ -30035,7 +29474,6 @@
               <w:t xml:space="preserve"> </w:t>
             </w:r>
             <w:proofErr w:type="spellStart"/>
-            <w:proofErr w:type="gramStart"/>
             <w:r>
               <w:rPr>
                 <w:rFonts w:ascii="Consolas" w:eastAsia="Times New Roman" w:hAnsi="Consolas" w:cs="Times New Roman"/>
@@ -30061,7 +29499,6 @@
               </w:rPr>
               <w:t>::</w:t>
             </w:r>
-            <w:proofErr w:type="gramEnd"/>
             <w:r>
               <w:rPr>
                 <w:rFonts w:ascii="Consolas" w:eastAsia="Times New Roman" w:hAnsi="Consolas" w:cs="Times New Roman"/>
@@ -30087,7 +29524,6 @@
               <w:t>(</w:t>
             </w:r>
             <w:proofErr w:type="spellStart"/>
-            <w:proofErr w:type="gramStart"/>
             <w:r>
               <w:rPr>
                 <w:rFonts w:ascii="Consolas" w:eastAsia="Times New Roman" w:hAnsi="Consolas" w:cs="Times New Roman"/>
@@ -30124,7 +29560,6 @@
               </w:rPr>
               <w:t>start</w:t>
             </w:r>
-            <w:proofErr w:type="gramEnd"/>
             <w:r>
               <w:rPr>
                 <w:rFonts w:ascii="Consolas" w:eastAsia="Times New Roman" w:hAnsi="Consolas" w:cs="Times New Roman"/>
@@ -30397,7 +29832,6 @@
               <w:t>(</w:t>
             </w:r>
             <w:proofErr w:type="spellStart"/>
-            <w:proofErr w:type="gramStart"/>
             <w:r>
               <w:rPr>
                 <w:rFonts w:ascii="Consolas" w:eastAsia="Times New Roman" w:hAnsi="Consolas" w:cs="Times New Roman"/>
@@ -30434,7 +29868,6 @@
               </w:rPr>
               <w:t>start</w:t>
             </w:r>
-            <w:proofErr w:type="gramEnd"/>
             <w:r>
               <w:rPr>
                 <w:rFonts w:ascii="Consolas" w:eastAsia="Times New Roman" w:hAnsi="Consolas" w:cs="Times New Roman"/>
@@ -30517,7 +29950,6 @@
               <w:t xml:space="preserve">        </w:t>
             </w:r>
             <w:proofErr w:type="spellStart"/>
-            <w:proofErr w:type="gramStart"/>
             <w:r>
               <w:rPr>
                 <w:rFonts w:ascii="Consolas" w:eastAsia="Times New Roman" w:hAnsi="Consolas" w:cs="Times New Roman"/>
@@ -30543,7 +29975,6 @@
               </w:rPr>
               <w:t>(</w:t>
             </w:r>
-            <w:proofErr w:type="gramEnd"/>
             <w:r>
               <w:rPr>
                 <w:rFonts w:ascii="Consolas" w:eastAsia="Times New Roman" w:hAnsi="Consolas" w:cs="Times New Roman"/>
@@ -30693,7 +30124,6 @@
               <w:t xml:space="preserve">        </w:t>
             </w:r>
             <w:proofErr w:type="spellStart"/>
-            <w:proofErr w:type="gramStart"/>
             <w:r>
               <w:rPr>
                 <w:rFonts w:ascii="Consolas" w:eastAsia="Times New Roman" w:hAnsi="Consolas" w:cs="Times New Roman"/>
@@ -30719,7 +30149,6 @@
               </w:rPr>
               <w:t>(</w:t>
             </w:r>
-            <w:proofErr w:type="gramEnd"/>
             <w:r>
               <w:rPr>
                 <w:rFonts w:ascii="Consolas" w:eastAsia="Times New Roman" w:hAnsi="Consolas" w:cs="Times New Roman"/>
@@ -30780,7 +30209,6 @@
               </w:rPr>
               <w:t>+</w:t>
             </w:r>
-            <w:proofErr w:type="gramStart"/>
             <w:r>
               <w:rPr>
                 <w:rFonts w:ascii="Consolas" w:eastAsia="Times New Roman" w:hAnsi="Consolas" w:cs="Times New Roman"/>
@@ -30817,7 +30245,6 @@
               </w:rPr>
               <w:t>end</w:t>
             </w:r>
-            <w:proofErr w:type="gramEnd"/>
             <w:r>
               <w:rPr>
                 <w:rFonts w:ascii="Consolas" w:eastAsia="Times New Roman" w:hAnsi="Consolas" w:cs="Times New Roman"/>
@@ -31042,7 +30469,6 @@
               </w:rPr>
               <w:t xml:space="preserve"> </w:t>
             </w:r>
-            <w:proofErr w:type="gramStart"/>
             <w:r>
               <w:rPr>
                 <w:rFonts w:ascii="Consolas" w:eastAsia="Times New Roman" w:hAnsi="Consolas" w:cs="Times New Roman"/>
@@ -31091,7 +30517,6 @@
               </w:rPr>
               <w:t>::</w:t>
             </w:r>
-            <w:proofErr w:type="gramEnd"/>
             <w:r>
               <w:rPr>
                 <w:rFonts w:ascii="Consolas" w:eastAsia="Times New Roman" w:hAnsi="Consolas" w:cs="Times New Roman"/>
@@ -31152,7 +30577,6 @@
               </w:rPr>
               <w:t xml:space="preserve"> </w:t>
             </w:r>
-            <w:proofErr w:type="gramStart"/>
             <w:r>
               <w:rPr>
                 <w:rFonts w:ascii="Consolas" w:eastAsia="Times New Roman" w:hAnsi="Consolas" w:cs="Times New Roman"/>
@@ -31177,7 +30601,6 @@
               </w:rPr>
               <w:t>){</w:t>
             </w:r>
-            <w:proofErr w:type="gramEnd"/>
           </w:p>
           <w:p>
             <w:pPr>
@@ -31231,7 +30654,6 @@
               <w:t>(</w:t>
             </w:r>
             <w:proofErr w:type="spellStart"/>
-            <w:proofErr w:type="gramStart"/>
             <w:r>
               <w:rPr>
                 <w:rFonts w:ascii="Consolas" w:eastAsia="Times New Roman" w:hAnsi="Consolas" w:cs="Times New Roman"/>
@@ -31269,7 +30691,6 @@
               <w:t>empty</w:t>
             </w:r>
             <w:proofErr w:type="spellEnd"/>
-            <w:proofErr w:type="gramEnd"/>
             <w:r>
               <w:rPr>
                 <w:rFonts w:ascii="Consolas" w:eastAsia="Times New Roman" w:hAnsi="Consolas" w:cs="Times New Roman"/>
@@ -31440,7 +30861,6 @@
               </w:rPr>
               <w:t>,</w:t>
             </w:r>
-            <w:proofErr w:type="gramStart"/>
             <w:r>
               <w:rPr>
                 <w:rFonts w:ascii="Consolas" w:eastAsia="Times New Roman" w:hAnsi="Consolas" w:cs="Times New Roman"/>
@@ -31477,7 +30897,6 @@
               </w:rPr>
               <w:t>data</w:t>
             </w:r>
-            <w:proofErr w:type="gramEnd"/>
             <w:r>
               <w:rPr>
                 <w:rFonts w:ascii="Consolas" w:eastAsia="Times New Roman" w:hAnsi="Consolas" w:cs="Times New Roman"/>
@@ -31490,7 +30909,6 @@
               </w:rPr>
               <w:t>.</w:t>
             </w:r>
-            <w:proofErr w:type="gramStart"/>
             <w:r>
               <w:rPr>
                 <w:rFonts w:ascii="Consolas" w:eastAsia="Times New Roman" w:hAnsi="Consolas" w:cs="Times New Roman"/>
@@ -31513,20 +30931,7 @@
                 <w:lang w:eastAsia="en-IN"/>
                 <w14:ligatures w14:val="none"/>
               </w:rPr>
-              <w:t>(</w:t>
-            </w:r>
-            <w:proofErr w:type="gramEnd"/>
-            <w:r>
-              <w:rPr>
-                <w:rFonts w:ascii="Consolas" w:eastAsia="Times New Roman" w:hAnsi="Consolas" w:cs="Times New Roman"/>
-                <w:color w:val="B4B4B4"/>
-                <w:kern w:val="0"/>
-                <w:sz w:val="18"/>
-                <w:szCs w:val="18"/>
-                <w:lang w:eastAsia="en-IN"/>
-                <w14:ligatures w14:val="none"/>
-              </w:rPr>
-              <w:t>)-</w:t>
+              <w:t>()-</w:t>
             </w:r>
             <w:r>
               <w:rPr>
@@ -31634,6 +31039,7 @@
                 <w:lang w:eastAsia="en-IN"/>
                 <w14:ligatures w14:val="none"/>
               </w:rPr>
+              <w:lastRenderedPageBreak/>
               <w:t xml:space="preserve">        </w:t>
             </w:r>
             <w:r>
@@ -31685,7 +31091,6 @@
               <w:t xml:space="preserve"> </w:t>
             </w:r>
             <w:proofErr w:type="spellStart"/>
-            <w:proofErr w:type="gramStart"/>
             <w:r>
               <w:rPr>
                 <w:rFonts w:ascii="Consolas" w:eastAsia="Times New Roman" w:hAnsi="Consolas" w:cs="Times New Roman"/>
@@ -31709,20 +31114,7 @@
                 <w:lang w:eastAsia="en-IN"/>
                 <w14:ligatures w14:val="none"/>
               </w:rPr>
-              <w:t>(</w:t>
-            </w:r>
-            <w:proofErr w:type="gramEnd"/>
-            <w:r>
-              <w:rPr>
-                <w:rFonts w:ascii="Consolas" w:eastAsia="Times New Roman" w:hAnsi="Consolas" w:cs="Times New Roman"/>
-                <w:color w:val="B4B4B4"/>
-                <w:kern w:val="0"/>
-                <w:sz w:val="18"/>
-                <w:szCs w:val="18"/>
-                <w:lang w:eastAsia="en-IN"/>
-                <w14:ligatures w14:val="none"/>
-              </w:rPr>
-              <w:t>)</w:t>
+              <w:t>()</w:t>
             </w:r>
           </w:p>
           <w:p>
@@ -31866,7 +31258,6 @@
                 <w:lang w:eastAsia="en-IN"/>
                 <w14:ligatures w14:val="none"/>
               </w:rPr>
-              <w:lastRenderedPageBreak/>
               <w:t xml:space="preserve">        </w:t>
             </w:r>
             <w:r>
@@ -32000,7 +31391,6 @@
               <w:t xml:space="preserve"> </w:t>
             </w:r>
             <w:proofErr w:type="spellStart"/>
-            <w:proofErr w:type="gramStart"/>
             <w:r>
               <w:rPr>
                 <w:rFonts w:ascii="Consolas" w:eastAsia="Times New Roman" w:hAnsi="Consolas" w:cs="Times New Roman"/>
@@ -32024,20 +31414,7 @@
                 <w:lang w:eastAsia="en-IN"/>
                 <w14:ligatures w14:val="none"/>
               </w:rPr>
-              <w:t>(</w:t>
-            </w:r>
-            <w:proofErr w:type="gramEnd"/>
-            <w:r>
-              <w:rPr>
-                <w:rFonts w:ascii="Consolas" w:eastAsia="Times New Roman" w:hAnsi="Consolas" w:cs="Times New Roman"/>
-                <w:color w:val="B4B4B4"/>
-                <w:kern w:val="0"/>
-                <w:sz w:val="18"/>
-                <w:szCs w:val="18"/>
-                <w:lang w:eastAsia="en-IN"/>
-                <w14:ligatures w14:val="none"/>
-              </w:rPr>
-              <w:t>)</w:t>
+              <w:t>()</w:t>
             </w:r>
           </w:p>
           <w:p>
@@ -32322,7 +31699,6 @@
               <w:t xml:space="preserve"> </w:t>
             </w:r>
             <w:proofErr w:type="spellStart"/>
-            <w:proofErr w:type="gramStart"/>
             <w:r>
               <w:rPr>
                 <w:rFonts w:ascii="Consolas" w:eastAsia="Times New Roman" w:hAnsi="Consolas" w:cs="Times New Roman"/>
@@ -32348,7 +31724,6 @@
               </w:rPr>
               <w:t>::</w:t>
             </w:r>
-            <w:proofErr w:type="gramEnd"/>
             <w:r>
               <w:rPr>
                 <w:rFonts w:ascii="Consolas" w:eastAsia="Times New Roman" w:hAnsi="Consolas" w:cs="Times New Roman"/>
@@ -32465,7 +31840,6 @@
               </w:rPr>
               <w:t xml:space="preserve"> </w:t>
             </w:r>
-            <w:proofErr w:type="gramStart"/>
             <w:r>
               <w:rPr>
                 <w:rFonts w:ascii="Consolas" w:eastAsia="Times New Roman" w:hAnsi="Consolas" w:cs="Times New Roman"/>
@@ -32490,7 +31864,6 @@
               </w:rPr>
               <w:t>(){</w:t>
             </w:r>
-            <w:proofErr w:type="gramEnd"/>
           </w:p>
           <w:p>
             <w:pPr>
@@ -32643,7 +32016,6 @@
               </w:rPr>
               <w:t xml:space="preserve">    </w:t>
             </w:r>
-            <w:proofErr w:type="gramStart"/>
             <w:r>
               <w:rPr>
                 <w:rFonts w:ascii="Consolas" w:eastAsia="Times New Roman" w:hAnsi="Consolas" w:cs="Times New Roman"/>
@@ -32669,7 +32041,6 @@
               <w:t>::</w:t>
             </w:r>
             <w:proofErr w:type="spellStart"/>
-            <w:proofErr w:type="gramEnd"/>
             <w:r>
               <w:rPr>
                 <w:rFonts w:ascii="Consolas" w:eastAsia="Times New Roman" w:hAnsi="Consolas" w:cs="Times New Roman"/>
@@ -32779,7 +32150,6 @@
               </w:rPr>
               <w:t xml:space="preserve"> </w:t>
             </w:r>
-            <w:proofErr w:type="gramStart"/>
             <w:r>
               <w:rPr>
                 <w:rFonts w:ascii="Consolas" w:eastAsia="Times New Roman" w:hAnsi="Consolas" w:cs="Times New Roman"/>
@@ -32830,7 +32200,6 @@
               </w:rPr>
               <w:t>::</w:t>
             </w:r>
-            <w:proofErr w:type="gramEnd"/>
             <w:r>
               <w:rPr>
                 <w:rFonts w:ascii="Consolas" w:eastAsia="Times New Roman" w:hAnsi="Consolas" w:cs="Times New Roman"/>
@@ -32867,7 +32236,6 @@
               </w:rPr>
               <w:t xml:space="preserve"> </w:t>
             </w:r>
-            <w:proofErr w:type="gramStart"/>
             <w:r>
               <w:rPr>
                 <w:rFonts w:ascii="Consolas" w:eastAsia="Times New Roman" w:hAnsi="Consolas" w:cs="Times New Roman"/>
@@ -32918,7 +32286,6 @@
               </w:rPr>
               <w:t>::</w:t>
             </w:r>
-            <w:proofErr w:type="gramEnd"/>
             <w:r>
               <w:rPr>
                 <w:rFonts w:ascii="Consolas" w:eastAsia="Times New Roman" w:hAnsi="Consolas" w:cs="Times New Roman"/>
@@ -32955,7 +32322,6 @@
               </w:rPr>
               <w:t xml:space="preserve"> </w:t>
             </w:r>
-            <w:proofErr w:type="gramStart"/>
             <w:r>
               <w:rPr>
                 <w:rFonts w:ascii="Consolas" w:eastAsia="Times New Roman" w:hAnsi="Consolas" w:cs="Times New Roman"/>
@@ -33007,7 +32373,6 @@
               <w:t>::</w:t>
             </w:r>
             <w:proofErr w:type="spellStart"/>
-            <w:proofErr w:type="gramEnd"/>
             <w:r>
               <w:rPr>
                 <w:rFonts w:ascii="Consolas" w:eastAsia="Times New Roman" w:hAnsi="Consolas" w:cs="Times New Roman"/>
@@ -33073,7 +32438,6 @@
               </w:rPr>
               <w:t>if</w:t>
             </w:r>
-            <w:proofErr w:type="gramStart"/>
             <w:r>
               <w:rPr>
                 <w:rFonts w:ascii="Consolas" w:eastAsia="Times New Roman" w:hAnsi="Consolas" w:cs="Times New Roman"/>
@@ -33120,34 +32484,94 @@
                 <w:lang w:eastAsia="en-IN"/>
                 <w14:ligatures w14:val="none"/>
               </w:rPr>
-              <w:t>is</w:t>
-            </w:r>
-            <w:proofErr w:type="gramEnd"/>
-            <w:r>
-              <w:rPr>
-                <w:rFonts w:ascii="Consolas" w:eastAsia="Times New Roman" w:hAnsi="Consolas" w:cs="Times New Roman"/>
-                <w:color w:val="DCDCAA"/>
-                <w:kern w:val="0"/>
-                <w:sz w:val="18"/>
-                <w:szCs w:val="18"/>
-                <w:lang w:eastAsia="en-IN"/>
-                <w14:ligatures w14:val="none"/>
-              </w:rPr>
-              <w:t>_</w:t>
-            </w:r>
-            <w:proofErr w:type="gramStart"/>
-            <w:r>
-              <w:rPr>
-                <w:rFonts w:ascii="Consolas" w:eastAsia="Times New Roman" w:hAnsi="Consolas" w:cs="Times New Roman"/>
-                <w:color w:val="DCDCAA"/>
-                <w:kern w:val="0"/>
-                <w:sz w:val="18"/>
-                <w:szCs w:val="18"/>
-                <w:lang w:eastAsia="en-IN"/>
-                <w14:ligatures w14:val="none"/>
-              </w:rPr>
-              <w:t>open</w:t>
-            </w:r>
+              <w:t>is_open</w:t>
+            </w:r>
+            <w:r>
+              <w:rPr>
+                <w:rFonts w:ascii="Consolas" w:eastAsia="Times New Roman" w:hAnsi="Consolas" w:cs="Times New Roman"/>
+                <w:color w:val="B4B4B4"/>
+                <w:kern w:val="0"/>
+                <w:sz w:val="18"/>
+                <w:szCs w:val="18"/>
+                <w:lang w:eastAsia="en-IN"/>
+                <w14:ligatures w14:val="none"/>
+              </w:rPr>
+              <w:t>())</w:t>
+            </w:r>
+            <w:r>
+              <w:rPr>
+                <w:rFonts w:ascii="Consolas" w:eastAsia="Times New Roman" w:hAnsi="Consolas" w:cs="Times New Roman"/>
+                <w:color w:val="DADADA"/>
+                <w:kern w:val="0"/>
+                <w:sz w:val="18"/>
+                <w:szCs w:val="18"/>
+                <w:lang w:eastAsia="en-IN"/>
+                <w14:ligatures w14:val="none"/>
+              </w:rPr>
+              <w:t xml:space="preserve"> </w:t>
+            </w:r>
+            <w:r>
+              <w:rPr>
+                <w:rFonts w:ascii="Consolas" w:eastAsia="Times New Roman" w:hAnsi="Consolas" w:cs="Times New Roman"/>
+                <w:color w:val="D8A0DF"/>
+                <w:kern w:val="0"/>
+                <w:sz w:val="18"/>
+                <w:szCs w:val="18"/>
+                <w:lang w:eastAsia="en-IN"/>
+                <w14:ligatures w14:val="none"/>
+              </w:rPr>
+              <w:t>throw</w:t>
+            </w:r>
+            <w:r>
+              <w:rPr>
+                <w:rFonts w:ascii="Consolas" w:eastAsia="Times New Roman" w:hAnsi="Consolas" w:cs="Times New Roman"/>
+                <w:color w:val="DADADA"/>
+                <w:kern w:val="0"/>
+                <w:sz w:val="18"/>
+                <w:szCs w:val="18"/>
+                <w:lang w:eastAsia="en-IN"/>
+                <w14:ligatures w14:val="none"/>
+              </w:rPr>
+              <w:t xml:space="preserve"> </w:t>
+            </w:r>
+            <w:r>
+              <w:rPr>
+                <w:rFonts w:ascii="Consolas" w:eastAsia="Times New Roman" w:hAnsi="Consolas" w:cs="Times New Roman"/>
+                <w:color w:val="C8C8C8"/>
+                <w:kern w:val="0"/>
+                <w:sz w:val="18"/>
+                <w:szCs w:val="18"/>
+                <w:lang w:eastAsia="en-IN"/>
+                <w14:ligatures w14:val="none"/>
+              </w:rPr>
+              <w:t>std</w:t>
+            </w:r>
+            <w:r>
+              <w:rPr>
+                <w:rFonts w:ascii="Consolas" w:eastAsia="Times New Roman" w:hAnsi="Consolas" w:cs="Times New Roman"/>
+                <w:color w:val="B4B4B4"/>
+                <w:kern w:val="0"/>
+                <w:sz w:val="18"/>
+                <w:szCs w:val="18"/>
+                <w:lang w:eastAsia="en-IN"/>
+                <w14:ligatures w14:val="none"/>
+              </w:rPr>
+              <w:t>::</w:t>
+            </w:r>
+            <w:proofErr w:type="spellStart"/>
+            <w:r>
+              <w:rPr>
+                <w:rFonts w:ascii="Consolas" w:eastAsia="Times New Roman" w:hAnsi="Consolas" w:cs="Times New Roman"/>
+                <w:color w:val="4EC9B0"/>
+                <w:kern w:val="0"/>
+                <w:sz w:val="18"/>
+                <w:szCs w:val="18"/>
+                <w:lang w:eastAsia="en-IN"/>
+                <w14:ligatures w14:val="none"/>
+              </w:rPr>
+              <w:t>runtime_error</w:t>
+            </w:r>
+            <w:proofErr w:type="spellEnd"/>
             <w:r>
               <w:rPr>
                 <w:rFonts w:ascii="Consolas" w:eastAsia="Times New Roman" w:hAnsi="Consolas" w:cs="Times New Roman"/>
@@ -33160,121 +32584,6 @@
               </w:rPr>
               <w:t>(</w:t>
             </w:r>
-            <w:proofErr w:type="gramEnd"/>
-            <w:r>
-              <w:rPr>
-                <w:rFonts w:ascii="Consolas" w:eastAsia="Times New Roman" w:hAnsi="Consolas" w:cs="Times New Roman"/>
-                <w:color w:val="B4B4B4"/>
-                <w:kern w:val="0"/>
-                <w:sz w:val="18"/>
-                <w:szCs w:val="18"/>
-                <w:lang w:eastAsia="en-IN"/>
-                <w14:ligatures w14:val="none"/>
-              </w:rPr>
-              <w:t>))</w:t>
-            </w:r>
-            <w:r>
-              <w:rPr>
-                <w:rFonts w:ascii="Consolas" w:eastAsia="Times New Roman" w:hAnsi="Consolas" w:cs="Times New Roman"/>
-                <w:color w:val="DADADA"/>
-                <w:kern w:val="0"/>
-                <w:sz w:val="18"/>
-                <w:szCs w:val="18"/>
-                <w:lang w:eastAsia="en-IN"/>
-                <w14:ligatures w14:val="none"/>
-              </w:rPr>
-              <w:t xml:space="preserve"> </w:t>
-            </w:r>
-            <w:r>
-              <w:rPr>
-                <w:rFonts w:ascii="Consolas" w:eastAsia="Times New Roman" w:hAnsi="Consolas" w:cs="Times New Roman"/>
-                <w:color w:val="D8A0DF"/>
-                <w:kern w:val="0"/>
-                <w:sz w:val="18"/>
-                <w:szCs w:val="18"/>
-                <w:lang w:eastAsia="en-IN"/>
-                <w14:ligatures w14:val="none"/>
-              </w:rPr>
-              <w:t>throw</w:t>
-            </w:r>
-            <w:r>
-              <w:rPr>
-                <w:rFonts w:ascii="Consolas" w:eastAsia="Times New Roman" w:hAnsi="Consolas" w:cs="Times New Roman"/>
-                <w:color w:val="DADADA"/>
-                <w:kern w:val="0"/>
-                <w:sz w:val="18"/>
-                <w:szCs w:val="18"/>
-                <w:lang w:eastAsia="en-IN"/>
-                <w14:ligatures w14:val="none"/>
-              </w:rPr>
-              <w:t xml:space="preserve"> </w:t>
-            </w:r>
-            <w:proofErr w:type="gramStart"/>
-            <w:r>
-              <w:rPr>
-                <w:rFonts w:ascii="Consolas" w:eastAsia="Times New Roman" w:hAnsi="Consolas" w:cs="Times New Roman"/>
-                <w:color w:val="C8C8C8"/>
-                <w:kern w:val="0"/>
-                <w:sz w:val="18"/>
-                <w:szCs w:val="18"/>
-                <w:lang w:eastAsia="en-IN"/>
-                <w14:ligatures w14:val="none"/>
-              </w:rPr>
-              <w:t>std</w:t>
-            </w:r>
-            <w:r>
-              <w:rPr>
-                <w:rFonts w:ascii="Consolas" w:eastAsia="Times New Roman" w:hAnsi="Consolas" w:cs="Times New Roman"/>
-                <w:color w:val="B4B4B4"/>
-                <w:kern w:val="0"/>
-                <w:sz w:val="18"/>
-                <w:szCs w:val="18"/>
-                <w:lang w:eastAsia="en-IN"/>
-                <w14:ligatures w14:val="none"/>
-              </w:rPr>
-              <w:t>::</w:t>
-            </w:r>
-            <w:proofErr w:type="spellStart"/>
-            <w:proofErr w:type="gramEnd"/>
-            <w:r>
-              <w:rPr>
-                <w:rFonts w:ascii="Consolas" w:eastAsia="Times New Roman" w:hAnsi="Consolas" w:cs="Times New Roman"/>
-                <w:color w:val="4EC9B0"/>
-                <w:kern w:val="0"/>
-                <w:sz w:val="18"/>
-                <w:szCs w:val="18"/>
-                <w:lang w:eastAsia="en-IN"/>
-                <w14:ligatures w14:val="none"/>
-              </w:rPr>
-              <w:t>runtime_</w:t>
-            </w:r>
-            <w:proofErr w:type="gramStart"/>
-            <w:r>
-              <w:rPr>
-                <w:rFonts w:ascii="Consolas" w:eastAsia="Times New Roman" w:hAnsi="Consolas" w:cs="Times New Roman"/>
-                <w:color w:val="4EC9B0"/>
-                <w:kern w:val="0"/>
-                <w:sz w:val="18"/>
-                <w:szCs w:val="18"/>
-                <w:lang w:eastAsia="en-IN"/>
-                <w14:ligatures w14:val="none"/>
-              </w:rPr>
-              <w:t>error</w:t>
-            </w:r>
-            <w:proofErr w:type="spellEnd"/>
-            <w:r>
-              <w:rPr>
-                <w:rFonts w:ascii="Consolas" w:eastAsia="Times New Roman" w:hAnsi="Consolas" w:cs="Times New Roman"/>
-                <w:color w:val="B4B4B4"/>
-                <w:kern w:val="0"/>
-                <w:sz w:val="18"/>
-                <w:szCs w:val="18"/>
-                <w:lang w:eastAsia="en-IN"/>
-                <w14:ligatures w14:val="none"/>
-              </w:rPr>
-              <w:t>(</w:t>
-            </w:r>
-            <w:proofErr w:type="gramEnd"/>
             <w:r>
               <w:rPr>
                 <w:rFonts w:ascii="Consolas" w:eastAsia="Times New Roman" w:hAnsi="Consolas" w:cs="Times New Roman"/>
@@ -33439,9 +32748,9 @@
                 <w:lang w:eastAsia="en-IN"/>
                 <w14:ligatures w14:val="none"/>
               </w:rPr>
-              <w:t xml:space="preserve">, </w:t>
-            </w:r>
-            <w:proofErr w:type="gramStart"/>
+              <w:t>, Comp(</w:t>
+            </w:r>
+            <w:proofErr w:type="spellStart"/>
             <w:r>
               <w:rPr>
                 <w:rFonts w:ascii="Consolas" w:eastAsia="Times New Roman" w:hAnsi="Consolas" w:cs="Times New Roman"/>
@@ -33452,50 +32761,22 @@
                 <w:lang w:eastAsia="en-IN"/>
                 <w14:ligatures w14:val="none"/>
               </w:rPr>
-              <w:t>Comp(</w:t>
+              <w:t>ISort</w:t>
+            </w:r>
+            <w:proofErr w:type="spellEnd"/>
+            <w:r>
+              <w:rPr>
+                <w:rFonts w:ascii="Consolas" w:eastAsia="Times New Roman" w:hAnsi="Consolas" w:cs="Times New Roman"/>
+                <w:color w:val="CE9178"/>
+                <w:kern w:val="0"/>
+                <w:sz w:val="18"/>
+                <w:szCs w:val="18"/>
+                <w:lang w:eastAsia="en-IN"/>
+                <w14:ligatures w14:val="none"/>
+              </w:rPr>
+              <w:t>), Comp(</w:t>
             </w:r>
             <w:proofErr w:type="spellStart"/>
-            <w:proofErr w:type="gramEnd"/>
-            <w:r>
-              <w:rPr>
-                <w:rFonts w:ascii="Consolas" w:eastAsia="Times New Roman" w:hAnsi="Consolas" w:cs="Times New Roman"/>
-                <w:color w:val="CE9178"/>
-                <w:kern w:val="0"/>
-                <w:sz w:val="18"/>
-                <w:szCs w:val="18"/>
-                <w:lang w:eastAsia="en-IN"/>
-                <w14:ligatures w14:val="none"/>
-              </w:rPr>
-              <w:t>ISort</w:t>
-            </w:r>
-            <w:proofErr w:type="spellEnd"/>
-            <w:r>
-              <w:rPr>
-                <w:rFonts w:ascii="Consolas" w:eastAsia="Times New Roman" w:hAnsi="Consolas" w:cs="Times New Roman"/>
-                <w:color w:val="CE9178"/>
-                <w:kern w:val="0"/>
-                <w:sz w:val="18"/>
-                <w:szCs w:val="18"/>
-                <w:lang w:eastAsia="en-IN"/>
-                <w14:ligatures w14:val="none"/>
-              </w:rPr>
-              <w:t xml:space="preserve">), </w:t>
-            </w:r>
-            <w:proofErr w:type="gramStart"/>
-            <w:r>
-              <w:rPr>
-                <w:rFonts w:ascii="Consolas" w:eastAsia="Times New Roman" w:hAnsi="Consolas" w:cs="Times New Roman"/>
-                <w:color w:val="CE9178"/>
-                <w:kern w:val="0"/>
-                <w:sz w:val="18"/>
-                <w:szCs w:val="18"/>
-                <w:lang w:eastAsia="en-IN"/>
-                <w14:ligatures w14:val="none"/>
-              </w:rPr>
-              <w:t>Comp(</w:t>
-            </w:r>
-            <w:proofErr w:type="spellStart"/>
-            <w:proofErr w:type="gramEnd"/>
             <w:r>
               <w:rPr>
                 <w:rFonts w:ascii="Consolas" w:eastAsia="Times New Roman" w:hAnsi="Consolas" w:cs="Times New Roman"/>
@@ -33645,7 +32926,6 @@
               </w:rPr>
               <w:t xml:space="preserve">    </w:t>
             </w:r>
-            <w:proofErr w:type="gramStart"/>
             <w:r>
               <w:rPr>
                 <w:rFonts w:ascii="Consolas" w:eastAsia="Times New Roman" w:hAnsi="Consolas" w:cs="Times New Roman"/>
@@ -33670,7 +32950,6 @@
               </w:rPr>
               <w:t>(</w:t>
             </w:r>
-            <w:proofErr w:type="gramEnd"/>
             <w:r>
               <w:rPr>
                 <w:rFonts w:ascii="Consolas" w:eastAsia="Times New Roman" w:hAnsi="Consolas" w:cs="Times New Roman"/>
@@ -33891,22 +33170,8 @@
                 <w:lang w:eastAsia="en-IN"/>
                 <w14:ligatures w14:val="none"/>
               </w:rPr>
-              <w:t>+</w:t>
-            </w:r>
-            <w:proofErr w:type="gramStart"/>
-            <w:r>
-              <w:rPr>
-                <w:rFonts w:ascii="Consolas" w:eastAsia="Times New Roman" w:hAnsi="Consolas" w:cs="Times New Roman"/>
-                <w:color w:val="B4B4B4"/>
-                <w:kern w:val="0"/>
-                <w:sz w:val="18"/>
-                <w:szCs w:val="18"/>
-                <w:lang w:eastAsia="en-IN"/>
-                <w14:ligatures w14:val="none"/>
-              </w:rPr>
-              <w:t>+){</w:t>
-            </w:r>
-            <w:proofErr w:type="gramEnd"/>
+              <w:t>++){</w:t>
+            </w:r>
           </w:p>
           <w:p>
             <w:pPr>
@@ -33935,7 +33200,6 @@
               </w:rPr>
               <w:t xml:space="preserve">        </w:t>
             </w:r>
-            <w:proofErr w:type="gramStart"/>
             <w:r>
               <w:rPr>
                 <w:rFonts w:ascii="Consolas" w:eastAsia="Times New Roman" w:hAnsi="Consolas" w:cs="Times New Roman"/>
@@ -33960,7 +33224,6 @@
               </w:rPr>
               <w:t>::</w:t>
             </w:r>
-            <w:proofErr w:type="gramEnd"/>
             <w:r>
               <w:rPr>
                 <w:rFonts w:ascii="Consolas" w:eastAsia="Times New Roman" w:hAnsi="Consolas" w:cs="Times New Roman"/>
@@ -34072,7 +33335,6 @@
               <w:t xml:space="preserve"> </w:t>
             </w:r>
             <w:proofErr w:type="spellStart"/>
-            <w:proofErr w:type="gramStart"/>
             <w:r>
               <w:rPr>
                 <w:rFonts w:ascii="Consolas" w:eastAsia="Times New Roman" w:hAnsi="Consolas" w:cs="Times New Roman"/>
@@ -34110,7 +33372,6 @@
               <w:t>generateInput</w:t>
             </w:r>
             <w:proofErr w:type="spellEnd"/>
-            <w:proofErr w:type="gramEnd"/>
             <w:r>
               <w:rPr>
                 <w:rFonts w:ascii="Consolas" w:eastAsia="Times New Roman" w:hAnsi="Consolas" w:cs="Times New Roman"/>
@@ -34197,7 +33458,6 @@
               </w:rPr>
               <w:t xml:space="preserve"> </w:t>
             </w:r>
-            <w:proofErr w:type="gramStart"/>
             <w:r>
               <w:rPr>
                 <w:rFonts w:ascii="Consolas" w:eastAsia="Times New Roman" w:hAnsi="Consolas" w:cs="Times New Roman"/>
@@ -34247,7 +33507,6 @@
               <w:t>::</w:t>
             </w:r>
             <w:proofErr w:type="spellStart"/>
-            <w:proofErr w:type="gramEnd"/>
             <w:r>
               <w:rPr>
                 <w:rFonts w:ascii="Consolas" w:eastAsia="Times New Roman" w:hAnsi="Consolas" w:cs="Times New Roman"/>
@@ -34258,20 +33517,7 @@
                 <w:lang w:eastAsia="en-IN"/>
                 <w14:ligatures w14:val="none"/>
               </w:rPr>
-              <w:t>HIGHLY_</w:t>
-            </w:r>
-            <w:proofErr w:type="gramStart"/>
-            <w:r>
-              <w:rPr>
-                <w:rFonts w:ascii="Consolas" w:eastAsia="Times New Roman" w:hAnsi="Consolas" w:cs="Times New Roman"/>
-                <w:color w:val="B5CEA8"/>
-                <w:kern w:val="0"/>
-                <w:sz w:val="18"/>
-                <w:szCs w:val="18"/>
-                <w:lang w:eastAsia="en-IN"/>
-                <w14:ligatures w14:val="none"/>
-              </w:rPr>
-              <w:t>INVERSIONAL</w:t>
+              <w:t>HIGHLY_INVERSIONAL</w:t>
             </w:r>
             <w:r>
               <w:rPr>
@@ -34310,7 +33556,6 @@
               </w:rPr>
               <w:t>::</w:t>
             </w:r>
-            <w:proofErr w:type="gramEnd"/>
             <w:r>
               <w:rPr>
                 <w:rFonts w:ascii="Consolas" w:eastAsia="Times New Roman" w:hAnsi="Consolas" w:cs="Times New Roman"/>
@@ -34399,7 +33644,6 @@
               </w:rPr>
               <w:t xml:space="preserve">        </w:t>
             </w:r>
-            <w:proofErr w:type="gramStart"/>
             <w:r>
               <w:rPr>
                 <w:rFonts w:ascii="Consolas" w:eastAsia="Times New Roman" w:hAnsi="Consolas" w:cs="Times New Roman"/>
@@ -34424,7 +33668,6 @@
               </w:rPr>
               <w:t>::</w:t>
             </w:r>
-            <w:proofErr w:type="gramEnd"/>
             <w:r>
               <w:rPr>
                 <w:rFonts w:ascii="Consolas" w:eastAsia="Times New Roman" w:hAnsi="Consolas" w:cs="Times New Roman"/>
@@ -34680,7 +33923,6 @@
               <w:t xml:space="preserve"> </w:t>
             </w:r>
             <w:proofErr w:type="spellStart"/>
-            <w:proofErr w:type="gramStart"/>
             <w:r>
               <w:rPr>
                 <w:rFonts w:ascii="Consolas" w:eastAsia="Times New Roman" w:hAnsi="Consolas" w:cs="Times New Roman"/>
@@ -34706,7 +33948,6 @@
               </w:rPr>
               <w:t>::</w:t>
             </w:r>
-            <w:proofErr w:type="gramEnd"/>
             <w:r>
               <w:rPr>
                 <w:rFonts w:ascii="Consolas" w:eastAsia="Times New Roman" w:hAnsi="Consolas" w:cs="Times New Roman"/>
@@ -34802,7 +34043,6 @@
               <w:t xml:space="preserve">        </w:t>
             </w:r>
             <w:proofErr w:type="spellStart"/>
-            <w:proofErr w:type="gramStart"/>
             <w:r>
               <w:rPr>
                 <w:rFonts w:ascii="Consolas" w:eastAsia="Times New Roman" w:hAnsi="Consolas" w:cs="Times New Roman"/>
@@ -34853,7 +34093,6 @@
               <w:t>(</w:t>
             </w:r>
             <w:proofErr w:type="spellStart"/>
-            <w:proofErr w:type="gramEnd"/>
             <w:r>
               <w:rPr>
                 <w:rFonts w:ascii="Consolas" w:eastAsia="Times New Roman" w:hAnsi="Consolas" w:cs="Times New Roman"/>
@@ -35014,7 +34253,6 @@
               <w:t xml:space="preserve"> </w:t>
             </w:r>
             <w:proofErr w:type="spellStart"/>
-            <w:proofErr w:type="gramStart"/>
             <w:r>
               <w:rPr>
                 <w:rFonts w:ascii="Consolas" w:eastAsia="Times New Roman" w:hAnsi="Consolas" w:cs="Times New Roman"/>
@@ -35040,7 +34278,6 @@
               </w:rPr>
               <w:t>::</w:t>
             </w:r>
-            <w:proofErr w:type="gramEnd"/>
             <w:r>
               <w:rPr>
                 <w:rFonts w:ascii="Consolas" w:eastAsia="Times New Roman" w:hAnsi="Consolas" w:cs="Times New Roman"/>
@@ -35168,7 +34405,6 @@
               <w:t xml:space="preserve"> </w:t>
             </w:r>
             <w:proofErr w:type="spellStart"/>
-            <w:proofErr w:type="gramStart"/>
             <w:r>
               <w:rPr>
                 <w:rFonts w:ascii="Consolas" w:eastAsia="Times New Roman" w:hAnsi="Consolas" w:cs="Times New Roman"/>
@@ -35218,20 +34454,7 @@
                 <w:lang w:eastAsia="en-IN"/>
                 <w14:ligatures w14:val="none"/>
               </w:rPr>
-              <w:t>(</w:t>
-            </w:r>
-            <w:proofErr w:type="gramEnd"/>
-            <w:r>
-              <w:rPr>
-                <w:rFonts w:ascii="Consolas" w:eastAsia="Times New Roman" w:hAnsi="Consolas" w:cs="Times New Roman"/>
-                <w:color w:val="B4B4B4"/>
-                <w:kern w:val="0"/>
-                <w:sz w:val="18"/>
-                <w:szCs w:val="18"/>
-                <w:lang w:eastAsia="en-IN"/>
-                <w14:ligatures w14:val="none"/>
-              </w:rPr>
-              <w:t>);</w:t>
+              <w:t>();</w:t>
             </w:r>
           </w:p>
           <w:p>
@@ -35262,7 +34485,6 @@
               <w:t xml:space="preserve">        </w:t>
             </w:r>
             <w:proofErr w:type="spellStart"/>
-            <w:proofErr w:type="gramStart"/>
             <w:r>
               <w:rPr>
                 <w:rFonts w:ascii="Consolas" w:eastAsia="Times New Roman" w:hAnsi="Consolas" w:cs="Times New Roman"/>
@@ -35312,20 +34534,7 @@
                 <w:lang w:eastAsia="en-IN"/>
                 <w14:ligatures w14:val="none"/>
               </w:rPr>
-              <w:t>(</w:t>
-            </w:r>
-            <w:proofErr w:type="gramEnd"/>
-            <w:r>
-              <w:rPr>
-                <w:rFonts w:ascii="Consolas" w:eastAsia="Times New Roman" w:hAnsi="Consolas" w:cs="Times New Roman"/>
-                <w:color w:val="B4B4B4"/>
-                <w:kern w:val="0"/>
-                <w:sz w:val="18"/>
-                <w:szCs w:val="18"/>
-                <w:lang w:eastAsia="en-IN"/>
-                <w14:ligatures w14:val="none"/>
-              </w:rPr>
-              <w:t>);</w:t>
+              <w:t>();</w:t>
             </w:r>
           </w:p>
           <w:p>
@@ -35933,7 +35142,6 @@
               </w:rPr>
               <w:t xml:space="preserve">    </w:t>
             </w:r>
-            <w:proofErr w:type="gramStart"/>
             <w:r>
               <w:rPr>
                 <w:rFonts w:ascii="Consolas" w:eastAsia="Times New Roman" w:hAnsi="Consolas" w:cs="Times New Roman"/>
@@ -35959,7 +35167,6 @@
               <w:t>::</w:t>
             </w:r>
             <w:proofErr w:type="spellStart"/>
-            <w:proofErr w:type="gramEnd"/>
             <w:r>
               <w:rPr>
                 <w:rFonts w:ascii="Consolas" w:eastAsia="Times New Roman" w:hAnsi="Consolas" w:cs="Times New Roman"/>
@@ -36069,7 +35276,6 @@
               </w:rPr>
               <w:t xml:space="preserve"> </w:t>
             </w:r>
-            <w:proofErr w:type="gramStart"/>
             <w:r>
               <w:rPr>
                 <w:rFonts w:ascii="Consolas" w:eastAsia="Times New Roman" w:hAnsi="Consolas" w:cs="Times New Roman"/>
@@ -36120,7 +35326,6 @@
               </w:rPr>
               <w:t>::</w:t>
             </w:r>
-            <w:proofErr w:type="gramEnd"/>
             <w:r>
               <w:rPr>
                 <w:rFonts w:ascii="Consolas" w:eastAsia="Times New Roman" w:hAnsi="Consolas" w:cs="Times New Roman"/>
@@ -36157,7 +35362,6 @@
               </w:rPr>
               <w:t xml:space="preserve"> </w:t>
             </w:r>
-            <w:proofErr w:type="gramStart"/>
             <w:r>
               <w:rPr>
                 <w:rFonts w:ascii="Consolas" w:eastAsia="Times New Roman" w:hAnsi="Consolas" w:cs="Times New Roman"/>
@@ -36208,7 +35412,6 @@
               </w:rPr>
               <w:t>::</w:t>
             </w:r>
-            <w:proofErr w:type="gramEnd"/>
             <w:r>
               <w:rPr>
                 <w:rFonts w:ascii="Consolas" w:eastAsia="Times New Roman" w:hAnsi="Consolas" w:cs="Times New Roman"/>
@@ -36245,7 +35448,6 @@
               </w:rPr>
               <w:t xml:space="preserve"> </w:t>
             </w:r>
-            <w:proofErr w:type="gramStart"/>
             <w:r>
               <w:rPr>
                 <w:rFonts w:ascii="Consolas" w:eastAsia="Times New Roman" w:hAnsi="Consolas" w:cs="Times New Roman"/>
@@ -36297,7 +35499,6 @@
               <w:t>::</w:t>
             </w:r>
             <w:proofErr w:type="spellStart"/>
-            <w:proofErr w:type="gramEnd"/>
             <w:r>
               <w:rPr>
                 <w:rFonts w:ascii="Consolas" w:eastAsia="Times New Roman" w:hAnsi="Consolas" w:cs="Times New Roman"/>
@@ -36363,7 +35564,6 @@
               </w:rPr>
               <w:t>if</w:t>
             </w:r>
-            <w:proofErr w:type="gramStart"/>
             <w:r>
               <w:rPr>
                 <w:rFonts w:ascii="Consolas" w:eastAsia="Times New Roman" w:hAnsi="Consolas" w:cs="Times New Roman"/>
@@ -36410,34 +35610,94 @@
                 <w:lang w:eastAsia="en-IN"/>
                 <w14:ligatures w14:val="none"/>
               </w:rPr>
-              <w:t>is</w:t>
-            </w:r>
-            <w:proofErr w:type="gramEnd"/>
-            <w:r>
-              <w:rPr>
-                <w:rFonts w:ascii="Consolas" w:eastAsia="Times New Roman" w:hAnsi="Consolas" w:cs="Times New Roman"/>
-                <w:color w:val="DCDCAA"/>
-                <w:kern w:val="0"/>
-                <w:sz w:val="18"/>
-                <w:szCs w:val="18"/>
-                <w:lang w:eastAsia="en-IN"/>
-                <w14:ligatures w14:val="none"/>
-              </w:rPr>
-              <w:t>_</w:t>
-            </w:r>
-            <w:proofErr w:type="gramStart"/>
-            <w:r>
-              <w:rPr>
-                <w:rFonts w:ascii="Consolas" w:eastAsia="Times New Roman" w:hAnsi="Consolas" w:cs="Times New Roman"/>
-                <w:color w:val="DCDCAA"/>
-                <w:kern w:val="0"/>
-                <w:sz w:val="18"/>
-                <w:szCs w:val="18"/>
-                <w:lang w:eastAsia="en-IN"/>
-                <w14:ligatures w14:val="none"/>
-              </w:rPr>
-              <w:t>open</w:t>
-            </w:r>
+              <w:t>is_open</w:t>
+            </w:r>
+            <w:r>
+              <w:rPr>
+                <w:rFonts w:ascii="Consolas" w:eastAsia="Times New Roman" w:hAnsi="Consolas" w:cs="Times New Roman"/>
+                <w:color w:val="B4B4B4"/>
+                <w:kern w:val="0"/>
+                <w:sz w:val="18"/>
+                <w:szCs w:val="18"/>
+                <w:lang w:eastAsia="en-IN"/>
+                <w14:ligatures w14:val="none"/>
+              </w:rPr>
+              <w:t>())</w:t>
+            </w:r>
+            <w:r>
+              <w:rPr>
+                <w:rFonts w:ascii="Consolas" w:eastAsia="Times New Roman" w:hAnsi="Consolas" w:cs="Times New Roman"/>
+                <w:color w:val="DADADA"/>
+                <w:kern w:val="0"/>
+                <w:sz w:val="18"/>
+                <w:szCs w:val="18"/>
+                <w:lang w:eastAsia="en-IN"/>
+                <w14:ligatures w14:val="none"/>
+              </w:rPr>
+              <w:t xml:space="preserve"> </w:t>
+            </w:r>
+            <w:r>
+              <w:rPr>
+                <w:rFonts w:ascii="Consolas" w:eastAsia="Times New Roman" w:hAnsi="Consolas" w:cs="Times New Roman"/>
+                <w:color w:val="D8A0DF"/>
+                <w:kern w:val="0"/>
+                <w:sz w:val="18"/>
+                <w:szCs w:val="18"/>
+                <w:lang w:eastAsia="en-IN"/>
+                <w14:ligatures w14:val="none"/>
+              </w:rPr>
+              <w:t>throw</w:t>
+            </w:r>
+            <w:r>
+              <w:rPr>
+                <w:rFonts w:ascii="Consolas" w:eastAsia="Times New Roman" w:hAnsi="Consolas" w:cs="Times New Roman"/>
+                <w:color w:val="DADADA"/>
+                <w:kern w:val="0"/>
+                <w:sz w:val="18"/>
+                <w:szCs w:val="18"/>
+                <w:lang w:eastAsia="en-IN"/>
+                <w14:ligatures w14:val="none"/>
+              </w:rPr>
+              <w:t xml:space="preserve"> </w:t>
+            </w:r>
+            <w:r>
+              <w:rPr>
+                <w:rFonts w:ascii="Consolas" w:eastAsia="Times New Roman" w:hAnsi="Consolas" w:cs="Times New Roman"/>
+                <w:color w:val="C8C8C8"/>
+                <w:kern w:val="0"/>
+                <w:sz w:val="18"/>
+                <w:szCs w:val="18"/>
+                <w:lang w:eastAsia="en-IN"/>
+                <w14:ligatures w14:val="none"/>
+              </w:rPr>
+              <w:t>std</w:t>
+            </w:r>
+            <w:r>
+              <w:rPr>
+                <w:rFonts w:ascii="Consolas" w:eastAsia="Times New Roman" w:hAnsi="Consolas" w:cs="Times New Roman"/>
+                <w:color w:val="B4B4B4"/>
+                <w:kern w:val="0"/>
+                <w:sz w:val="18"/>
+                <w:szCs w:val="18"/>
+                <w:lang w:eastAsia="en-IN"/>
+                <w14:ligatures w14:val="none"/>
+              </w:rPr>
+              <w:t>::</w:t>
+            </w:r>
+            <w:proofErr w:type="spellStart"/>
+            <w:r>
+              <w:rPr>
+                <w:rFonts w:ascii="Consolas" w:eastAsia="Times New Roman" w:hAnsi="Consolas" w:cs="Times New Roman"/>
+                <w:color w:val="4EC9B0"/>
+                <w:kern w:val="0"/>
+                <w:sz w:val="18"/>
+                <w:szCs w:val="18"/>
+                <w:lang w:eastAsia="en-IN"/>
+                <w14:ligatures w14:val="none"/>
+              </w:rPr>
+              <w:t>runtime_error</w:t>
+            </w:r>
+            <w:proofErr w:type="spellEnd"/>
             <w:r>
               <w:rPr>
                 <w:rFonts w:ascii="Consolas" w:eastAsia="Times New Roman" w:hAnsi="Consolas" w:cs="Times New Roman"/>
@@ -36450,121 +35710,6 @@
               </w:rPr>
               <w:t>(</w:t>
             </w:r>
-            <w:proofErr w:type="gramEnd"/>
-            <w:r>
-              <w:rPr>
-                <w:rFonts w:ascii="Consolas" w:eastAsia="Times New Roman" w:hAnsi="Consolas" w:cs="Times New Roman"/>
-                <w:color w:val="B4B4B4"/>
-                <w:kern w:val="0"/>
-                <w:sz w:val="18"/>
-                <w:szCs w:val="18"/>
-                <w:lang w:eastAsia="en-IN"/>
-                <w14:ligatures w14:val="none"/>
-              </w:rPr>
-              <w:t>))</w:t>
-            </w:r>
-            <w:r>
-              <w:rPr>
-                <w:rFonts w:ascii="Consolas" w:eastAsia="Times New Roman" w:hAnsi="Consolas" w:cs="Times New Roman"/>
-                <w:color w:val="DADADA"/>
-                <w:kern w:val="0"/>
-                <w:sz w:val="18"/>
-                <w:szCs w:val="18"/>
-                <w:lang w:eastAsia="en-IN"/>
-                <w14:ligatures w14:val="none"/>
-              </w:rPr>
-              <w:t xml:space="preserve"> </w:t>
-            </w:r>
-            <w:r>
-              <w:rPr>
-                <w:rFonts w:ascii="Consolas" w:eastAsia="Times New Roman" w:hAnsi="Consolas" w:cs="Times New Roman"/>
-                <w:color w:val="D8A0DF"/>
-                <w:kern w:val="0"/>
-                <w:sz w:val="18"/>
-                <w:szCs w:val="18"/>
-                <w:lang w:eastAsia="en-IN"/>
-                <w14:ligatures w14:val="none"/>
-              </w:rPr>
-              <w:t>throw</w:t>
-            </w:r>
-            <w:r>
-              <w:rPr>
-                <w:rFonts w:ascii="Consolas" w:eastAsia="Times New Roman" w:hAnsi="Consolas" w:cs="Times New Roman"/>
-                <w:color w:val="DADADA"/>
-                <w:kern w:val="0"/>
-                <w:sz w:val="18"/>
-                <w:szCs w:val="18"/>
-                <w:lang w:eastAsia="en-IN"/>
-                <w14:ligatures w14:val="none"/>
-              </w:rPr>
-              <w:t xml:space="preserve"> </w:t>
-            </w:r>
-            <w:proofErr w:type="gramStart"/>
-            <w:r>
-              <w:rPr>
-                <w:rFonts w:ascii="Consolas" w:eastAsia="Times New Roman" w:hAnsi="Consolas" w:cs="Times New Roman"/>
-                <w:color w:val="C8C8C8"/>
-                <w:kern w:val="0"/>
-                <w:sz w:val="18"/>
-                <w:szCs w:val="18"/>
-                <w:lang w:eastAsia="en-IN"/>
-                <w14:ligatures w14:val="none"/>
-              </w:rPr>
-              <w:t>std</w:t>
-            </w:r>
-            <w:r>
-              <w:rPr>
-                <w:rFonts w:ascii="Consolas" w:eastAsia="Times New Roman" w:hAnsi="Consolas" w:cs="Times New Roman"/>
-                <w:color w:val="B4B4B4"/>
-                <w:kern w:val="0"/>
-                <w:sz w:val="18"/>
-                <w:szCs w:val="18"/>
-                <w:lang w:eastAsia="en-IN"/>
-                <w14:ligatures w14:val="none"/>
-              </w:rPr>
-              <w:t>::</w:t>
-            </w:r>
-            <w:proofErr w:type="spellStart"/>
-            <w:proofErr w:type="gramEnd"/>
-            <w:r>
-              <w:rPr>
-                <w:rFonts w:ascii="Consolas" w:eastAsia="Times New Roman" w:hAnsi="Consolas" w:cs="Times New Roman"/>
-                <w:color w:val="4EC9B0"/>
-                <w:kern w:val="0"/>
-                <w:sz w:val="18"/>
-                <w:szCs w:val="18"/>
-                <w:lang w:eastAsia="en-IN"/>
-                <w14:ligatures w14:val="none"/>
-              </w:rPr>
-              <w:t>runtime_</w:t>
-            </w:r>
-            <w:proofErr w:type="gramStart"/>
-            <w:r>
-              <w:rPr>
-                <w:rFonts w:ascii="Consolas" w:eastAsia="Times New Roman" w:hAnsi="Consolas" w:cs="Times New Roman"/>
-                <w:color w:val="4EC9B0"/>
-                <w:kern w:val="0"/>
-                <w:sz w:val="18"/>
-                <w:szCs w:val="18"/>
-                <w:lang w:eastAsia="en-IN"/>
-                <w14:ligatures w14:val="none"/>
-              </w:rPr>
-              <w:t>error</w:t>
-            </w:r>
-            <w:proofErr w:type="spellEnd"/>
-            <w:r>
-              <w:rPr>
-                <w:rFonts w:ascii="Consolas" w:eastAsia="Times New Roman" w:hAnsi="Consolas" w:cs="Times New Roman"/>
-                <w:color w:val="B4B4B4"/>
-                <w:kern w:val="0"/>
-                <w:sz w:val="18"/>
-                <w:szCs w:val="18"/>
-                <w:lang w:eastAsia="en-IN"/>
-                <w14:ligatures w14:val="none"/>
-              </w:rPr>
-              <w:t>(</w:t>
-            </w:r>
-            <w:proofErr w:type="gramEnd"/>
             <w:r>
               <w:rPr>
                 <w:rFonts w:ascii="Consolas" w:eastAsia="Times New Roman" w:hAnsi="Consolas" w:cs="Times New Roman"/>
@@ -36729,9 +35874,9 @@
                 <w:lang w:eastAsia="en-IN"/>
                 <w14:ligatures w14:val="none"/>
               </w:rPr>
-              <w:t xml:space="preserve">, </w:t>
-            </w:r>
-            <w:proofErr w:type="gramStart"/>
+              <w:t>, Comp(</w:t>
+            </w:r>
+            <w:proofErr w:type="spellStart"/>
             <w:r>
               <w:rPr>
                 <w:rFonts w:ascii="Consolas" w:eastAsia="Times New Roman" w:hAnsi="Consolas" w:cs="Times New Roman"/>
@@ -36742,50 +35887,22 @@
                 <w:lang w:eastAsia="en-IN"/>
                 <w14:ligatures w14:val="none"/>
               </w:rPr>
-              <w:t>Comp(</w:t>
+              <w:t>QSort</w:t>
+            </w:r>
+            <w:proofErr w:type="spellEnd"/>
+            <w:r>
+              <w:rPr>
+                <w:rFonts w:ascii="Consolas" w:eastAsia="Times New Roman" w:hAnsi="Consolas" w:cs="Times New Roman"/>
+                <w:color w:val="CE9178"/>
+                <w:kern w:val="0"/>
+                <w:sz w:val="18"/>
+                <w:szCs w:val="18"/>
+                <w:lang w:eastAsia="en-IN"/>
+                <w14:ligatures w14:val="none"/>
+              </w:rPr>
+              <w:t>), Comp(</w:t>
             </w:r>
             <w:proofErr w:type="spellStart"/>
-            <w:proofErr w:type="gramEnd"/>
-            <w:r>
-              <w:rPr>
-                <w:rFonts w:ascii="Consolas" w:eastAsia="Times New Roman" w:hAnsi="Consolas" w:cs="Times New Roman"/>
-                <w:color w:val="CE9178"/>
-                <w:kern w:val="0"/>
-                <w:sz w:val="18"/>
-                <w:szCs w:val="18"/>
-                <w:lang w:eastAsia="en-IN"/>
-                <w14:ligatures w14:val="none"/>
-              </w:rPr>
-              <w:t>QSort</w:t>
-            </w:r>
-            <w:proofErr w:type="spellEnd"/>
-            <w:r>
-              <w:rPr>
-                <w:rFonts w:ascii="Consolas" w:eastAsia="Times New Roman" w:hAnsi="Consolas" w:cs="Times New Roman"/>
-                <w:color w:val="CE9178"/>
-                <w:kern w:val="0"/>
-                <w:sz w:val="18"/>
-                <w:szCs w:val="18"/>
-                <w:lang w:eastAsia="en-IN"/>
-                <w14:ligatures w14:val="none"/>
-              </w:rPr>
-              <w:t xml:space="preserve">), </w:t>
-            </w:r>
-            <w:proofErr w:type="gramStart"/>
-            <w:r>
-              <w:rPr>
-                <w:rFonts w:ascii="Consolas" w:eastAsia="Times New Roman" w:hAnsi="Consolas" w:cs="Times New Roman"/>
-                <w:color w:val="CE9178"/>
-                <w:kern w:val="0"/>
-                <w:sz w:val="18"/>
-                <w:szCs w:val="18"/>
-                <w:lang w:eastAsia="en-IN"/>
-                <w14:ligatures w14:val="none"/>
-              </w:rPr>
-              <w:t>Comp(</w:t>
-            </w:r>
-            <w:proofErr w:type="spellStart"/>
-            <w:proofErr w:type="gramEnd"/>
             <w:r>
               <w:rPr>
                 <w:rFonts w:ascii="Consolas" w:eastAsia="Times New Roman" w:hAnsi="Consolas" w:cs="Times New Roman"/>
@@ -36935,7 +36052,6 @@
               </w:rPr>
               <w:t xml:space="preserve">    </w:t>
             </w:r>
-            <w:proofErr w:type="gramStart"/>
             <w:r>
               <w:rPr>
                 <w:rFonts w:ascii="Consolas" w:eastAsia="Times New Roman" w:hAnsi="Consolas" w:cs="Times New Roman"/>
@@ -36960,7 +36076,6 @@
               </w:rPr>
               <w:t>(</w:t>
             </w:r>
-            <w:proofErr w:type="gramEnd"/>
             <w:r>
               <w:rPr>
                 <w:rFonts w:ascii="Consolas" w:eastAsia="Times New Roman" w:hAnsi="Consolas" w:cs="Times New Roman"/>
@@ -37181,22 +36296,8 @@
                 <w:lang w:eastAsia="en-IN"/>
                 <w14:ligatures w14:val="none"/>
               </w:rPr>
-              <w:t>+</w:t>
-            </w:r>
-            <w:proofErr w:type="gramStart"/>
-            <w:r>
-              <w:rPr>
-                <w:rFonts w:ascii="Consolas" w:eastAsia="Times New Roman" w:hAnsi="Consolas" w:cs="Times New Roman"/>
-                <w:color w:val="B4B4B4"/>
-                <w:kern w:val="0"/>
-                <w:sz w:val="18"/>
-                <w:szCs w:val="18"/>
-                <w:lang w:eastAsia="en-IN"/>
-                <w14:ligatures w14:val="none"/>
-              </w:rPr>
-              <w:t>+){</w:t>
-            </w:r>
-            <w:proofErr w:type="gramEnd"/>
+              <w:t>++){</w:t>
+            </w:r>
           </w:p>
           <w:p>
             <w:pPr>
@@ -37225,7 +36326,6 @@
               </w:rPr>
               <w:t xml:space="preserve">        </w:t>
             </w:r>
-            <w:proofErr w:type="gramStart"/>
             <w:r>
               <w:rPr>
                 <w:rFonts w:ascii="Consolas" w:eastAsia="Times New Roman" w:hAnsi="Consolas" w:cs="Times New Roman"/>
@@ -37250,7 +36350,6 @@
               </w:rPr>
               <w:t>::</w:t>
             </w:r>
-            <w:proofErr w:type="gramEnd"/>
             <w:r>
               <w:rPr>
                 <w:rFonts w:ascii="Consolas" w:eastAsia="Times New Roman" w:hAnsi="Consolas" w:cs="Times New Roman"/>
@@ -37362,7 +36461,6 @@
               <w:t xml:space="preserve"> </w:t>
             </w:r>
             <w:proofErr w:type="spellStart"/>
-            <w:proofErr w:type="gramStart"/>
             <w:r>
               <w:rPr>
                 <w:rFonts w:ascii="Consolas" w:eastAsia="Times New Roman" w:hAnsi="Consolas" w:cs="Times New Roman"/>
@@ -37400,7 +36498,6 @@
               <w:t>generateInput</w:t>
             </w:r>
             <w:proofErr w:type="spellEnd"/>
-            <w:proofErr w:type="gramEnd"/>
             <w:r>
               <w:rPr>
                 <w:rFonts w:ascii="Consolas" w:eastAsia="Times New Roman" w:hAnsi="Consolas" w:cs="Times New Roman"/>
@@ -37487,7 +36584,6 @@
               </w:rPr>
               <w:t xml:space="preserve"> </w:t>
             </w:r>
-            <w:proofErr w:type="gramStart"/>
             <w:r>
               <w:rPr>
                 <w:rFonts w:ascii="Consolas" w:eastAsia="Times New Roman" w:hAnsi="Consolas" w:cs="Times New Roman"/>
@@ -37537,7 +36633,6 @@
               <w:t>::</w:t>
             </w:r>
             <w:proofErr w:type="spellStart"/>
-            <w:proofErr w:type="gramEnd"/>
             <w:r>
               <w:rPr>
                 <w:rFonts w:ascii="Consolas" w:eastAsia="Times New Roman" w:hAnsi="Consolas" w:cs="Times New Roman"/>
@@ -37548,20 +36643,7 @@
                 <w:lang w:eastAsia="en-IN"/>
                 <w14:ligatures w14:val="none"/>
               </w:rPr>
-              <w:t>HIGHLY_</w:t>
-            </w:r>
-            <w:proofErr w:type="gramStart"/>
-            <w:r>
-              <w:rPr>
-                <w:rFonts w:ascii="Consolas" w:eastAsia="Times New Roman" w:hAnsi="Consolas" w:cs="Times New Roman"/>
-                <w:color w:val="B5CEA8"/>
-                <w:kern w:val="0"/>
-                <w:sz w:val="18"/>
-                <w:szCs w:val="18"/>
-                <w:lang w:eastAsia="en-IN"/>
-                <w14:ligatures w14:val="none"/>
-              </w:rPr>
-              <w:t>INVERSIONAL</w:t>
+              <w:t>HIGHLY_INVERSIONAL</w:t>
             </w:r>
             <w:r>
               <w:rPr>
@@ -37600,7 +36682,6 @@
               </w:rPr>
               <w:t>::</w:t>
             </w:r>
-            <w:proofErr w:type="gramEnd"/>
             <w:r>
               <w:rPr>
                 <w:rFonts w:ascii="Consolas" w:eastAsia="Times New Roman" w:hAnsi="Consolas" w:cs="Times New Roman"/>
@@ -37689,7 +36770,6 @@
               </w:rPr>
               <w:t xml:space="preserve">        </w:t>
             </w:r>
-            <w:proofErr w:type="gramStart"/>
             <w:r>
               <w:rPr>
                 <w:rFonts w:ascii="Consolas" w:eastAsia="Times New Roman" w:hAnsi="Consolas" w:cs="Times New Roman"/>
@@ -37714,7 +36794,6 @@
               </w:rPr>
               <w:t>::</w:t>
             </w:r>
-            <w:proofErr w:type="gramEnd"/>
             <w:r>
               <w:rPr>
                 <w:rFonts w:ascii="Consolas" w:eastAsia="Times New Roman" w:hAnsi="Consolas" w:cs="Times New Roman"/>
@@ -37896,7 +36975,6 @@
               <w:t xml:space="preserve">        </w:t>
             </w:r>
             <w:proofErr w:type="spellStart"/>
-            <w:proofErr w:type="gramStart"/>
             <w:r>
               <w:rPr>
                 <w:rFonts w:ascii="Consolas" w:eastAsia="Times New Roman" w:hAnsi="Consolas" w:cs="Times New Roman"/>
@@ -37947,7 +37025,6 @@
               <w:t>(</w:t>
             </w:r>
             <w:proofErr w:type="spellStart"/>
-            <w:proofErr w:type="gramEnd"/>
             <w:r>
               <w:rPr>
                 <w:rFonts w:ascii="Consolas" w:eastAsia="Times New Roman" w:hAnsi="Consolas" w:cs="Times New Roman"/>
@@ -38108,7 +37185,6 @@
               <w:t xml:space="preserve"> </w:t>
             </w:r>
             <w:proofErr w:type="spellStart"/>
-            <w:proofErr w:type="gramStart"/>
             <w:r>
               <w:rPr>
                 <w:rFonts w:ascii="Consolas" w:eastAsia="Times New Roman" w:hAnsi="Consolas" w:cs="Times New Roman"/>
@@ -38134,7 +37210,6 @@
               </w:rPr>
               <w:t>::</w:t>
             </w:r>
-            <w:proofErr w:type="gramEnd"/>
             <w:r>
               <w:rPr>
                 <w:rFonts w:ascii="Consolas" w:eastAsia="Times New Roman" w:hAnsi="Consolas" w:cs="Times New Roman"/>
@@ -38185,6 +37260,7 @@
                 <w:lang w:eastAsia="en-IN"/>
                 <w14:ligatures w14:val="none"/>
               </w:rPr>
+              <w:lastRenderedPageBreak/>
               <w:t xml:space="preserve">        </w:t>
             </w:r>
             <w:r>
@@ -38262,7 +37338,6 @@
               <w:t xml:space="preserve"> </w:t>
             </w:r>
             <w:proofErr w:type="spellStart"/>
-            <w:proofErr w:type="gramStart"/>
             <w:r>
               <w:rPr>
                 <w:rFonts w:ascii="Consolas" w:eastAsia="Times New Roman" w:hAnsi="Consolas" w:cs="Times New Roman"/>
@@ -38312,20 +37387,7 @@
                 <w:lang w:eastAsia="en-IN"/>
                 <w14:ligatures w14:val="none"/>
               </w:rPr>
-              <w:t>(</w:t>
-            </w:r>
-            <w:proofErr w:type="gramEnd"/>
-            <w:r>
-              <w:rPr>
-                <w:rFonts w:ascii="Consolas" w:eastAsia="Times New Roman" w:hAnsi="Consolas" w:cs="Times New Roman"/>
-                <w:color w:val="B4B4B4"/>
-                <w:kern w:val="0"/>
-                <w:sz w:val="18"/>
-                <w:szCs w:val="18"/>
-                <w:lang w:eastAsia="en-IN"/>
-                <w14:ligatures w14:val="none"/>
-              </w:rPr>
-              <w:t>);</w:t>
+              <w:t>();</w:t>
             </w:r>
           </w:p>
           <w:p>
@@ -38356,7 +37418,6 @@
               <w:t xml:space="preserve">        </w:t>
             </w:r>
             <w:proofErr w:type="spellStart"/>
-            <w:proofErr w:type="gramStart"/>
             <w:r>
               <w:rPr>
                 <w:rFonts w:ascii="Consolas" w:eastAsia="Times New Roman" w:hAnsi="Consolas" w:cs="Times New Roman"/>
@@ -38406,20 +37467,7 @@
                 <w:lang w:eastAsia="en-IN"/>
                 <w14:ligatures w14:val="none"/>
               </w:rPr>
-              <w:t>(</w:t>
-            </w:r>
-            <w:proofErr w:type="gramEnd"/>
-            <w:r>
-              <w:rPr>
-                <w:rFonts w:ascii="Consolas" w:eastAsia="Times New Roman" w:hAnsi="Consolas" w:cs="Times New Roman"/>
-                <w:color w:val="B4B4B4"/>
-                <w:kern w:val="0"/>
-                <w:sz w:val="18"/>
-                <w:szCs w:val="18"/>
-                <w:lang w:eastAsia="en-IN"/>
-                <w14:ligatures w14:val="none"/>
-              </w:rPr>
-              <w:t>);</w:t>
+              <w:t>();</w:t>
             </w:r>
           </w:p>
           <w:p>
@@ -38463,11 +37511,9 @@
                 <w:lang w:eastAsia="en-IN"/>
                 <w14:ligatures w14:val="none"/>
               </w:rPr>
-              <w:lastRenderedPageBreak/>
               <w:t xml:space="preserve">        </w:t>
             </w:r>
             <w:proofErr w:type="spellStart"/>
-            <w:proofErr w:type="gramStart"/>
             <w:r>
               <w:rPr>
                 <w:rFonts w:ascii="Consolas" w:eastAsia="Times New Roman" w:hAnsi="Consolas" w:cs="Times New Roman"/>
@@ -38493,7 +37539,6 @@
               </w:rPr>
               <w:t>::</w:t>
             </w:r>
-            <w:proofErr w:type="gramEnd"/>
             <w:r>
               <w:rPr>
                 <w:rFonts w:ascii="Consolas" w:eastAsia="Times New Roman" w:hAnsi="Consolas" w:cs="Times New Roman"/>
@@ -38647,7 +37692,6 @@
               <w:t xml:space="preserve"> </w:t>
             </w:r>
             <w:proofErr w:type="spellStart"/>
-            <w:proofErr w:type="gramStart"/>
             <w:r>
               <w:rPr>
                 <w:rFonts w:ascii="Consolas" w:eastAsia="Times New Roman" w:hAnsi="Consolas" w:cs="Times New Roman"/>
@@ -38697,20 +37741,7 @@
                 <w:lang w:eastAsia="en-IN"/>
                 <w14:ligatures w14:val="none"/>
               </w:rPr>
-              <w:t>(</w:t>
-            </w:r>
-            <w:proofErr w:type="gramEnd"/>
-            <w:r>
-              <w:rPr>
-                <w:rFonts w:ascii="Consolas" w:eastAsia="Times New Roman" w:hAnsi="Consolas" w:cs="Times New Roman"/>
-                <w:color w:val="B4B4B4"/>
-                <w:kern w:val="0"/>
-                <w:sz w:val="18"/>
-                <w:szCs w:val="18"/>
-                <w:lang w:eastAsia="en-IN"/>
-                <w14:ligatures w14:val="none"/>
-              </w:rPr>
-              <w:t>);</w:t>
+              <w:t>();</w:t>
             </w:r>
           </w:p>
           <w:p>
@@ -38741,7 +37772,6 @@
               <w:t xml:space="preserve">        </w:t>
             </w:r>
             <w:proofErr w:type="spellStart"/>
-            <w:proofErr w:type="gramStart"/>
             <w:r>
               <w:rPr>
                 <w:rFonts w:ascii="Consolas" w:eastAsia="Times New Roman" w:hAnsi="Consolas" w:cs="Times New Roman"/>
@@ -38791,20 +37821,7 @@
                 <w:lang w:eastAsia="en-IN"/>
                 <w14:ligatures w14:val="none"/>
               </w:rPr>
-              <w:t>(</w:t>
-            </w:r>
-            <w:proofErr w:type="gramEnd"/>
-            <w:r>
-              <w:rPr>
-                <w:rFonts w:ascii="Consolas" w:eastAsia="Times New Roman" w:hAnsi="Consolas" w:cs="Times New Roman"/>
-                <w:color w:val="B4B4B4"/>
-                <w:kern w:val="0"/>
-                <w:sz w:val="18"/>
-                <w:szCs w:val="18"/>
-                <w:lang w:eastAsia="en-IN"/>
-                <w14:ligatures w14:val="none"/>
-              </w:rPr>
-              <w:t>);</w:t>
+              <w:t>();</w:t>
             </w:r>
           </w:p>
           <w:p>
@@ -39545,23 +38562,7 @@
           <w:rFonts w:ascii="Book Antiqua" w:hAnsi="Book Antiqua"/>
           <w:color w:val="2D3748"/>
         </w:rPr>
-        <w:t xml:space="preserve">We have simulated for 5000 times for both </w:t>
-      </w:r>
-      <w:proofErr w:type="gramStart"/>
-      <w:r>
-        <w:rPr>
-          <w:rFonts w:ascii="Book Antiqua" w:hAnsi="Book Antiqua"/>
-          <w:color w:val="2D3748"/>
-        </w:rPr>
-        <w:t>single and double coin</w:t>
-      </w:r>
-      <w:proofErr w:type="gramEnd"/>
-      <w:r>
-        <w:rPr>
-          <w:rFonts w:ascii="Book Antiqua" w:hAnsi="Book Antiqua"/>
-          <w:color w:val="2D3748"/>
-        </w:rPr>
-        <w:t xml:space="preserve"> tossing.</w:t>
+        <w:t>We have simulated for 5000 times for both single and double coin tossing.</w:t>
       </w:r>
     </w:p>
     <w:tbl>
@@ -39826,21 +38827,12 @@
                 <w:sz w:val="20"/>
               </w:rPr>
             </w:pPr>
-            <w:proofErr w:type="gramStart"/>
             <w:r>
               <w:rPr>
                 <w:color w:val="FFFFFF"/>
                 <w:sz w:val="20"/>
               </w:rPr>
-              <w:t>P(</w:t>
-            </w:r>
-            <w:proofErr w:type="gramEnd"/>
-            <w:r>
-              <w:rPr>
-                <w:color w:val="FFFFFF"/>
-                <w:sz w:val="20"/>
-              </w:rPr>
-              <w:t>H H)</w:t>
+              <w:t>P(H H)</w:t>
             </w:r>
           </w:p>
         </w:tc>
@@ -39858,21 +38850,12 @@
                 <w:sz w:val="20"/>
               </w:rPr>
             </w:pPr>
-            <w:proofErr w:type="gramStart"/>
             <w:r>
               <w:rPr>
                 <w:color w:val="FFFFFF"/>
                 <w:sz w:val="20"/>
               </w:rPr>
-              <w:t>P(</w:t>
-            </w:r>
-            <w:proofErr w:type="gramEnd"/>
-            <w:r>
-              <w:rPr>
-                <w:color w:val="FFFFFF"/>
-                <w:sz w:val="20"/>
-              </w:rPr>
-              <w:t>H T)</w:t>
+              <w:t>P(H T)</w:t>
             </w:r>
           </w:p>
         </w:tc>
@@ -39886,7 +38869,6 @@
               <w:jc w:val="center"/>
               <w:cnfStyle w:val="100000000000" w:firstRow="1" w:lastRow="0" w:firstColumn="0" w:lastColumn="0" w:oddVBand="0" w:evenVBand="0" w:oddHBand="0" w:evenHBand="0" w:firstRowFirstColumn="0" w:firstRowLastColumn="0" w:lastRowFirstColumn="0" w:lastRowLastColumn="0"/>
             </w:pPr>
-            <w:proofErr w:type="gramStart"/>
             <w:r>
               <w:rPr>
                 <w:color w:val="FFFFFF"/>
@@ -39894,7 +38876,6 @@
               </w:rPr>
               <w:t>P(</w:t>
             </w:r>
-            <w:proofErr w:type="gramEnd"/>
             <w:r>
               <w:rPr>
                 <w:color w:val="FFFFFF"/>
@@ -39921,21 +38902,12 @@
               <w:jc w:val="center"/>
               <w:cnfStyle w:val="100000000000" w:firstRow="1" w:lastRow="0" w:firstColumn="0" w:lastColumn="0" w:oddVBand="0" w:evenVBand="0" w:oddHBand="0" w:evenHBand="0" w:firstRowFirstColumn="0" w:firstRowLastColumn="0" w:lastRowFirstColumn="0" w:lastRowLastColumn="0"/>
             </w:pPr>
-            <w:proofErr w:type="gramStart"/>
             <w:r>
               <w:rPr>
                 <w:color w:val="FFFFFF"/>
                 <w:sz w:val="20"/>
               </w:rPr>
-              <w:t>P(</w:t>
-            </w:r>
-            <w:proofErr w:type="gramEnd"/>
-            <w:r>
-              <w:rPr>
-                <w:color w:val="FFFFFF"/>
-                <w:sz w:val="20"/>
-              </w:rPr>
-              <w:t>T</w:t>
+              <w:t>P(T</w:t>
             </w:r>
             <w:r>
               <w:rPr>
@@ -40365,23 +39337,7 @@
           <w:rFonts w:ascii="Book Antiqua" w:hAnsi="Book Antiqua"/>
           <w:color w:val="2D3748"/>
         </w:rPr>
-        <w:t xml:space="preserve">Fig 1: One coin toss simulation                                    Fig 2: </w:t>
-      </w:r>
-      <w:proofErr w:type="gramStart"/>
-      <w:r>
-        <w:rPr>
-          <w:rFonts w:ascii="Book Antiqua" w:hAnsi="Book Antiqua"/>
-          <w:color w:val="2D3748"/>
-        </w:rPr>
-        <w:t>Two coin</w:t>
-      </w:r>
-      <w:proofErr w:type="gramEnd"/>
-      <w:r>
-        <w:rPr>
-          <w:rFonts w:ascii="Book Antiqua" w:hAnsi="Book Antiqua"/>
-          <w:color w:val="2D3748"/>
-        </w:rPr>
-        <w:t xml:space="preserve"> toss simulation</w:t>
+        <w:t>Fig 1: One coin toss simulation                                    Fig 2: Two coin toss simulation</w:t>
       </w:r>
     </w:p>
     <w:p>
@@ -41830,6 +40786,7 @@
                 <w:sz w:val="20"/>
                 <w:szCs w:val="20"/>
               </w:rPr>
+              <w:lastRenderedPageBreak/>
               <w:t>100</w:t>
             </w:r>
           </w:p>
@@ -42184,7 +41141,6 @@
           <w:noProof/>
           <w:color w:val="2D3748"/>
         </w:rPr>
-        <w:lastRenderedPageBreak/>
         <w:drawing>
           <wp:anchor distT="0" distB="0" distL="114300" distR="114300" simplePos="0" relativeHeight="251664384" behindDoc="1" locked="0" layoutInCell="1" allowOverlap="1" wp14:anchorId="76BCA363" wp14:editId="3F28B980">
             <wp:simplePos x="0" y="0"/>
@@ -43543,33 +42499,6 @@
           <w:color w:val="2D3748"/>
         </w:rPr>
       </w:pPr>
-    </w:p>
-    <w:p>
-      <w:pPr>
-        <w:pStyle w:val="NoSpacing"/>
-        <w:rPr>
-          <w:rFonts w:ascii="Book Antiqua" w:hAnsi="Book Antiqua"/>
-          <w:color w:val="2D3748"/>
-        </w:rPr>
-      </w:pPr>
-    </w:p>
-    <w:p>
-      <w:pPr>
-        <w:pStyle w:val="NoSpacing"/>
-        <w:rPr>
-          <w:rFonts w:ascii="Book Antiqua" w:hAnsi="Book Antiqua"/>
-          <w:color w:val="2D3748"/>
-        </w:rPr>
-      </w:pPr>
-    </w:p>
-    <w:p>
-      <w:pPr>
-        <w:pStyle w:val="NoSpacing"/>
-        <w:rPr>
-          <w:rFonts w:ascii="Book Antiqua" w:hAnsi="Book Antiqua"/>
-          <w:color w:val="2D3748"/>
-        </w:rPr>
-      </w:pPr>
       <w:r>
         <w:rPr>
           <w:rFonts w:ascii="Book Antiqua" w:hAnsi="Book Antiqua"/>
@@ -43579,7 +42508,6 @@
         <w:t>Time complexity (</w:t>
       </w:r>
       <w:proofErr w:type="spellStart"/>
-      <w:proofErr w:type="gramStart"/>
       <w:r>
         <w:rPr>
           <w:rFonts w:ascii="Book Antiqua" w:hAnsi="Book Antiqua"/>
@@ -43593,15 +42521,7 @@
           <w:rFonts w:ascii="Book Antiqua" w:hAnsi="Book Antiqua"/>
           <w:color w:val="2D3748"/>
         </w:rPr>
-        <w:t xml:space="preserve"> :</w:t>
-      </w:r>
-      <w:proofErr w:type="gramEnd"/>
-      <w:r>
-        <w:rPr>
-          <w:rFonts w:ascii="Book Antiqua" w:hAnsi="Book Antiqua"/>
-          <w:color w:val="2D3748"/>
-        </w:rPr>
-        <w:t xml:space="preserve"> order of magnitude method) table for insertion and quick sort.</w:t>
+        <w:t xml:space="preserve"> : order of magnitude method) table for insertion and quick sort.</w:t>
       </w:r>
     </w:p>
     <w:tbl>
@@ -43731,23 +42651,13 @@
                 <w:color w:val="000000" w:themeColor="text1"/>
               </w:rPr>
             </w:pPr>
-            <w:proofErr w:type="gramStart"/>
             <w:r>
               <w:rPr>
                 <w:rFonts w:ascii="Calibri" w:hAnsi="Calibri"/>
                 <w:color w:val="000000" w:themeColor="text1"/>
                 <w:sz w:val="20"/>
               </w:rPr>
-              <w:t>O(</w:t>
-            </w:r>
-            <w:proofErr w:type="gramEnd"/>
-            <w:r>
-              <w:rPr>
-                <w:rFonts w:ascii="Calibri" w:hAnsi="Calibri"/>
-                <w:color w:val="000000" w:themeColor="text1"/>
-                <w:sz w:val="20"/>
-              </w:rPr>
-              <w:t>N log N)</w:t>
+              <w:t>O(N log N)</w:t>
             </w:r>
           </w:p>
         </w:tc>
@@ -43763,23 +42673,13 @@
                 <w:color w:val="000000" w:themeColor="text1"/>
               </w:rPr>
             </w:pPr>
-            <w:proofErr w:type="gramStart"/>
             <w:r>
               <w:rPr>
                 <w:rFonts w:ascii="Calibri" w:hAnsi="Calibri"/>
                 <w:color w:val="000000" w:themeColor="text1"/>
                 <w:sz w:val="20"/>
               </w:rPr>
-              <w:t>O(</w:t>
-            </w:r>
-            <w:proofErr w:type="gramEnd"/>
-            <w:r>
-              <w:rPr>
-                <w:rFonts w:ascii="Calibri" w:hAnsi="Calibri"/>
-                <w:color w:val="000000" w:themeColor="text1"/>
-                <w:sz w:val="20"/>
-              </w:rPr>
-              <w:t>N log N)</w:t>
+              <w:t>O(N log N)</w:t>
             </w:r>
           </w:p>
         </w:tc>
@@ -43847,7 +42747,6 @@
                 <w:color w:val="000000" w:themeColor="text1"/>
               </w:rPr>
             </w:pPr>
-            <w:proofErr w:type="gramStart"/>
             <w:r>
               <w:rPr>
                 <w:rFonts w:ascii="Calibri" w:hAnsi="Calibri"/>
@@ -43856,7 +42755,6 @@
               </w:rPr>
               <w:t>O(N )</w:t>
             </w:r>
-            <w:proofErr w:type="gramEnd"/>
           </w:p>
         </w:tc>
         <w:tc>
@@ -46171,7 +45069,6 @@
         </w:rPr>
       </w:pPr>
       <w:proofErr w:type="spellStart"/>
-      <w:proofErr w:type="gramStart"/>
       <w:r>
         <w:rPr>
           <w:rFonts w:ascii="Book Antiqua" w:hAnsi="Book Antiqua" w:cs="Sans Serif Collection"/>
@@ -46187,16 +45084,7 @@
           <w:sz w:val="28"/>
           <w:szCs w:val="28"/>
         </w:rPr>
-        <w:t xml:space="preserve"> ,</w:t>
-      </w:r>
-      <w:proofErr w:type="gramEnd"/>
-      <w:r>
-        <w:rPr>
-          <w:rFonts w:ascii="Book Antiqua" w:hAnsi="Book Antiqua" w:cs="Sans Serif Collection"/>
-          <w:sz w:val="28"/>
-          <w:szCs w:val="28"/>
-        </w:rPr>
-        <w:t xml:space="preserve"> Min</w:t>
+        <w:t xml:space="preserve"> , Min</w:t>
       </w:r>
       <w:r>
         <w:rPr>
@@ -46262,16 +45150,7 @@
           <w:sz w:val="28"/>
           <w:szCs w:val="28"/>
         </w:rPr>
-        <w:t xml:space="preserve">, </w:t>
-      </w:r>
-      <w:proofErr w:type="gramStart"/>
-      <w:r>
-        <w:rPr>
-          <w:rFonts w:ascii="Book Antiqua" w:hAnsi="Book Antiqua" w:cs="Sans Serif Collection"/>
-          <w:sz w:val="28"/>
-          <w:szCs w:val="28"/>
-        </w:rPr>
-        <w:t xml:space="preserve">Grammarly </w:t>
+        <w:t xml:space="preserve">, Grammarly </w:t>
       </w:r>
       <w:r>
         <w:rPr>
@@ -46281,7 +45160,6 @@
         </w:rPr>
         <w:t>.</w:t>
       </w:r>
-      <w:proofErr w:type="gramEnd"/>
     </w:p>
     <w:p>
       <w:pPr>
@@ -46383,19 +45261,9 @@
           <w:sz w:val="28"/>
           <w:szCs w:val="28"/>
         </w:rPr>
-        <w:t xml:space="preserve">, documentation for C++ &lt;random&gt;, </w:t>
-      </w:r>
-      <w:proofErr w:type="gramStart"/>
-      <w:r>
-        <w:rPr>
-          <w:rFonts w:ascii="Book Antiqua" w:hAnsi="Book Antiqua" w:cs="Sans Serif Collection"/>
-          <w:sz w:val="28"/>
-          <w:szCs w:val="28"/>
-        </w:rPr>
-        <w:t>std::</w:t>
+        <w:t>, documentation for C++ &lt;random&gt;, std::</w:t>
       </w:r>
       <w:proofErr w:type="spellStart"/>
-      <w:proofErr w:type="gramEnd"/>
       <w:r>
         <w:rPr>
           <w:rFonts w:ascii="Book Antiqua" w:hAnsi="Book Antiqua" w:cs="Sans Serif Collection"/>
